--- a/fuentes/52450483_CF3_DI.docx
+++ b/fuentes/52450483_CF3_DI.docx
@@ -1,6 +1,6 @@
 
 <file path=word/document.xml><?xml version="1.0" encoding="utf-8"?>
-<w:document xmlns:wpc="http://schemas.microsoft.com/office/word/2010/wordprocessingCanvas" xmlns:cx="http://schemas.microsoft.com/office/drawing/2014/chartex" xmlns:cx1="http://schemas.microsoft.com/office/drawing/2015/9/8/chartex" xmlns:cx2="http://schemas.microsoft.com/office/drawing/2015/10/21/chartex" xmlns:cx3="http://schemas.microsoft.com/office/drawing/2016/5/9/chartex" xmlns:cx4="http://schemas.microsoft.com/office/drawing/2016/5/10/chartex" xmlns:cx5="http://schemas.microsoft.com/office/drawing/2016/5/11/chartex" xmlns:cx6="http://schemas.microsoft.com/office/drawing/2016/5/12/chartex" xmlns:cx7="http://schemas.microsoft.com/office/drawing/2016/5/13/chartex" xmlns:cx8="http://schemas.microsoft.com/office/drawing/2016/5/14/chartex" xmlns:mc="http://schemas.openxmlformats.org/markup-compatibility/2006" xmlns:aink="http://schemas.microsoft.com/office/drawing/2016/ink" xmlns:am3d="http://schemas.microsoft.com/office/drawing/2017/model3d" xmlns:o="urn:schemas-microsoft-com:office:office" xmlns:oel="http://schemas.microsoft.com/office/2019/extlst" xmlns:r="http://schemas.openxmlformats.org/officeDocument/2006/relationships" xmlns:m="http://schemas.openxmlformats.org/officeDocument/2006/math" xmlns:v="urn:schemas-microsoft-com:vml" xmlns:wp14="http://schemas.microsoft.com/office/word/2010/wordprocessingDrawing" xmlns:wp="http://schemas.openxmlformats.org/drawingml/2006/wordprocessingDrawing" xmlns:w10="urn:schemas-microsoft-com:office:word" xmlns:w="http://schemas.openxmlformats.org/wordprocessingml/2006/main" xmlns:w14="http://schemas.microsoft.com/office/word/2010/wordml" xmlns:w15="http://schemas.microsoft.com/office/word/2012/wordml" xmlns:w16cex="http://schemas.microsoft.com/office/word/2018/wordml/cex" xmlns:w16cid="http://schemas.microsoft.com/office/word/2016/wordml/cid" xmlns:w16="http://schemas.microsoft.com/office/word/2018/wordml" xmlns:w16du="http://schemas.microsoft.com/office/word/2023/wordml/word16du" xmlns:w16sdtdh="http://schemas.microsoft.com/office/word/2020/wordml/sdtdatahash" xmlns:w16sdtfl="http://schemas.microsoft.com/office/word/2024/wordml/sdtformatlock" xmlns:w16se="http://schemas.microsoft.com/office/word/2015/wordml/symex" xmlns:wpg="http://schemas.microsoft.com/office/word/2010/wordprocessingGroup" xmlns:wpi="http://schemas.microsoft.com/office/word/2010/wordprocessingInk" xmlns:wne="http://schemas.microsoft.com/office/word/2006/wordml" xmlns:wps="http://schemas.microsoft.com/office/word/2010/wordprocessingShape" mc:Ignorable="w14 w15 w16se w16cid w16 w16cex w16sdtdh w16sdtfl w16du wp14">
+<w:document xmlns:wpc="http://schemas.microsoft.com/office/word/2010/wordprocessingCanvas" xmlns:cx="http://schemas.microsoft.com/office/drawing/2014/chartex" xmlns:cx1="http://schemas.microsoft.com/office/drawing/2015/9/8/chartex" xmlns:cx2="http://schemas.microsoft.com/office/drawing/2015/10/21/chartex" xmlns:cx3="http://schemas.microsoft.com/office/drawing/2016/5/9/chartex" xmlns:cx4="http://schemas.microsoft.com/office/drawing/2016/5/10/chartex" xmlns:cx5="http://schemas.microsoft.com/office/drawing/2016/5/11/chartex" xmlns:cx6="http://schemas.microsoft.com/office/drawing/2016/5/12/chartex" xmlns:cx7="http://schemas.microsoft.com/office/drawing/2016/5/13/chartex" xmlns:cx8="http://schemas.microsoft.com/office/drawing/2016/5/14/chartex" xmlns:mc="http://schemas.openxmlformats.org/markup-compatibility/2006" xmlns:aink="http://schemas.microsoft.com/office/drawing/2016/ink" xmlns:am3d="http://schemas.microsoft.com/office/drawing/2017/model3d" xmlns:o="urn:schemas-microsoft-com:office:office" xmlns:oel="http://schemas.microsoft.com/office/2019/extlst" xmlns:r="http://schemas.openxmlformats.org/officeDocument/2006/relationships" xmlns:m="http://schemas.openxmlformats.org/officeDocument/2006/math" xmlns:v="urn:schemas-microsoft-com:vml" xmlns:wp14="http://schemas.microsoft.com/office/word/2010/wordprocessingDrawing" xmlns:wp="http://schemas.openxmlformats.org/drawingml/2006/wordprocessingDrawing" xmlns:w10="urn:schemas-microsoft-com:office:word" xmlns:w="http://schemas.openxmlformats.org/wordprocessingml/2006/main" xmlns:w14="http://schemas.microsoft.com/office/word/2010/wordml" xmlns:w15="http://schemas.microsoft.com/office/word/2012/wordml" xmlns:w16cex="http://schemas.microsoft.com/office/word/2018/wordml/cex" xmlns:w16cid="http://schemas.microsoft.com/office/word/2016/wordml/cid" xmlns:w16="http://schemas.microsoft.com/office/word/2018/wordml" xmlns:w16du="http://schemas.microsoft.com/office/word/2023/wordml/word16du" xmlns:w16sdtdh="http://schemas.microsoft.com/office/word/2020/wordml/sdtdatahash" xmlns:w16sdtfl="http://schemas.microsoft.com/office/word/2024/wordml/sdtformatlock" xmlns:w16se="http://schemas.microsoft.com/office/word/2015/wordml/symex" xmlns:wpg="http://schemas.microsoft.com/office/word/2010/wordprocessingGroup" xmlns:wpi="http://schemas.microsoft.com/office/word/2010/wordprocessingInk" xmlns:wne="http://schemas.microsoft.com/office/word/2006/wordml" xmlns:wps="http://schemas.microsoft.com/office/word/2010/wordprocessingShape" xmlns:a="http://schemas.openxmlformats.org/drawingml/2006/main" xmlns:pic="http://schemas.openxmlformats.org/drawingml/2006/picture" xmlns:a14="http://schemas.microsoft.com/office/drawing/2010/main" mc:Ignorable="w14 w15 w16se w16cid w16 w16cex w16sdtdh w16sdtfl w16du wp14">
   <w:body>
     <w:p>
       <w:pPr>
@@ -39,12 +39,12 @@
         <w:tblW w:w="9962" w:type="dxa"/>
         <w:tblInd w:w="0" w:type="dxa"/>
         <w:tblBorders>
-          <w:top w:val="single" w:sz="4" w:space="0" w:color="000000"/>
-          <w:left w:val="single" w:sz="4" w:space="0" w:color="000000"/>
-          <w:bottom w:val="single" w:sz="4" w:space="0" w:color="000000"/>
-          <w:right w:val="single" w:sz="4" w:space="0" w:color="000000"/>
-          <w:insideH w:val="single" w:sz="4" w:space="0" w:color="000000"/>
-          <w:insideV w:val="single" w:sz="4" w:space="0" w:color="000000"/>
+          <w:top w:val="single" w:color="000000" w:sz="4" w:space="0"/>
+          <w:left w:val="single" w:color="000000" w:sz="4" w:space="0"/>
+          <w:bottom w:val="single" w:color="000000" w:sz="4" w:space="0"/>
+          <w:right w:val="single" w:color="000000" w:sz="4" w:space="0"/>
+          <w:insideH w:val="single" w:color="000000" w:sz="4" w:space="0"/>
+          <w:insideV w:val="single" w:color="000000" w:sz="4" w:space="0"/>
         </w:tblBorders>
         <w:tblLayout w:type="fixed"/>
         <w:tblLook w:val="0400" w:firstRow="0" w:lastRow="0" w:firstColumn="0" w:lastColumn="0" w:noHBand="0" w:noVBand="1"/>
@@ -95,7 +95,7 @@
                 <w:szCs w:val="20"/>
               </w:rPr>
             </w:pPr>
-            <w:bookmarkStart w:id="0" w:name="_Hlk205890626"/>
+            <w:bookmarkStart w:name="_Hlk205890626" w:id="0"/>
             <w:r>
               <w:rPr>
                 <w:b w:val="0"/>
@@ -124,12 +124,12 @@
         <w:tblW w:w="9962" w:type="dxa"/>
         <w:tblInd w:w="0" w:type="dxa"/>
         <w:tblBorders>
-          <w:top w:val="single" w:sz="4" w:space="0" w:color="000000"/>
-          <w:left w:val="single" w:sz="4" w:space="0" w:color="000000"/>
-          <w:bottom w:val="single" w:sz="4" w:space="0" w:color="000000"/>
-          <w:right w:val="single" w:sz="4" w:space="0" w:color="000000"/>
-          <w:insideH w:val="single" w:sz="4" w:space="0" w:color="000000"/>
-          <w:insideV w:val="single" w:sz="4" w:space="0" w:color="000000"/>
+          <w:top w:val="single" w:color="000000" w:sz="4" w:space="0"/>
+          <w:left w:val="single" w:color="000000" w:sz="4" w:space="0"/>
+          <w:bottom w:val="single" w:color="000000" w:sz="4" w:space="0"/>
+          <w:right w:val="single" w:color="000000" w:sz="4" w:space="0"/>
+          <w:insideH w:val="single" w:color="000000" w:sz="4" w:space="0"/>
+          <w:insideV w:val="single" w:color="000000" w:sz="4" w:space="0"/>
         </w:tblBorders>
         <w:tblLayout w:type="fixed"/>
         <w:tblLook w:val="0400" w:firstRow="0" w:lastRow="0" w:firstColumn="0" w:lastColumn="0" w:noHBand="0" w:noVBand="1"/>
@@ -307,12 +307,12 @@
         <w:tblW w:w="9962" w:type="dxa"/>
         <w:tblInd w:w="0" w:type="dxa"/>
         <w:tblBorders>
-          <w:top w:val="single" w:sz="4" w:space="0" w:color="000000"/>
-          <w:left w:val="single" w:sz="4" w:space="0" w:color="000000"/>
-          <w:bottom w:val="single" w:sz="4" w:space="0" w:color="000000"/>
-          <w:right w:val="single" w:sz="4" w:space="0" w:color="000000"/>
-          <w:insideH w:val="single" w:sz="4" w:space="0" w:color="000000"/>
-          <w:insideV w:val="single" w:sz="4" w:space="0" w:color="000000"/>
+          <w:top w:val="single" w:color="000000" w:sz="4" w:space="0"/>
+          <w:left w:val="single" w:color="000000" w:sz="4" w:space="0"/>
+          <w:bottom w:val="single" w:color="000000" w:sz="4" w:space="0"/>
+          <w:right w:val="single" w:color="000000" w:sz="4" w:space="0"/>
+          <w:insideH w:val="single" w:color="000000" w:sz="4" w:space="0"/>
+          <w:insideV w:val="single" w:color="000000" w:sz="4" w:space="0"/>
         </w:tblBorders>
         <w:tblLayout w:type="fixed"/>
         <w:tblLook w:val="0400" w:firstRow="0" w:lastRow="0" w:firstColumn="0" w:lastColumn="0" w:noHBand="0" w:noVBand="1"/>
@@ -550,12 +550,12 @@
         <w:tblW w:w="9962" w:type="dxa"/>
         <w:tblInd w:w="0" w:type="dxa"/>
         <w:tblBorders>
-          <w:top w:val="single" w:sz="4" w:space="0" w:color="000000"/>
-          <w:left w:val="single" w:sz="4" w:space="0" w:color="000000"/>
-          <w:bottom w:val="single" w:sz="4" w:space="0" w:color="000000"/>
-          <w:right w:val="single" w:sz="4" w:space="0" w:color="000000"/>
-          <w:insideH w:val="single" w:sz="4" w:space="0" w:color="000000"/>
-          <w:insideV w:val="single" w:sz="4" w:space="0" w:color="000000"/>
+          <w:top w:val="single" w:color="000000" w:sz="4" w:space="0"/>
+          <w:left w:val="single" w:color="000000" w:sz="4" w:space="0"/>
+          <w:bottom w:val="single" w:color="000000" w:sz="4" w:space="0"/>
+          <w:right w:val="single" w:color="000000" w:sz="4" w:space="0"/>
+          <w:insideH w:val="single" w:color="000000" w:sz="4" w:space="0"/>
+          <w:insideV w:val="single" w:color="000000" w:sz="4" w:space="0"/>
         </w:tblBorders>
         <w:tblLayout w:type="fixed"/>
         <w:tblLook w:val="0400" w:firstRow="0" w:lastRow="0" w:firstColumn="0" w:lastColumn="0" w:noHBand="0" w:noVBand="1"/>
@@ -706,7 +706,7 @@
     <w:sdt>
       <w:sdtPr>
         <w:rPr>
-          <w:rFonts w:ascii="Arial" w:eastAsia="Arial" w:hAnsi="Arial" w:cs="Arial"/>
+          <w:rFonts w:ascii="Arial" w:hAnsi="Arial" w:eastAsia="Arial" w:cs="Arial"/>
           <w:color w:val="auto"/>
           <w:sz w:val="20"/>
           <w:szCs w:val="20"/>
@@ -720,10 +720,13 @@
       </w:sdtPr>
       <w:sdtEndPr>
         <w:rPr>
-          <w:rFonts w:eastAsiaTheme="minorEastAsia"/>
-          <w:b/>
-          <w:bCs/>
-          <w:lang w:eastAsia="es-CO"/>
+          <w:rFonts w:ascii="Arial" w:hAnsi="Arial" w:eastAsia="ＭＳ 明朝" w:cs="Arial" w:eastAsiaTheme="minorEastAsia"/>
+          <w:b w:val="1"/>
+          <w:bCs w:val="1"/>
+          <w:color w:val="auto"/>
+          <w:sz w:val="20"/>
+          <w:szCs w:val="20"/>
+          <w:lang w:val="es-ES" w:eastAsia="es-CO"/>
         </w:rPr>
       </w:sdtEndPr>
       <w:sdtContent>
@@ -776,7 +779,7 @@
             </w:rPr>
             <w:fldChar w:fldCharType="separate"/>
           </w:r>
-          <w:hyperlink w:anchor="_Toc205107961" w:history="1">
+          <w:hyperlink w:history="1" w:anchor="_Toc205107961">
             <w:r>
               <w:rPr>
                 <w:rStyle w:val="Hipervnculo"/>
@@ -872,7 +875,7 @@
               <w:szCs w:val="20"/>
             </w:rPr>
           </w:pPr>
-          <w:hyperlink w:anchor="_Toc205107962" w:history="1">
+          <w:hyperlink w:history="1" w:anchor="_Toc205107962">
             <w:r>
               <w:rPr>
                 <w:rStyle w:val="Hipervnculo"/>
@@ -966,7 +969,7 @@
               <w:szCs w:val="20"/>
             </w:rPr>
           </w:pPr>
-          <w:hyperlink w:anchor="_Toc205107963" w:history="1">
+          <w:hyperlink w:history="1" w:anchor="_Toc205107963">
             <w:r>
               <w:rPr>
                 <w:rStyle w:val="Hipervnculo"/>
@@ -1059,7 +1062,7 @@
               <w:szCs w:val="20"/>
             </w:rPr>
           </w:pPr>
-          <w:hyperlink w:anchor="_Toc205107964" w:history="1">
+          <w:hyperlink w:history="1" w:anchor="_Toc205107964">
             <w:r>
               <w:rPr>
                 <w:rStyle w:val="Hipervnculo"/>
@@ -1152,7 +1155,7 @@
               <w:szCs w:val="20"/>
             </w:rPr>
           </w:pPr>
-          <w:hyperlink w:anchor="_Toc205107965" w:history="1">
+          <w:hyperlink w:history="1" w:anchor="_Toc205107965">
             <w:r>
               <w:rPr>
                 <w:rStyle w:val="Hipervnculo"/>
@@ -1245,7 +1248,7 @@
               <w:szCs w:val="20"/>
             </w:rPr>
           </w:pPr>
-          <w:hyperlink w:anchor="_Toc205107966" w:history="1">
+          <w:hyperlink w:history="1" w:anchor="_Toc205107966">
             <w:r>
               <w:rPr>
                 <w:rStyle w:val="Hipervnculo"/>
@@ -1341,7 +1344,7 @@
               <w:szCs w:val="20"/>
             </w:rPr>
           </w:pPr>
-          <w:hyperlink w:anchor="_Toc205107967" w:history="1">
+          <w:hyperlink w:history="1" w:anchor="_Toc205107967">
             <w:r>
               <w:rPr>
                 <w:rStyle w:val="Hipervnculo"/>
@@ -1437,7 +1440,7 @@
               <w:szCs w:val="20"/>
             </w:rPr>
           </w:pPr>
-          <w:hyperlink w:anchor="_Toc205107968" w:history="1">
+          <w:hyperlink w:history="1" w:anchor="_Toc205107968">
             <w:r>
               <w:rPr>
                 <w:rStyle w:val="Hipervnculo"/>
@@ -1530,7 +1533,7 @@
               <w:szCs w:val="20"/>
             </w:rPr>
           </w:pPr>
-          <w:hyperlink w:anchor="_Toc205107969" w:history="1">
+          <w:hyperlink w:history="1" w:anchor="_Toc205107969">
             <w:r>
               <w:rPr>
                 <w:rStyle w:val="Hipervnculo"/>
@@ -1626,7 +1629,7 @@
               <w:szCs w:val="20"/>
             </w:rPr>
           </w:pPr>
-          <w:hyperlink w:anchor="_Toc205107970" w:history="1">
+          <w:hyperlink w:history="1" w:anchor="_Toc205107970">
             <w:r>
               <w:rPr>
                 <w:rStyle w:val="Hipervnculo"/>
@@ -1723,7 +1726,7 @@
               <w:szCs w:val="20"/>
             </w:rPr>
           </w:pPr>
-          <w:hyperlink w:anchor="_Toc205107971" w:history="1">
+          <w:hyperlink w:history="1" w:anchor="_Toc205107971">
             <w:r>
               <w:rPr>
                 <w:rStyle w:val="Hipervnculo"/>
@@ -1819,7 +1822,7 @@
               <w:szCs w:val="20"/>
             </w:rPr>
           </w:pPr>
-          <w:hyperlink w:anchor="_Toc205107972" w:history="1">
+          <w:hyperlink w:history="1" w:anchor="_Toc205107972">
             <w:r>
               <w:rPr>
                 <w:rStyle w:val="Hipervnculo"/>
@@ -1915,7 +1918,7 @@
               <w:szCs w:val="20"/>
             </w:rPr>
           </w:pPr>
-          <w:hyperlink w:anchor="_Toc205107973" w:history="1">
+          <w:hyperlink w:history="1" w:anchor="_Toc205107973">
             <w:r>
               <w:rPr>
                 <w:rStyle w:val="Hipervnculo"/>
@@ -2011,7 +2014,7 @@
               <w:szCs w:val="20"/>
             </w:rPr>
           </w:pPr>
-          <w:hyperlink w:anchor="_Toc205107974" w:history="1">
+          <w:hyperlink w:history="1" w:anchor="_Toc205107974">
             <w:r>
               <w:rPr>
                 <w:rStyle w:val="Hipervnculo"/>
@@ -2108,7 +2111,7 @@
               <w:szCs w:val="20"/>
             </w:rPr>
           </w:pPr>
-          <w:hyperlink w:anchor="_Toc205107975" w:history="1">
+          <w:hyperlink w:history="1" w:anchor="_Toc205107975">
             <w:r>
               <w:rPr>
                 <w:rStyle w:val="Hipervnculo"/>
@@ -2204,7 +2207,7 @@
               <w:szCs w:val="20"/>
             </w:rPr>
           </w:pPr>
-          <w:hyperlink w:anchor="_Toc205107976" w:history="1">
+          <w:hyperlink w:history="1" w:anchor="_Toc205107976">
             <w:r>
               <w:rPr>
                 <w:rStyle w:val="Hipervnculo"/>
@@ -2351,7 +2354,7 @@
           <w:szCs w:val="20"/>
         </w:rPr>
       </w:pPr>
-      <w:bookmarkStart w:id="1" w:name="_Toc205107961"/>
+      <w:bookmarkStart w:name="_Toc205107961" w:id="1"/>
       <w:r>
         <w:rPr>
           <w:b/>
@@ -2523,7 +2526,7 @@
           <w:szCs w:val="20"/>
         </w:rPr>
       </w:pPr>
-      <w:bookmarkStart w:id="3" w:name="_Toc196758564"/>
+      <w:bookmarkStart w:name="_Toc196758564" w:id="3"/>
       <w:r>
         <w:rPr>
           <w:b/>
@@ -2567,7 +2570,7 @@
           <w:szCs w:val="20"/>
         </w:rPr>
       </w:pPr>
-      <w:bookmarkStart w:id="4" w:name="_Toc205107962"/>
+      <w:bookmarkStart w:name="_Toc205107962" w:id="4"/>
       <w:r>
         <w:rPr>
           <w:b/>
@@ -2985,7 +2988,7 @@
           <w:szCs w:val="20"/>
         </w:rPr>
       </w:pPr>
-      <w:bookmarkStart w:id="7" w:name="_Toc205107963"/>
+      <w:bookmarkStart w:name="_Toc205107963" w:id="7"/>
       <w:r>
         <w:rPr>
           <w:b/>
@@ -4123,6 +4126,42 @@
     <w:p>
       <w:pPr>
         <w:pStyle w:val="NormalWeb"/>
+        <w:spacing w:line="360" w:lineRule="auto"/>
+        <w:rPr>
+          <w:noProof/>
+        </w:rPr>
+      </w:pPr>
+    </w:p>
+    <w:p>
+      <w:pPr>
+        <w:pStyle w:val="NormalWeb"/>
+        <w:spacing w:line="360" w:lineRule="auto"/>
+        <w:rPr>
+          <w:noProof/>
+        </w:rPr>
+      </w:pPr>
+    </w:p>
+    <w:p>
+      <w:pPr>
+        <w:pStyle w:val="NormalWeb"/>
+        <w:spacing w:line="360" w:lineRule="auto"/>
+        <w:rPr>
+          <w:noProof/>
+        </w:rPr>
+      </w:pPr>
+    </w:p>
+    <w:p>
+      <w:pPr>
+        <w:pStyle w:val="NormalWeb"/>
+        <w:spacing w:line="360" w:lineRule="auto"/>
+        <w:rPr>
+          <w:noProof/>
+        </w:rPr>
+      </w:pPr>
+    </w:p>
+    <w:p>
+      <w:pPr>
+        <w:pStyle w:val="NormalWeb"/>
         <w:numPr>
           <w:ilvl w:val="1"/>
           <w:numId w:val="5"/>
@@ -4144,7 +4183,7 @@
           <w:szCs w:val="20"/>
         </w:rPr>
         <w:drawing>
-          <wp:anchor distT="0" distB="0" distL="114300" distR="114300" simplePos="0" relativeHeight="251669504" behindDoc="1" locked="0" layoutInCell="1" allowOverlap="1" wp14:anchorId="7D327C92" wp14:editId="6F60049C">
+          <wp:anchor distT="0" distB="0" distL="114300" distR="114300" simplePos="0" relativeHeight="251669504" behindDoc="1" locked="0" layoutInCell="1" allowOverlap="1" wp14:anchorId="7D327C92" wp14:editId="15B9B5C4">
             <wp:simplePos x="0" y="0"/>
             <wp:positionH relativeFrom="column">
               <wp:posOffset>-2351</wp:posOffset>
@@ -4152,8 +4191,8 @@
             <wp:positionV relativeFrom="paragraph">
               <wp:posOffset>61595</wp:posOffset>
             </wp:positionV>
-            <wp:extent cx="2276475" cy="3286125"/>
-            <wp:effectExtent l="0" t="0" r="9525" b="9525"/>
+            <wp:extent cx="1595316" cy="2302863"/>
+            <wp:effectExtent l="0" t="0" r="0" b="0"/>
             <wp:wrapTight wrapText="bothSides">
               <wp:wrapPolygon edited="0">
                 <wp:start x="0" y="0"/>
@@ -4168,17 +4207,17 @@
               <a:graphicFrameLocks xmlns:a="http://schemas.openxmlformats.org/drawingml/2006/main" noChangeAspect="1"/>
             </wp:cNvGraphicFramePr>
             <a:graphic xmlns:a="http://schemas.openxmlformats.org/drawingml/2006/main">
-              <a:graphicData uri="http://schemas.openxmlformats.org/drawingml/2006/picture">
+              <a:graphicData xmlns:a="http://schemas.openxmlformats.org/drawingml/2006/main" uri="http://schemas.openxmlformats.org/drawingml/2006/picture">
                 <pic:pic xmlns:pic="http://schemas.openxmlformats.org/drawingml/2006/picture">
                   <pic:nvPicPr>
                     <pic:cNvPr id="582247572" name=""/>
                     <pic:cNvPicPr/>
                   </pic:nvPicPr>
                   <pic:blipFill>
-                    <a:blip r:embed="rId21">
+                    <a:blip xmlns:r="http://schemas.openxmlformats.org/officeDocument/2006/relationships" r:embed="rId21">
                       <a:extLst>
                         <a:ext uri="{28A0092B-C50C-407E-A947-70E740481C1C}">
-                          <a14:useLocalDpi xmlns:a14="http://schemas.microsoft.com/office/drawing/2010/main" val="0"/>
+                          <a14:useLocalDpi xmlns:a14="http://schemas.microsoft.com/office/drawing/2010/main"/>
                         </a:ext>
                       </a:extLst>
                     </a:blip>
@@ -4187,9 +4226,9 @@
                     </a:stretch>
                   </pic:blipFill>
                   <pic:spPr>
-                    <a:xfrm>
+                    <a:xfrm rot="0">
                       <a:off x="0" y="0"/>
-                      <a:ext cx="2276475" cy="3286125"/>
+                      <a:ext cx="1595316" cy="2302863"/>
                     </a:xfrm>
                     <a:prstGeom prst="rect">
                       <a:avLst/>
@@ -4211,7 +4250,7 @@
       <w:r>
         <w:rPr>
           <w:rStyle w:val="Refdecomentario"/>
-          <w:rFonts w:ascii="Arial" w:eastAsia="Arial" w:hAnsi="Arial" w:cs="Arial"/>
+          <w:rFonts w:ascii="Arial" w:hAnsi="Arial" w:eastAsia="Arial" w:cs="Arial"/>
         </w:rPr>
         <w:commentReference w:id="14"/>
       </w:r>
@@ -4609,7 +4648,7 @@
       <w:r>
         <w:rPr>
           <w:rStyle w:val="Refdecomentario"/>
-          <w:rFonts w:ascii="Arial" w:eastAsia="Arial" w:hAnsi="Arial" w:cs="Arial"/>
+          <w:rFonts w:ascii="Arial" w:hAnsi="Arial" w:eastAsia="Arial" w:cs="Arial"/>
         </w:rPr>
         <w:commentReference w:id="15"/>
       </w:r>
@@ -4694,7 +4733,7 @@
       <w:r>
         <w:rPr>
           <w:rStyle w:val="Refdecomentario"/>
-          <w:rFonts w:ascii="Arial" w:eastAsia="Arial" w:hAnsi="Arial" w:cs="Arial"/>
+          <w:rFonts w:ascii="Arial" w:hAnsi="Arial" w:eastAsia="Arial" w:cs="Arial"/>
         </w:rPr>
         <w:commentReference w:id="16"/>
       </w:r>
@@ -5094,7 +5133,7 @@
           <w:szCs w:val="20"/>
         </w:rPr>
       </w:pPr>
-      <w:bookmarkStart w:id="18" w:name="_Toc205107964"/>
+      <w:bookmarkStart w:name="_Toc205107964" w:id="18"/>
       <w:r>
         <w:rPr>
           <w:b/>
@@ -7414,7 +7453,7 @@
         <w:t xml:space="preserve"> señala cómo se distribuye la diferencia de la medida en el patrón. Por ejemplo, en contornos (cintura y cadera), que se dibujan en una cuarta parte del molde (¼), solo se aplicará 1 cm de aumento por talla en el patrón (porque 4 cm ÷ 4 = 1 cm). En otras medidas como largo de pantalón o altura de tiro, que se representan en su totalidad, se aplica el total de la diferencia (es decir, la proporción es completa).</w:t>
       </w:r>
     </w:p>
-    <w:p>
+    <w:p w14:noSpellErr="1">
       <w:pPr>
         <w:pStyle w:val="NormalWeb"/>
         <w:numPr>
@@ -7462,6 +7501,17 @@
         </w:rPr>
         <w:t>, se define un incremento total de 0,5 cm entre tallas, y dado que se representa en la mitad del patrón (½), se aplica solo 0,25 cm en el molde.</w:t>
       </w:r>
+    </w:p>
+    <w:p>
+      <w:pPr>
+        <w:pStyle w:val="NormalWeb"/>
+        <w:spacing w:line="360" w:lineRule="auto"/>
+        <w:rPr>
+          <w:rFonts w:ascii="Arial" w:hAnsi="Arial" w:cs="Arial"/>
+          <w:sz w:val="20"/>
+          <w:szCs w:val="20"/>
+        </w:rPr>
+      </w:pPr>
     </w:p>
     <w:tbl>
       <w:tblPr>
@@ -7574,7 +7624,7 @@
           <w:szCs w:val="20"/>
         </w:rPr>
       </w:pPr>
-      <w:bookmarkStart w:id="24" w:name="_Toc205107965"/>
+      <w:bookmarkStart w:name="_Toc205107965" w:id="24"/>
       <w:r>
         <w:rPr>
           <w:b/>
@@ -10523,7 +10573,7 @@
           <w:szCs w:val="20"/>
         </w:rPr>
       </w:pPr>
-      <w:bookmarkStart w:id="32" w:name="_Toc205107966"/>
+      <w:bookmarkStart w:name="_Toc205107966" w:id="32"/>
       <w:r>
         <w:rPr>
           <w:b/>
@@ -11204,7 +11254,7 @@
           <w:szCs w:val="20"/>
         </w:rPr>
       </w:pPr>
-      <w:bookmarkStart w:id="36" w:name="_Toc205107967"/>
+      <w:bookmarkStart w:name="_Toc205107967" w:id="36"/>
       <w:r>
         <w:rPr>
           <w:b/>
@@ -11997,7 +12047,7 @@
           <w:szCs w:val="20"/>
         </w:rPr>
       </w:pPr>
-      <w:bookmarkStart w:id="39" w:name="_Toc205107968"/>
+      <w:bookmarkStart w:name="_Toc205107968" w:id="39"/>
       <w:commentRangeStart w:id="40"/>
       <w:r>
         <w:rPr>
@@ -12661,7 +12711,7 @@
             </w:pPr>
             <w:r>
               <w:rPr>
-                <w:rFonts w:ascii="Cambria Math" w:eastAsia="Times New Roman" w:hAnsi="Cambria Math" w:cs="Cambria Math"/>
+                <w:rFonts w:ascii="Cambria Math" w:hAnsi="Cambria Math" w:eastAsia="Times New Roman" w:cs="Cambria Math"/>
                 <w:sz w:val="20"/>
                 <w:szCs w:val="20"/>
                 <w:lang w:eastAsia="es-CO"/>
@@ -12936,7 +12986,7 @@
             </w:pPr>
             <w:r>
               <w:rPr>
-                <w:rFonts w:ascii="Segoe UI Symbol" w:eastAsia="Times New Roman" w:hAnsi="Segoe UI Symbol" w:cs="Segoe UI Symbol"/>
+                <w:rFonts w:ascii="Segoe UI Symbol" w:hAnsi="Segoe UI Symbol" w:eastAsia="Times New Roman" w:cs="Segoe UI Symbol"/>
                 <w:sz w:val="20"/>
                 <w:szCs w:val="20"/>
                 <w:lang w:eastAsia="es-CO"/>
@@ -13261,7 +13311,7 @@
             </w:pPr>
             <w:r>
               <w:rPr>
-                <w:rFonts w:ascii="Segoe UI Symbol" w:eastAsia="MS Gothic" w:hAnsi="Segoe UI Symbol" w:cs="Segoe UI Symbol"/>
+                <w:rFonts w:ascii="Segoe UI Symbol" w:hAnsi="Segoe UI Symbol" w:eastAsia="MS Gothic" w:cs="Segoe UI Symbol"/>
                 <w:sz w:val="20"/>
                 <w:szCs w:val="20"/>
                 <w:lang w:eastAsia="es-CO"/>
@@ -13357,7 +13407,7 @@
             </w:r>
             <w:r>
               <w:rPr>
-                <w:rFonts w:ascii="Segoe UI Symbol" w:eastAsia="MS Gothic" w:hAnsi="Segoe UI Symbol" w:cs="Segoe UI Symbol"/>
+                <w:rFonts w:ascii="Segoe UI Symbol" w:hAnsi="Segoe UI Symbol" w:eastAsia="MS Gothic" w:cs="Segoe UI Symbol"/>
                 <w:sz w:val="20"/>
                 <w:szCs w:val="20"/>
                 <w:lang w:eastAsia="es-CO"/>
@@ -13710,7 +13760,7 @@
             </w:pPr>
             <w:r>
               <w:rPr>
-                <w:rFonts w:ascii="Segoe UI Symbol" w:eastAsia="Times New Roman" w:hAnsi="Segoe UI Symbol" w:cs="Segoe UI Symbol"/>
+                <w:rFonts w:ascii="Segoe UI Symbol" w:hAnsi="Segoe UI Symbol" w:eastAsia="Times New Roman" w:cs="Segoe UI Symbol"/>
                 <w:sz w:val="20"/>
                 <w:szCs w:val="20"/>
                 <w:lang w:eastAsia="es-CO"/>
@@ -13728,7 +13778,7 @@
             </w:r>
             <w:r>
               <w:rPr>
-                <w:rFonts w:ascii="Segoe UI Symbol" w:eastAsia="Times New Roman" w:hAnsi="Segoe UI Symbol" w:cs="Segoe UI Symbol"/>
+                <w:rFonts w:ascii="Segoe UI Symbol" w:hAnsi="Segoe UI Symbol" w:eastAsia="Times New Roman" w:cs="Segoe UI Symbol"/>
                 <w:sz w:val="20"/>
                 <w:szCs w:val="20"/>
                 <w:lang w:eastAsia="es-CO"/>
@@ -13851,7 +13901,7 @@
             </w:pPr>
             <w:r>
               <w:rPr>
-                <w:rFonts w:ascii="Segoe UI Symbol" w:eastAsia="Times New Roman" w:hAnsi="Segoe UI Symbol" w:cs="Segoe UI Symbol"/>
+                <w:rFonts w:ascii="Segoe UI Symbol" w:hAnsi="Segoe UI Symbol" w:eastAsia="Times New Roman" w:cs="Segoe UI Symbol"/>
                 <w:sz w:val="20"/>
                 <w:szCs w:val="20"/>
                 <w:lang w:eastAsia="es-CO"/>
@@ -13869,7 +13919,7 @@
             </w:r>
             <w:r>
               <w:rPr>
-                <w:rFonts w:ascii="Segoe UI Symbol" w:eastAsia="Times New Roman" w:hAnsi="Segoe UI Symbol" w:cs="Segoe UI Symbol"/>
+                <w:rFonts w:ascii="Segoe UI Symbol" w:hAnsi="Segoe UI Symbol" w:eastAsia="Times New Roman" w:cs="Segoe UI Symbol"/>
                 <w:sz w:val="20"/>
                 <w:szCs w:val="20"/>
                 <w:lang w:eastAsia="es-CO"/>
@@ -13918,8 +13968,8 @@
           <w:szCs w:val="20"/>
         </w:rPr>
       </w:pPr>
-      <w:bookmarkStart w:id="44" w:name="_Toc194085613"/>
-      <w:bookmarkStart w:id="45" w:name="_Toc199083392"/>
+      <w:bookmarkStart w:name="_Toc194085613" w:id="44"/>
+      <w:bookmarkStart w:name="_Toc199083392" w:id="45"/>
     </w:p>
     <w:p>
       <w:pPr>
@@ -14157,6 +14207,7 @@
         <w:tc>
           <w:tcPr>
             <w:tcW w:w="0" w:type="auto"/>
+            <w:tcMar/>
             <w:hideMark/>
           </w:tcPr>
           <w:p>
@@ -14186,6 +14237,7 @@
         <w:tc>
           <w:tcPr>
             <w:tcW w:w="0" w:type="auto"/>
+            <w:tcMar/>
             <w:hideMark/>
           </w:tcPr>
           <w:p>
@@ -14215,6 +14267,7 @@
         <w:tc>
           <w:tcPr>
             <w:tcW w:w="0" w:type="auto"/>
+            <w:tcMar/>
             <w:hideMark/>
           </w:tcPr>
           <w:p>
@@ -14244,6 +14297,7 @@
         <w:tc>
           <w:tcPr>
             <w:tcW w:w="0" w:type="auto"/>
+            <w:tcMar/>
             <w:hideMark/>
           </w:tcPr>
           <w:p>
@@ -14297,6 +14351,7 @@
         <w:tc>
           <w:tcPr>
             <w:tcW w:w="0" w:type="auto"/>
+            <w:tcMar/>
             <w:hideMark/>
           </w:tcPr>
           <w:p>
@@ -14324,6 +14379,7 @@
         <w:tc>
           <w:tcPr>
             <w:tcW w:w="0" w:type="auto"/>
+            <w:tcMar/>
             <w:hideMark/>
           </w:tcPr>
           <w:p>
@@ -14349,6 +14405,7 @@
         <w:tc>
           <w:tcPr>
             <w:tcW w:w="0" w:type="auto"/>
+            <w:tcMar/>
             <w:hideMark/>
           </w:tcPr>
           <w:p>
@@ -14374,6 +14431,7 @@
         <w:tc>
           <w:tcPr>
             <w:tcW w:w="0" w:type="auto"/>
+            <w:tcMar/>
             <w:hideMark/>
           </w:tcPr>
           <w:p>
@@ -14412,6 +14470,7 @@
         <w:tc>
           <w:tcPr>
             <w:tcW w:w="0" w:type="auto"/>
+            <w:tcMar/>
             <w:hideMark/>
           </w:tcPr>
           <w:p>
@@ -14439,6 +14498,7 @@
         <w:tc>
           <w:tcPr>
             <w:tcW w:w="0" w:type="auto"/>
+            <w:tcMar/>
             <w:hideMark/>
           </w:tcPr>
           <w:p>
@@ -14464,6 +14524,7 @@
         <w:tc>
           <w:tcPr>
             <w:tcW w:w="0" w:type="auto"/>
+            <w:tcMar/>
             <w:hideMark/>
           </w:tcPr>
           <w:p>
@@ -14489,6 +14550,7 @@
         <w:tc>
           <w:tcPr>
             <w:tcW w:w="0" w:type="auto"/>
+            <w:tcMar/>
             <w:hideMark/>
           </w:tcPr>
           <w:p>
@@ -14526,6 +14588,7 @@
         <w:tc>
           <w:tcPr>
             <w:tcW w:w="0" w:type="auto"/>
+            <w:tcMar/>
             <w:hideMark/>
           </w:tcPr>
           <w:p>
@@ -14553,6 +14616,7 @@
         <w:tc>
           <w:tcPr>
             <w:tcW w:w="0" w:type="auto"/>
+            <w:tcMar/>
             <w:hideMark/>
           </w:tcPr>
           <w:p>
@@ -14578,6 +14642,7 @@
         <w:tc>
           <w:tcPr>
             <w:tcW w:w="0" w:type="auto"/>
+            <w:tcMar/>
             <w:hideMark/>
           </w:tcPr>
           <w:p>
@@ -14603,6 +14668,7 @@
         <w:tc>
           <w:tcPr>
             <w:tcW w:w="0" w:type="auto"/>
+            <w:tcMar/>
             <w:hideMark/>
           </w:tcPr>
           <w:p>
@@ -14671,6 +14737,7 @@
         <w:tc>
           <w:tcPr>
             <w:tcW w:w="0" w:type="auto"/>
+            <w:tcMar/>
             <w:hideMark/>
           </w:tcPr>
           <w:p>
@@ -14698,6 +14765,7 @@
         <w:tc>
           <w:tcPr>
             <w:tcW w:w="0" w:type="auto"/>
+            <w:tcMar/>
             <w:hideMark/>
           </w:tcPr>
           <w:p>
@@ -14723,6 +14791,7 @@
         <w:tc>
           <w:tcPr>
             <w:tcW w:w="0" w:type="auto"/>
+            <w:tcMar/>
             <w:hideMark/>
           </w:tcPr>
           <w:p>
@@ -14748,6 +14817,7 @@
         <w:tc>
           <w:tcPr>
             <w:tcW w:w="0" w:type="auto"/>
+            <w:tcMar/>
             <w:hideMark/>
           </w:tcPr>
           <w:p>
@@ -14829,6 +14899,7 @@
         <w:tc>
           <w:tcPr>
             <w:tcW w:w="0" w:type="auto"/>
+            <w:tcMar/>
             <w:hideMark/>
           </w:tcPr>
           <w:p>
@@ -14856,6 +14927,7 @@
         <w:tc>
           <w:tcPr>
             <w:tcW w:w="0" w:type="auto"/>
+            <w:tcMar/>
             <w:hideMark/>
           </w:tcPr>
           <w:p>
@@ -14881,6 +14953,7 @@
         <w:tc>
           <w:tcPr>
             <w:tcW w:w="0" w:type="auto"/>
+            <w:tcMar/>
             <w:hideMark/>
           </w:tcPr>
           <w:p>
@@ -14906,6 +14979,7 @@
         <w:tc>
           <w:tcPr>
             <w:tcW w:w="0" w:type="auto"/>
+            <w:tcMar/>
             <w:hideMark/>
           </w:tcPr>
           <w:p>
@@ -14933,6 +15007,7 @@
         <w:tc>
           <w:tcPr>
             <w:tcW w:w="0" w:type="auto"/>
+            <w:tcMar/>
             <w:hideMark/>
           </w:tcPr>
           <w:p>
@@ -14960,6 +15035,7 @@
         <w:tc>
           <w:tcPr>
             <w:tcW w:w="0" w:type="auto"/>
+            <w:tcMar/>
             <w:hideMark/>
           </w:tcPr>
           <w:p>
@@ -14985,6 +15061,7 @@
         <w:tc>
           <w:tcPr>
             <w:tcW w:w="0" w:type="auto"/>
+            <w:tcMar/>
             <w:hideMark/>
           </w:tcPr>
           <w:p>
@@ -15010,6 +15087,7 @@
         <w:tc>
           <w:tcPr>
             <w:tcW w:w="0" w:type="auto"/>
+            <w:tcMar/>
             <w:hideMark/>
           </w:tcPr>
           <w:p>
@@ -15056,6 +15134,7 @@
         <w:tc>
           <w:tcPr>
             <w:tcW w:w="0" w:type="auto"/>
+            <w:tcMar/>
             <w:hideMark/>
           </w:tcPr>
           <w:p>
@@ -15083,6 +15162,7 @@
         <w:tc>
           <w:tcPr>
             <w:tcW w:w="0" w:type="auto"/>
+            <w:tcMar/>
             <w:hideMark/>
           </w:tcPr>
           <w:p>
@@ -15108,6 +15188,7 @@
         <w:tc>
           <w:tcPr>
             <w:tcW w:w="0" w:type="auto"/>
+            <w:tcMar/>
             <w:hideMark/>
           </w:tcPr>
           <w:p>
@@ -15133,6 +15214,7 @@
         <w:tc>
           <w:tcPr>
             <w:tcW w:w="0" w:type="auto"/>
+            <w:tcMar/>
             <w:hideMark/>
           </w:tcPr>
           <w:p>
@@ -15160,6 +15242,7 @@
         <w:tc>
           <w:tcPr>
             <w:tcW w:w="0" w:type="auto"/>
+            <w:tcMar/>
             <w:hideMark/>
           </w:tcPr>
           <w:p>
@@ -15187,6 +15270,7 @@
         <w:tc>
           <w:tcPr>
             <w:tcW w:w="0" w:type="auto"/>
+            <w:tcMar/>
             <w:hideMark/>
           </w:tcPr>
           <w:p>
@@ -15212,6 +15296,7 @@
         <w:tc>
           <w:tcPr>
             <w:tcW w:w="0" w:type="auto"/>
+            <w:tcMar/>
             <w:hideMark/>
           </w:tcPr>
           <w:p>
@@ -15237,6 +15322,7 @@
         <w:tc>
           <w:tcPr>
             <w:tcW w:w="0" w:type="auto"/>
+            <w:tcMar/>
             <w:hideMark/>
           </w:tcPr>
           <w:p>
@@ -15265,6 +15351,7 @@
         <w:tc>
           <w:tcPr>
             <w:tcW w:w="0" w:type="auto"/>
+            <w:tcMar/>
             <w:hideMark/>
           </w:tcPr>
           <w:p>
@@ -15292,6 +15379,7 @@
         <w:tc>
           <w:tcPr>
             <w:tcW w:w="0" w:type="auto"/>
+            <w:tcMar/>
             <w:hideMark/>
           </w:tcPr>
           <w:p>
@@ -15317,6 +15405,7 @@
         <w:tc>
           <w:tcPr>
             <w:tcW w:w="0" w:type="auto"/>
+            <w:tcMar/>
             <w:hideMark/>
           </w:tcPr>
           <w:p>
@@ -15342,6 +15431,7 @@
         <w:tc>
           <w:tcPr>
             <w:tcW w:w="0" w:type="auto"/>
+            <w:tcMar/>
             <w:hideMark/>
           </w:tcPr>
           <w:p>
@@ -15386,51 +15476,6 @@
         </w:tc>
       </w:tr>
     </w:tbl>
-    <w:p>
-      <w:pPr>
-        <w:spacing w:line="360" w:lineRule="auto"/>
-        <w:rPr>
-          <w:sz w:val="20"/>
-          <w:szCs w:val="20"/>
-        </w:rPr>
-      </w:pPr>
-    </w:p>
-    <w:p>
-      <w:pPr>
-        <w:spacing w:line="360" w:lineRule="auto"/>
-        <w:rPr>
-          <w:sz w:val="20"/>
-          <w:szCs w:val="20"/>
-        </w:rPr>
-      </w:pPr>
-    </w:p>
-    <w:p>
-      <w:pPr>
-        <w:spacing w:line="360" w:lineRule="auto"/>
-        <w:rPr>
-          <w:sz w:val="20"/>
-          <w:szCs w:val="20"/>
-        </w:rPr>
-      </w:pPr>
-    </w:p>
-    <w:p>
-      <w:pPr>
-        <w:spacing w:line="360" w:lineRule="auto"/>
-        <w:rPr>
-          <w:sz w:val="20"/>
-          <w:szCs w:val="20"/>
-        </w:rPr>
-      </w:pPr>
-    </w:p>
-    <w:p>
-      <w:pPr>
-        <w:spacing w:line="360" w:lineRule="auto"/>
-        <w:rPr>
-          <w:sz w:val="20"/>
-          <w:szCs w:val="20"/>
-        </w:rPr>
-      </w:pPr>
-    </w:p>
     <w:p>
       <w:pPr>
         <w:spacing w:line="360" w:lineRule="auto"/>
@@ -15545,35 +15590,31 @@
         </w:rPr>
       </w:pPr>
       <w:r>
-        <w:rPr>
-          <w:sz w:val="20"/>
-          <w:szCs w:val="20"/>
-        </w:rPr>
         <w:drawing>
-          <wp:inline distT="0" distB="0" distL="0" distR="0" wp14:anchorId="0B41EC36" wp14:editId="4EA737BD">
-            <wp:extent cx="5906324" cy="3962953"/>
+          <wp:inline wp14:editId="5D7F86C4" wp14:anchorId="0B41EC36">
+            <wp:extent cx="4827284" cy="3238952"/>
             <wp:effectExtent l="0" t="0" r="0" b="0"/>
             <wp:docPr id="1088535009" name="Imagen 1" descr="Diagrama&#10;&#10;El contenido generado por IA puede ser incorrecto."/>
             <wp:cNvGraphicFramePr>
-              <a:graphicFrameLocks xmlns:a="http://schemas.openxmlformats.org/drawingml/2006/main" noChangeAspect="1"/>
+              <a:graphicFrameLocks noChangeAspect="1"/>
             </wp:cNvGraphicFramePr>
-            <a:graphic xmlns:a="http://schemas.openxmlformats.org/drawingml/2006/main">
-              <a:graphicData uri="http://schemas.openxmlformats.org/drawingml/2006/picture">
+            <a:graphic>
+              <a:graphicData xmlns:a="http://schemas.openxmlformats.org/drawingml/2006/main" uri="http://schemas.openxmlformats.org/drawingml/2006/picture">
                 <pic:pic xmlns:pic="http://schemas.openxmlformats.org/drawingml/2006/picture">
                   <pic:nvPicPr>
                     <pic:cNvPr id="1088535009" name="Imagen 1" descr="Diagrama&#10;&#10;El contenido generado por IA puede ser incorrecto."/>
                     <pic:cNvPicPr/>
                   </pic:nvPicPr>
                   <pic:blipFill>
-                    <a:blip r:embed="rId34"/>
+                    <a:blip xmlns:r="http://schemas.openxmlformats.org/officeDocument/2006/relationships" r:embed="rId34"/>
                     <a:stretch>
                       <a:fillRect/>
                     </a:stretch>
                   </pic:blipFill>
                   <pic:spPr>
-                    <a:xfrm>
+                    <a:xfrm rot="0">
                       <a:off x="0" y="0"/>
-                      <a:ext cx="5906324" cy="3962953"/>
+                      <a:ext cx="4827284" cy="3238952"/>
                     </a:xfrm>
                     <a:prstGeom prst="rect">
                       <a:avLst/>
@@ -15586,8 +15627,9 @@
         </w:drawing>
       </w:r>
     </w:p>
-    <w:p>
-      <w:pPr>
+    <w:p w14:noSpellErr="1">
+      <w:pPr>
+        <w:pStyle w:val="Normal"/>
         <w:spacing w:line="360" w:lineRule="auto"/>
         <w:rPr>
           <w:sz w:val="20"/>
@@ -15596,7 +15638,8 @@
       </w:pPr>
       <w:r>
         <w:rPr>
-          <w:b/>
+          <w:b w:val="1"/>
+          <w:bCs w:val="1"/>
           <w:sz w:val="20"/>
           <w:szCs w:val="20"/>
         </w:rPr>
@@ -15609,19 +15652,30 @@
         </w:rPr>
         <w:t xml:space="preserve"> </w:t>
       </w:r>
-      <w:hyperlink r:id="rId35" w:tgtFrame="_blank" w:history="1">
-        <w:r>
-          <w:rPr>
-            <w:rStyle w:val="Hipervnculo"/>
-            <w:sz w:val="20"/>
-            <w:szCs w:val="20"/>
-          </w:rPr>
-          <w:t>https://ayelenpellegrino.com/wp-content/uploads/2010/02/despiece-de-molderia.jpg</w:t>
-        </w:r>
-      </w:hyperlink>
-    </w:p>
-    <w:p>
-      <w:pPr>
+      <w:r>
+        <w:rPr>
+          <w:rFonts w:ascii="Arial" w:hAnsi="Arial" w:eastAsia="Arial" w:cs="Arial"/>
+          <w:noProof w:val="0"/>
+          <w:sz w:val="20"/>
+          <w:szCs w:val="20"/>
+          <w:lang w:val="es-CO"/>
+        </w:rPr>
+        <w:t>Pellegrino, A. (s.f.).</w:t>
+      </w:r>
+      <w:r>
+        <w:rPr>
+          <w:rFonts w:ascii="Arial" w:hAnsi="Arial" w:eastAsia="Arial" w:cs="Arial"/>
+          <w:noProof w:val="0"/>
+          <w:sz w:val="20"/>
+          <w:szCs w:val="20"/>
+          <w:lang w:val="es-CO"/>
+        </w:rPr>
+        <w:t xml:space="preserve"> </w:t>
+      </w:r>
+    </w:p>
+    <w:p>
+      <w:pPr>
+        <w:pStyle w:val="Normal"/>
         <w:spacing w:line="360" w:lineRule="auto"/>
         <w:rPr>
           <w:sz w:val="20"/>
@@ -15631,6 +15685,17 @@
     </w:p>
     <w:p>
       <w:pPr>
+        <w:pStyle w:val="Normal"/>
+        <w:spacing w:line="360" w:lineRule="auto"/>
+        <w:rPr>
+          <w:sz w:val="20"/>
+          <w:szCs w:val="20"/>
+        </w:rPr>
+      </w:pPr>
+    </w:p>
+    <w:p>
+      <w:pPr>
+        <w:pStyle w:val="Normal"/>
         <w:spacing w:line="360" w:lineRule="auto"/>
         <w:rPr>
           <w:sz w:val="20"/>
@@ -16766,7 +16831,7 @@
           <w:szCs w:val="20"/>
         </w:rPr>
       </w:pPr>
-      <w:bookmarkStart w:id="53" w:name="_Toc205107969"/>
+      <w:bookmarkStart w:name="_Toc205107969" w:id="53"/>
       <w:r>
         <w:rPr>
           <w:b/>
@@ -17281,7 +17346,7 @@
           <w:szCs w:val="20"/>
         </w:rPr>
       </w:pPr>
-      <w:bookmarkStart w:id="55" w:name="_Toc205107970"/>
+      <w:bookmarkStart w:name="_Toc205107970" w:id="55"/>
       <w:r>
         <w:rPr>
           <w:b/>
@@ -17559,7 +17624,7 @@
           <w:szCs w:val="20"/>
         </w:rPr>
       </w:pPr>
-      <w:bookmarkStart w:id="58" w:name="_Toc205107971"/>
+      <w:bookmarkStart w:name="_Toc205107971" w:id="58"/>
       <w:r>
         <w:rPr>
           <w:b/>
@@ -17623,7 +17688,7 @@
           <w:szCs w:val="20"/>
         </w:rPr>
       </w:pPr>
-      <w:bookmarkStart w:id="59" w:name="_Toc205107972"/>
+      <w:bookmarkStart w:name="_Toc205107972" w:id="59"/>
       <w:r>
         <w:rPr>
           <w:b/>
@@ -17650,12 +17715,12 @@
         <w:tblW w:w="10072" w:type="dxa"/>
         <w:tblInd w:w="0" w:type="dxa"/>
         <w:tblBorders>
-          <w:top w:val="single" w:sz="4" w:space="0" w:color="000000"/>
-          <w:left w:val="single" w:sz="4" w:space="0" w:color="000000"/>
-          <w:bottom w:val="single" w:sz="4" w:space="0" w:color="000000"/>
-          <w:right w:val="single" w:sz="4" w:space="0" w:color="000000"/>
-          <w:insideH w:val="single" w:sz="4" w:space="0" w:color="000000"/>
-          <w:insideV w:val="single" w:sz="4" w:space="0" w:color="000000"/>
+          <w:top w:val="single" w:color="000000" w:sz="4" w:space="0"/>
+          <w:left w:val="single" w:color="000000" w:sz="4" w:space="0"/>
+          <w:bottom w:val="single" w:color="000000" w:sz="4" w:space="0"/>
+          <w:right w:val="single" w:color="000000" w:sz="4" w:space="0"/>
+          <w:insideH w:val="single" w:color="000000" w:sz="4" w:space="0"/>
+          <w:insideV w:val="single" w:color="000000" w:sz="4" w:space="0"/>
         </w:tblBorders>
         <w:tblLayout w:type="fixed"/>
         <w:tblLook w:val="0400" w:firstRow="0" w:lastRow="0" w:firstColumn="0" w:lastColumn="0" w:noHBand="0" w:noVBand="1"/>
@@ -17975,7 +18040,7 @@
                 <w:szCs w:val="20"/>
               </w:rPr>
             </w:pPr>
-            <w:hyperlink r:id="rId37" w:history="1">
+            <w:hyperlink w:history="1" r:id="rId37">
               <w:r>
                 <w:rPr>
                   <w:rStyle w:val="Hipervnculo"/>
@@ -18145,7 +18210,7 @@
                 <w:szCs w:val="20"/>
               </w:rPr>
             </w:pPr>
-            <w:hyperlink r:id="rId38" w:history="1">
+            <w:hyperlink w:history="1" r:id="rId38">
               <w:r>
                 <w:rPr>
                   <w:rStyle w:val="Hipervnculo"/>
@@ -18205,7 +18270,7 @@
           <w:szCs w:val="20"/>
         </w:rPr>
       </w:pPr>
-      <w:bookmarkStart w:id="60" w:name="_Toc205107973"/>
+      <w:bookmarkStart w:name="_Toc205107973" w:id="60"/>
       <w:r>
         <w:rPr>
           <w:b/>
@@ -18240,12 +18305,12 @@
         <w:tblW w:w="9962" w:type="dxa"/>
         <w:tblInd w:w="0" w:type="dxa"/>
         <w:tblBorders>
-          <w:top w:val="single" w:sz="4" w:space="0" w:color="000000"/>
-          <w:left w:val="single" w:sz="4" w:space="0" w:color="000000"/>
-          <w:bottom w:val="single" w:sz="4" w:space="0" w:color="000000"/>
-          <w:right w:val="single" w:sz="4" w:space="0" w:color="000000"/>
-          <w:insideH w:val="single" w:sz="4" w:space="0" w:color="000000"/>
-          <w:insideV w:val="single" w:sz="4" w:space="0" w:color="000000"/>
+          <w:top w:val="single" w:color="000000" w:sz="4" w:space="0"/>
+          <w:left w:val="single" w:color="000000" w:sz="4" w:space="0"/>
+          <w:bottom w:val="single" w:color="000000" w:sz="4" w:space="0"/>
+          <w:right w:val="single" w:color="000000" w:sz="4" w:space="0"/>
+          <w:insideH w:val="single" w:color="000000" w:sz="4" w:space="0"/>
+          <w:insideV w:val="single" w:color="000000" w:sz="4" w:space="0"/>
         </w:tblBorders>
         <w:tblLayout w:type="fixed"/>
         <w:tblLook w:val="0400" w:firstRow="0" w:lastRow="0" w:firstColumn="0" w:lastColumn="0" w:noHBand="0" w:noVBand="1"/>
@@ -19260,7 +19325,7 @@
           <w:szCs w:val="20"/>
         </w:rPr>
       </w:pPr>
-      <w:bookmarkStart w:id="61" w:name="_Toc205107974"/>
+      <w:bookmarkStart w:name="_Toc205107974" w:id="61"/>
       <w:r>
         <w:rPr>
           <w:b/>
@@ -19875,6 +19940,7 @@
         <w:rPr>
           <w:rStyle w:val="Textoennegrita"/>
           <w:b w:val="0"/>
+          <w:bCs w:val="0"/>
           <w:sz w:val="20"/>
           <w:szCs w:val="20"/>
         </w:rPr>
@@ -19883,28 +19949,29 @@
         <w:rPr>
           <w:rStyle w:val="Textoennegrita"/>
           <w:b w:val="0"/>
+          <w:bCs w:val="0"/>
           <w:sz w:val="20"/>
           <w:szCs w:val="20"/>
           <w:lang w:val="en-US"/>
         </w:rPr>
         <w:t xml:space="preserve">Price, J., &amp; </w:t>
       </w:r>
-      <w:proofErr w:type="spellStart"/>
       <w:r>
         <w:rPr>
           <w:rStyle w:val="Textoennegrita"/>
           <w:b w:val="0"/>
+          <w:bCs w:val="0"/>
           <w:sz w:val="20"/>
           <w:szCs w:val="20"/>
           <w:lang w:val="en-US"/>
         </w:rPr>
         <w:t>Zamkoff</w:t>
       </w:r>
-      <w:proofErr w:type="spellEnd"/>
       <w:r>
         <w:rPr>
           <w:rStyle w:val="Textoennegrita"/>
           <w:b w:val="0"/>
+          <w:bCs w:val="0"/>
           <w:sz w:val="20"/>
           <w:szCs w:val="20"/>
           <w:lang w:val="en-US"/>
@@ -19915,8 +19982,9 @@
         <w:rPr>
           <w:rStyle w:val="Textoennegrita"/>
           <w:b w:val="0"/>
-          <w:i/>
-          <w:iCs/>
+          <w:bCs w:val="0"/>
+          <w:i w:val="1"/>
+          <w:iCs w:val="1"/>
           <w:sz w:val="20"/>
           <w:szCs w:val="20"/>
           <w:lang w:val="en-US"/>
@@ -19927,6 +19995,7 @@
         <w:rPr>
           <w:rStyle w:val="Textoennegrita"/>
           <w:b w:val="0"/>
+          <w:bCs w:val="0"/>
           <w:sz w:val="20"/>
           <w:szCs w:val="20"/>
           <w:lang w:val="en-US"/>
@@ -19937,31 +20006,110 @@
         <w:rPr>
           <w:rStyle w:val="Textoennegrita"/>
           <w:b w:val="0"/>
+          <w:bCs w:val="0"/>
           <w:sz w:val="20"/>
           <w:szCs w:val="20"/>
         </w:rPr>
         <w:t xml:space="preserve">Fairchild </w:t>
       </w:r>
-      <w:proofErr w:type="spellStart"/>
       <w:r>
         <w:rPr>
           <w:rStyle w:val="Textoennegrita"/>
           <w:b w:val="0"/>
+          <w:bCs w:val="0"/>
           <w:sz w:val="20"/>
           <w:szCs w:val="20"/>
         </w:rPr>
         <w:t>Books</w:t>
       </w:r>
-      <w:proofErr w:type="spellEnd"/>
       <w:r>
         <w:rPr>
           <w:rStyle w:val="Textoennegrita"/>
           <w:b w:val="0"/>
+          <w:bCs w:val="0"/>
           <w:sz w:val="20"/>
           <w:szCs w:val="20"/>
         </w:rPr>
         <w:t>.</w:t>
       </w:r>
+    </w:p>
+    <w:p>
+      <w:pPr>
+        <w:pStyle w:val="Normal"/>
+        <w:ind w:left="589" w:hanging="502"/>
+        <w:jc w:val="both"/>
+        <w:rPr>
+          <w:rFonts w:ascii="Arial" w:hAnsi="Arial" w:eastAsia="Arial" w:cs="Arial"/>
+          <w:noProof w:val="0"/>
+          <w:sz w:val="20"/>
+          <w:szCs w:val="20"/>
+          <w:lang w:val="es-CO"/>
+        </w:rPr>
+      </w:pPr>
+    </w:p>
+    <w:p>
+      <w:pPr>
+        <w:pStyle w:val="Normal"/>
+        <w:ind w:left="589" w:hanging="502"/>
+        <w:jc w:val="both"/>
+      </w:pPr>
+      <w:r>
+        <w:rPr>
+          <w:rFonts w:ascii="Arial" w:hAnsi="Arial" w:eastAsia="Arial" w:cs="Arial"/>
+          <w:noProof w:val="0"/>
+          <w:sz w:val="20"/>
+          <w:szCs w:val="20"/>
+          <w:lang w:val="es-CO"/>
+        </w:rPr>
+        <w:t xml:space="preserve">Pellegrino, A. (s.f.). </w:t>
+      </w:r>
+      <w:r>
+        <w:rPr>
+          <w:rFonts w:ascii="Arial" w:hAnsi="Arial" w:eastAsia="Arial" w:cs="Arial"/>
+          <w:i w:val="1"/>
+          <w:iCs w:val="1"/>
+          <w:noProof w:val="0"/>
+          <w:sz w:val="20"/>
+          <w:szCs w:val="20"/>
+          <w:lang w:val="es-CO"/>
+        </w:rPr>
+        <w:t xml:space="preserve">Despiece de </w:t>
+      </w:r>
+      <w:r>
+        <w:rPr>
+          <w:rFonts w:ascii="Arial" w:hAnsi="Arial" w:eastAsia="Arial" w:cs="Arial"/>
+          <w:i w:val="1"/>
+          <w:iCs w:val="1"/>
+          <w:noProof w:val="0"/>
+          <w:sz w:val="20"/>
+          <w:szCs w:val="20"/>
+          <w:lang w:val="es-CO"/>
+        </w:rPr>
+        <w:t>moldería</w:t>
+      </w:r>
+      <w:r>
+        <w:rPr>
+          <w:rFonts w:ascii="Arial" w:hAnsi="Arial" w:eastAsia="Arial" w:cs="Arial"/>
+          <w:noProof w:val="0"/>
+          <w:sz w:val="20"/>
+          <w:szCs w:val="20"/>
+          <w:lang w:val="es-CO"/>
+        </w:rPr>
+        <w:t xml:space="preserve">. </w:t>
+      </w:r>
+      <w:hyperlink r:id="R65ba0a6c583a4c67">
+        <w:r>
+          <w:rPr>
+            <w:rStyle w:val="Hipervnculo"/>
+            <w:rFonts w:ascii="Arial" w:hAnsi="Arial" w:eastAsia="Arial" w:cs="Arial"/>
+            <w:noProof w:val="0"/>
+            <w:sz w:val="20"/>
+            <w:szCs w:val="20"/>
+            <w:lang w:val="es-CO"/>
+          </w:rPr>
+          <w:t>https://ayelenpellegrino.com/wp-content/uploads/2010/02/despiece-de-molderia.jpg</w:t>
+        </w:r>
+      </w:hyperlink>
     </w:p>
     <w:p>
       <w:pPr>
@@ -20239,9 +20387,9 @@
           <w:szCs w:val="20"/>
         </w:rPr>
       </w:pPr>
-      <w:bookmarkStart w:id="62" w:name="_Toc193287077"/>
-      <w:bookmarkStart w:id="63" w:name="_Toc196758595"/>
-      <w:bookmarkStart w:id="64" w:name="_Toc205107975"/>
+      <w:bookmarkStart w:name="_Toc193287077" w:id="62"/>
+      <w:bookmarkStart w:name="_Toc196758595" w:id="63"/>
+      <w:bookmarkStart w:name="_Toc205107975" w:id="64"/>
       <w:r>
         <w:rPr>
           <w:b/>
@@ -20280,12 +20428,12 @@
         <w:tblW w:w="9967" w:type="dxa"/>
         <w:tblInd w:w="0" w:type="dxa"/>
         <w:tblBorders>
-          <w:top w:val="single" w:sz="4" w:space="0" w:color="000000"/>
-          <w:left w:val="single" w:sz="4" w:space="0" w:color="000000"/>
-          <w:bottom w:val="single" w:sz="4" w:space="0" w:color="000000"/>
-          <w:right w:val="single" w:sz="4" w:space="0" w:color="000000"/>
-          <w:insideH w:val="single" w:sz="4" w:space="0" w:color="000000"/>
-          <w:insideV w:val="single" w:sz="4" w:space="0" w:color="000000"/>
+          <w:top w:val="single" w:color="000000" w:sz="4" w:space="0"/>
+          <w:left w:val="single" w:color="000000" w:sz="4" w:space="0"/>
+          <w:bottom w:val="single" w:color="000000" w:sz="4" w:space="0"/>
+          <w:right w:val="single" w:color="000000" w:sz="4" w:space="0"/>
+          <w:insideH w:val="single" w:color="000000" w:sz="4" w:space="0"/>
+          <w:insideV w:val="single" w:color="000000" w:sz="4" w:space="0"/>
         </w:tblBorders>
         <w:tblLayout w:type="fixed"/>
         <w:tblLook w:val="0400" w:firstRow="0" w:lastRow="0" w:firstColumn="0" w:lastColumn="0" w:noHBand="0" w:noVBand="1"/>
@@ -20609,9 +20757,9 @@
           <w:szCs w:val="20"/>
         </w:rPr>
       </w:pPr>
-      <w:bookmarkStart w:id="65" w:name="_Toc193287078"/>
-      <w:bookmarkStart w:id="66" w:name="_Toc196758596"/>
-      <w:bookmarkStart w:id="67" w:name="_Toc205107976"/>
+      <w:bookmarkStart w:name="_Toc193287078" w:id="65"/>
+      <w:bookmarkStart w:name="_Toc196758596" w:id="66"/>
+      <w:bookmarkStart w:name="_Toc205107976" w:id="67"/>
       <w:r>
         <w:rPr>
           <w:b/>
@@ -20655,12 +20803,12 @@
         <w:tblW w:w="9967" w:type="dxa"/>
         <w:tblInd w:w="0" w:type="dxa"/>
         <w:tblBorders>
-          <w:top w:val="single" w:sz="4" w:space="0" w:color="000000"/>
-          <w:left w:val="single" w:sz="4" w:space="0" w:color="000000"/>
-          <w:bottom w:val="single" w:sz="4" w:space="0" w:color="000000"/>
-          <w:right w:val="single" w:sz="4" w:space="0" w:color="000000"/>
-          <w:insideH w:val="single" w:sz="4" w:space="0" w:color="000000"/>
-          <w:insideV w:val="single" w:sz="4" w:space="0" w:color="000000"/>
+          <w:top w:val="single" w:color="000000" w:sz="4" w:space="0"/>
+          <w:left w:val="single" w:color="000000" w:sz="4" w:space="0"/>
+          <w:bottom w:val="single" w:color="000000" w:sz="4" w:space="0"/>
+          <w:right w:val="single" w:color="000000" w:sz="4" w:space="0"/>
+          <w:insideH w:val="single" w:color="000000" w:sz="4" w:space="0"/>
+          <w:insideV w:val="single" w:color="000000" w:sz="4" w:space="0"/>
         </w:tblBorders>
         <w:tblLayout w:type="fixed"/>
         <w:tblLook w:val="0400" w:firstRow="0" w:lastRow="0" w:firstColumn="0" w:lastColumn="0" w:noHBand="0" w:noVBand="1"/>
@@ -21013,7 +21161,7 @@
     <w:sectPr>
       <w:headerReference w:type="default" r:id="rId39"/>
       <w:footerReference w:type="default" r:id="rId40"/>
-      <w:pgSz w:w="12240" w:h="15840"/>
+      <w:pgSz w:w="12240" w:h="15840" w:orient="portrait"/>
       <w:pgMar w:top="1701" w:right="1134" w:bottom="1134" w:left="1134" w:header="720" w:footer="0" w:gutter="0"/>
       <w:pgNumType w:start="1"/>
       <w:cols w:space="720"/>
@@ -21024,7 +21172,7 @@
 
 <file path=word/comments.xml><?xml version="1.0" encoding="utf-8"?>
 <w:comments xmlns:wpc="http://schemas.microsoft.com/office/word/2010/wordprocessingCanvas" xmlns:cx="http://schemas.microsoft.com/office/drawing/2014/chartex" xmlns:cx1="http://schemas.microsoft.com/office/drawing/2015/9/8/chartex" xmlns:cx2="http://schemas.microsoft.com/office/drawing/2015/10/21/chartex" xmlns:cx3="http://schemas.microsoft.com/office/drawing/2016/5/9/chartex" xmlns:cx4="http://schemas.microsoft.com/office/drawing/2016/5/10/chartex" xmlns:cx5="http://schemas.microsoft.com/office/drawing/2016/5/11/chartex" xmlns:cx6="http://schemas.microsoft.com/office/drawing/2016/5/12/chartex" xmlns:cx7="http://schemas.microsoft.com/office/drawing/2016/5/13/chartex" xmlns:cx8="http://schemas.microsoft.com/office/drawing/2016/5/14/chartex" xmlns:mc="http://schemas.openxmlformats.org/markup-compatibility/2006" xmlns:aink="http://schemas.microsoft.com/office/drawing/2016/ink" xmlns:am3d="http://schemas.microsoft.com/office/drawing/2017/model3d" xmlns:o="urn:schemas-microsoft-com:office:office" xmlns:oel="http://schemas.microsoft.com/office/2019/extlst" xmlns:r="http://schemas.openxmlformats.org/officeDocument/2006/relationships" xmlns:m="http://schemas.openxmlformats.org/officeDocument/2006/math" xmlns:v="urn:schemas-microsoft-com:vml" xmlns:wp14="http://schemas.microsoft.com/office/word/2010/wordprocessingDrawing" xmlns:wp="http://schemas.openxmlformats.org/drawingml/2006/wordprocessingDrawing" xmlns:w10="urn:schemas-microsoft-com:office:word" xmlns:w="http://schemas.openxmlformats.org/wordprocessingml/2006/main" xmlns:w14="http://schemas.microsoft.com/office/word/2010/wordml" xmlns:w15="http://schemas.microsoft.com/office/word/2012/wordml" xmlns:w16cex="http://schemas.microsoft.com/office/word/2018/wordml/cex" xmlns:w16cid="http://schemas.microsoft.com/office/word/2016/wordml/cid" xmlns:w16="http://schemas.microsoft.com/office/word/2018/wordml" xmlns:w16du="http://schemas.microsoft.com/office/word/2023/wordml/word16du" xmlns:w16sdtdh="http://schemas.microsoft.com/office/word/2020/wordml/sdtdatahash" xmlns:w16sdtfl="http://schemas.microsoft.com/office/word/2024/wordml/sdtformatlock" xmlns:w16se="http://schemas.microsoft.com/office/word/2015/wordml/symex" xmlns:wpg="http://schemas.microsoft.com/office/word/2010/wordprocessingGroup" xmlns:wpi="http://schemas.microsoft.com/office/word/2010/wordprocessingInk" xmlns:wne="http://schemas.microsoft.com/office/word/2006/wordml" xmlns:wps="http://schemas.microsoft.com/office/word/2010/wordprocessingShape" mc:Ignorable="w14 w15 w16se w16cid w16 w16cex w16sdtdh w16sdtfl w16du wp14">
-  <w:comment w:id="2" w:author="Sandra Paola Morales Paez" w:date="2025-08-08T15:26:00Z" w:initials="SM">
+  <w:comment w:initials="SM" w:author="Sandra Paola Morales Paez" w:date="2025-08-08T15:26:00Z" w:id="2">
     <w:p>
       <w:pPr>
         <w:pStyle w:val="Textocomentario"/>
@@ -21035,7 +21183,7 @@
         </w:rPr>
         <w:annotationRef/>
       </w:r>
-      <w:hyperlink r:id="rId1" w:history="1">
+      <w:hyperlink w:history="1" r:id="rId1">
         <w:r>
           <w:rPr>
             <w:rStyle w:val="Hipervnculo"/>
@@ -21048,7 +21196,7 @@
       </w:r>
     </w:p>
   </w:comment>
-  <w:comment w:id="5" w:author="Sandra Paola Morales Paez" w:date="2025-08-11T11:27:00Z" w:initials="SM">
+  <w:comment w:initials="SM" w:author="Sandra Paola Morales Paez" w:date="2025-08-11T11:27:00Z" w:id="5">
     <w:p>
       <w:pPr>
         <w:pStyle w:val="Textocomentario"/>
@@ -21059,7 +21207,7 @@
         </w:rPr>
         <w:annotationRef/>
       </w:r>
-      <w:hyperlink r:id="rId2" w:anchor="fromView=image_search_similar&amp;page=1&amp;position=19&amp;uuid=46406bf4-7aa8-438b-a5e0-b63d0714b94d&amp;query=escalado+de+tallas+prendas+femeninas" w:history="1">
+      <w:hyperlink w:history="1" w:anchor="fromView=image_search_similar&amp;page=1&amp;position=19&amp;uuid=46406bf4-7aa8-438b-a5e0-b63d0714b94d&amp;query=escalado+de+tallas+prendas+femeninas" r:id="rId2">
         <w:r>
           <w:rPr>
             <w:rStyle w:val="Hipervnculo"/>
@@ -21069,7 +21217,7 @@
       </w:hyperlink>
     </w:p>
   </w:comment>
-  <w:comment w:id="6" w:author="Sandra Paola Morales Paez" w:date="2025-08-11T11:27:00Z" w:initials="SM">
+  <w:comment w:initials="SM" w:author="Sandra Paola Morales Paez" w:date="2025-08-11T11:27:00Z" w:id="6">
     <w:p>
       <w:pPr>
         <w:pStyle w:val="Textocomentario"/>
@@ -21080,7 +21228,7 @@
         </w:rPr>
         <w:annotationRef/>
       </w:r>
-      <w:hyperlink r:id="rId3" w:history="1">
+      <w:hyperlink w:history="1" r:id="rId3">
         <w:r>
           <w:rPr>
             <w:rStyle w:val="Hipervnculo"/>
@@ -21090,7 +21238,7 @@
       </w:hyperlink>
     </w:p>
   </w:comment>
-  <w:comment w:id="8" w:author="Paola Angélica Castro Salazar" w:date="2025-08-03T10:45:00Z" w:initials="ARM">
+  <w:comment w:initials="ARM" w:author="Paola Angélica Castro Salazar" w:date="2025-08-03T10:45:00Z" w:id="8">
     <w:p>
       <w:r>
         <w:rPr>
@@ -21108,7 +21256,7 @@
       </w:pPr>
     </w:p>
   </w:comment>
-  <w:comment w:id="9" w:author="Paola Angélica Castro Salazar" w:date="2025-08-03T10:15:00Z" w:initials="ARM">
+  <w:comment w:initials="ARM" w:author="Paola Angélica Castro Salazar" w:date="2025-08-03T10:15:00Z" w:id="9">
     <w:p>
       <w:pPr>
         <w:pStyle w:val="Textocomentario"/>
@@ -21124,7 +21272,7 @@
       </w:r>
     </w:p>
   </w:comment>
-  <w:comment w:id="10" w:author="Sandra Paola Morales Paez" w:date="2025-08-11T13:23:00Z" w:initials="SM">
+  <w:comment w:initials="SM" w:author="Sandra Paola Morales Paez" w:date="2025-08-11T13:23:00Z" w:id="10">
     <w:p>
       <w:pPr>
         <w:pStyle w:val="Textocomentario"/>
@@ -21135,7 +21283,7 @@
         </w:rPr>
         <w:annotationRef/>
       </w:r>
-      <w:hyperlink r:id="rId4" w:anchor="from_element=cross_selling__photo" w:history="1">
+      <w:hyperlink w:history="1" w:anchor="from_element=cross_selling__photo" r:id="rId4">
         <w:r>
           <w:rPr>
             <w:rStyle w:val="Hipervnculo"/>
@@ -21145,7 +21293,7 @@
       </w:hyperlink>
     </w:p>
   </w:comment>
-  <w:comment w:id="11" w:author="Sandra Paola Morales Paez" w:date="2025-08-11T13:29:00Z" w:initials="SM">
+  <w:comment w:initials="SM" w:author="Sandra Paola Morales Paez" w:date="2025-08-11T13:29:00Z" w:id="11">
     <w:p>
       <w:pPr>
         <w:pStyle w:val="Textocomentario"/>
@@ -21156,7 +21304,7 @@
         </w:rPr>
         <w:annotationRef/>
       </w:r>
-      <w:hyperlink r:id="rId5" w:anchor="fromView=image_search_similar&amp;page=1&amp;position=36&amp;uuid=39a87af0-4222-4b4e-8237-543ded1e20dc&amp;query=patron+de+espalda+femenino+delantero+y+espalda" w:history="1">
+      <w:hyperlink w:history="1" w:anchor="fromView=image_search_similar&amp;page=1&amp;position=36&amp;uuid=39a87af0-4222-4b4e-8237-543ded1e20dc&amp;query=patron+de+espalda+femenino+delantero+y+espalda" r:id="rId5">
         <w:r>
           <w:rPr>
             <w:rStyle w:val="Hipervnculo"/>
@@ -21166,7 +21314,7 @@
       </w:hyperlink>
     </w:p>
   </w:comment>
-  <w:comment w:id="12" w:author="Paola Angélica Castro Salazar" w:date="2025-08-03T10:47:00Z" w:initials="ARM">
+  <w:comment w:initials="ARM" w:author="Paola Angélica Castro Salazar" w:date="2025-08-03T10:47:00Z" w:id="12">
     <w:p>
       <w:pPr>
         <w:pStyle w:val="Textocomentario"/>
@@ -21182,7 +21330,7 @@
       </w:r>
     </w:p>
   </w:comment>
-  <w:comment w:id="13" w:author="Sandra Paola Morales Paez" w:date="2025-08-11T13:32:00Z" w:initials="SM">
+  <w:comment w:initials="SM" w:author="Sandra Paola Morales Paez" w:date="2025-08-11T13:32:00Z" w:id="13">
     <w:p>
       <w:pPr>
         <w:pStyle w:val="Textocomentario"/>
@@ -21198,7 +21346,7 @@
       </w:r>
     </w:p>
   </w:comment>
-  <w:comment w:id="14" w:author="Sandra Paola Morales Paez" w:date="2025-08-12T11:32:00Z" w:initials="SM">
+  <w:comment w:initials="SM" w:author="Sandra Paola Morales Paez" w:date="2025-08-12T11:32:00Z" w:id="14">
     <w:p>
       <w:pPr>
         <w:pStyle w:val="Textocomentario"/>
@@ -21209,7 +21357,7 @@
         </w:rPr>
         <w:annotationRef/>
       </w:r>
-      <w:hyperlink r:id="rId6" w:anchor="fromView=image_search_similar&amp;page=1&amp;position=4&amp;uuid=c1c33b9a-35a4-4d6e-ba6c-9ec1f4680057&amp;query=ropa+y+plano+cartesiano" w:history="1">
+      <w:hyperlink w:history="1" w:anchor="fromView=image_search_similar&amp;page=1&amp;position=4&amp;uuid=c1c33b9a-35a4-4d6e-ba6c-9ec1f4680057&amp;query=ropa+y+plano+cartesiano" r:id="rId6">
         <w:r>
           <w:rPr>
             <w:rStyle w:val="Hipervnculo"/>
@@ -21219,7 +21367,7 @@
       </w:hyperlink>
     </w:p>
   </w:comment>
-  <w:comment w:id="15" w:author="Sandra Paola Morales Paez" w:date="2025-08-11T14:11:00Z" w:initials="SM">
+  <w:comment w:initials="SM" w:author="Sandra Paola Morales Paez" w:date="2025-08-11T14:11:00Z" w:id="15">
     <w:p>
       <w:pPr>
         <w:pStyle w:val="Textocomentario"/>
@@ -21230,7 +21378,7 @@
         </w:rPr>
         <w:annotationRef/>
       </w:r>
-      <w:hyperlink r:id="rId7" w:anchor="fromView=search&amp;page=1&amp;position=10&amp;uuid=744b6779-5e67-4f75-a6e4-7c3387e9b687&amp;query=punto+muerto+en+confecci%C3%B3n" w:history="1">
+      <w:hyperlink w:history="1" w:anchor="fromView=search&amp;page=1&amp;position=10&amp;uuid=744b6779-5e67-4f75-a6e4-7c3387e9b687&amp;query=punto+muerto+en+confecci%C3%B3n" r:id="rId7">
         <w:r>
           <w:rPr>
             <w:rStyle w:val="Hipervnculo"/>
@@ -21240,7 +21388,7 @@
       </w:hyperlink>
     </w:p>
   </w:comment>
-  <w:comment w:id="16" w:author="Sandra Paola Morales Paez" w:date="2025-08-15T11:38:00Z" w:initials="SM">
+  <w:comment w:initials="SM" w:author="Sandra Paola Morales Paez" w:date="2025-08-15T11:38:00Z" w:id="16">
     <w:p>
       <w:pPr>
         <w:pStyle w:val="Textocomentario"/>
@@ -21256,7 +21404,7 @@
       </w:r>
     </w:p>
   </w:comment>
-  <w:comment w:id="17" w:author="Sandra Paola Morales Paez" w:date="2025-08-11T14:16:00Z" w:initials="SM">
+  <w:comment w:initials="SM" w:author="Sandra Paola Morales Paez" w:date="2025-08-11T14:16:00Z" w:id="17">
     <w:p>
       <w:pPr>
         <w:pStyle w:val="Textocomentario"/>
@@ -21267,7 +21415,7 @@
         </w:rPr>
         <w:annotationRef/>
       </w:r>
-      <w:hyperlink r:id="rId8" w:history="1">
+      <w:hyperlink w:history="1" r:id="rId8">
         <w:r>
           <w:rPr>
             <w:rStyle w:val="Hipervnculo"/>
@@ -21277,7 +21425,7 @@
       </w:hyperlink>
     </w:p>
   </w:comment>
-  <w:comment w:id="19" w:author="Sandra Paola Morales Paez" w:date="2025-08-11T14:29:00Z" w:initials="SM">
+  <w:comment w:initials="SM" w:author="Sandra Paola Morales Paez" w:date="2025-08-11T14:29:00Z" w:id="19">
     <w:p>
       <w:pPr>
         <w:pStyle w:val="Textocomentario"/>
@@ -21301,7 +21449,7 @@
       </w:r>
     </w:p>
   </w:comment>
-  <w:comment w:id="20" w:author="Sandra Paola Morales Paez" w:date="2025-08-12T10:43:00Z" w:initials="SM">
+  <w:comment w:initials="SM" w:author="Sandra Paola Morales Paez" w:date="2025-08-12T10:43:00Z" w:id="20">
     <w:p>
       <w:pPr>
         <w:pStyle w:val="Textocomentario"/>
@@ -21312,7 +21460,7 @@
         </w:rPr>
         <w:annotationRef/>
       </w:r>
-      <w:hyperlink r:id="rId9" w:history="1">
+      <w:hyperlink w:history="1" r:id="rId9">
         <w:r>
           <w:rPr>
             <w:rStyle w:val="Hipervnculo"/>
@@ -21325,7 +21473,7 @@
       </w:r>
     </w:p>
   </w:comment>
-  <w:comment w:id="21" w:author="Paola Angélica Castro Salazar" w:date="2025-08-03T10:16:00Z" w:initials="ARM">
+  <w:comment w:initials="ARM" w:author="Paola Angélica Castro Salazar" w:date="2025-08-03T10:16:00Z" w:id="21">
     <w:p>
       <w:pPr>
         <w:pStyle w:val="Textocomentario"/>
@@ -21342,7 +21490,7 @@
       </w:r>
     </w:p>
   </w:comment>
-  <w:comment w:id="22" w:author="Paola Angélica Castro Salazar" w:date="2025-08-03T10:49:00Z" w:initials="ARM">
+  <w:comment w:initials="ARM" w:author="Paola Angélica Castro Salazar" w:date="2025-08-03T10:49:00Z" w:id="22">
     <w:p>
       <w:pPr>
         <w:pStyle w:val="Textocomentario"/>
@@ -21358,7 +21506,7 @@
       </w:r>
     </w:p>
   </w:comment>
-  <w:comment w:id="23" w:author="Sandra Paola Morales Paez" w:date="2025-08-12T10:35:00Z" w:initials="SM">
+  <w:comment w:initials="SM" w:author="Sandra Paola Morales Paez" w:date="2025-08-12T10:35:00Z" w:id="23">
     <w:p>
       <w:pPr>
         <w:pStyle w:val="Textocomentario"/>
@@ -21369,7 +21517,7 @@
         </w:rPr>
         <w:annotationRef/>
       </w:r>
-      <w:hyperlink r:id="rId10" w:history="1">
+      <w:hyperlink w:history="1" r:id="rId10">
         <w:r>
           <w:rPr>
             <w:rStyle w:val="Hipervnculo"/>
@@ -21379,7 +21527,7 @@
       </w:hyperlink>
     </w:p>
   </w:comment>
-  <w:comment w:id="25" w:author="Paola Angélica Castro Salazar" w:date="2025-08-03T10:16:00Z" w:initials="ARM">
+  <w:comment w:initials="ARM" w:author="Paola Angélica Castro Salazar" w:date="2025-08-03T10:16:00Z" w:id="25">
     <w:p>
       <w:pPr>
         <w:pStyle w:val="Textocomentario"/>
@@ -21395,7 +21543,7 @@
       </w:r>
     </w:p>
   </w:comment>
-  <w:comment w:id="26" w:author="Sandra Paola Morales Paez" w:date="2025-08-12T10:37:00Z" w:initials="SM">
+  <w:comment w:initials="SM" w:author="Sandra Paola Morales Paez" w:date="2025-08-12T10:37:00Z" w:id="26">
     <w:p>
       <w:pPr>
         <w:pStyle w:val="Textocomentario"/>
@@ -21414,7 +21562,7 @@
       </w:r>
     </w:p>
   </w:comment>
-  <w:comment w:id="27" w:author="Paola Angélica Castro Salazar" w:date="2025-08-03T10:49:00Z" w:initials="ARM">
+  <w:comment w:initials="ARM" w:author="Paola Angélica Castro Salazar" w:date="2025-08-03T10:49:00Z" w:id="27">
     <w:p>
       <w:pPr>
         <w:pStyle w:val="Textocomentario"/>
@@ -21430,7 +21578,7 @@
       </w:r>
     </w:p>
   </w:comment>
-  <w:comment w:id="28" w:author="Sandra Paola Morales Paez" w:date="2025-08-12T10:48:00Z" w:initials="SM">
+  <w:comment w:initials="SM" w:author="Sandra Paola Morales Paez" w:date="2025-08-12T10:48:00Z" w:id="28">
     <w:p>
       <w:pPr>
         <w:pStyle w:val="Textocomentario"/>
@@ -21441,7 +21589,7 @@
         </w:rPr>
         <w:annotationRef/>
       </w:r>
-      <w:hyperlink r:id="rId11" w:anchor="fromView=search&amp;page=1&amp;position=27&amp;uuid=eae6da45-e6cb-4b08-ab7c-8af87eda42c6&amp;query=diferencia+en+tallas+de+ropa" w:history="1">
+      <w:hyperlink w:history="1" w:anchor="fromView=search&amp;page=1&amp;position=27&amp;uuid=eae6da45-e6cb-4b08-ab7c-8af87eda42c6&amp;query=diferencia+en+tallas+de+ropa" r:id="rId11">
         <w:r>
           <w:rPr>
             <w:rStyle w:val="Hipervnculo"/>
@@ -21451,7 +21599,7 @@
       </w:hyperlink>
     </w:p>
   </w:comment>
-  <w:comment w:id="29" w:author="Sandra Paola Morales Paez" w:date="2025-08-12T11:02:00Z" w:initials="SM">
+  <w:comment w:initials="SM" w:author="Sandra Paola Morales Paez" w:date="2025-08-12T11:02:00Z" w:id="29">
     <w:p>
       <w:pPr>
         <w:pStyle w:val="Textocomentario"/>
@@ -21462,7 +21610,7 @@
         </w:rPr>
         <w:annotationRef/>
       </w:r>
-      <w:hyperlink r:id="rId12" w:anchor="from_element=cross_selling__photo" w:history="1">
+      <w:hyperlink w:history="1" w:anchor="from_element=cross_selling__photo" r:id="rId12">
         <w:r>
           <w:rPr>
             <w:rStyle w:val="Hipervnculo"/>
@@ -21472,7 +21620,7 @@
       </w:hyperlink>
     </w:p>
   </w:comment>
-  <w:comment w:id="30" w:author="Paola Angélica Castro Salazar" w:date="2025-08-03T10:50:00Z" w:initials="ARM">
+  <w:comment w:initials="ARM" w:author="Paola Angélica Castro Salazar" w:date="2025-08-03T10:50:00Z" w:id="30">
     <w:p>
       <w:pPr>
         <w:pStyle w:val="Textocomentario"/>
@@ -21488,7 +21636,7 @@
       </w:r>
     </w:p>
   </w:comment>
-  <w:comment w:id="31" w:author="Sandra Paola Morales Paez" w:date="2025-08-12T11:05:00Z" w:initials="SM">
+  <w:comment w:initials="SM" w:author="Sandra Paola Morales Paez" w:date="2025-08-12T11:05:00Z" w:id="31">
     <w:p>
       <w:pPr>
         <w:pStyle w:val="Textocomentario"/>
@@ -21499,7 +21647,7 @@
         </w:rPr>
         <w:annotationRef/>
       </w:r>
-      <w:hyperlink r:id="rId13" w:history="1">
+      <w:hyperlink w:history="1" r:id="rId13">
         <w:r>
           <w:rPr>
             <w:rStyle w:val="Hipervnculo"/>
@@ -21512,7 +21660,7 @@
       </w:r>
     </w:p>
   </w:comment>
-  <w:comment w:id="33" w:author="Paola Angélica Castro Salazar" w:date="2025-08-03T10:17:00Z" w:initials="ARM">
+  <w:comment w:initials="ARM" w:author="Paola Angélica Castro Salazar" w:date="2025-08-03T10:17:00Z" w:id="33">
     <w:p>
       <w:pPr>
         <w:pStyle w:val="Textocomentario"/>
@@ -21528,7 +21676,7 @@
       </w:r>
     </w:p>
   </w:comment>
-  <w:comment w:id="34" w:author="Paola Angélica Castro Salazar" w:date="2025-08-03T10:50:00Z" w:initials="ARM">
+  <w:comment w:initials="ARM" w:author="Paola Angélica Castro Salazar" w:date="2025-08-03T10:50:00Z" w:id="34">
     <w:p>
       <w:pPr>
         <w:pStyle w:val="Textocomentario"/>
@@ -21544,7 +21692,7 @@
       </w:r>
     </w:p>
   </w:comment>
-  <w:comment w:id="35" w:author="Sandra Paola Morales Paez" w:date="2025-08-12T11:08:00Z" w:initials="SM">
+  <w:comment w:initials="SM" w:author="Sandra Paola Morales Paez" w:date="2025-08-12T11:08:00Z" w:id="35">
     <w:p>
       <w:pPr>
         <w:pStyle w:val="Textocomentario"/>
@@ -21558,7 +21706,7 @@
       <w:r>
         <w:t xml:space="preserve"> </w:t>
       </w:r>
-      <w:hyperlink r:id="rId14" w:history="1">
+      <w:hyperlink w:history="1" r:id="rId14">
         <w:r>
           <w:rPr>
             <w:rStyle w:val="Hipervnculo"/>
@@ -21568,7 +21716,7 @@
       </w:hyperlink>
     </w:p>
   </w:comment>
-  <w:comment w:id="37" w:author="Sandra Paola Morales Paez" w:date="2025-08-12T14:14:00Z" w:initials="SM">
+  <w:comment w:initials="SM" w:author="Sandra Paola Morales Paez" w:date="2025-08-12T14:14:00Z" w:id="37">
     <w:p>
       <w:pPr>
         <w:pStyle w:val="Textocomentario"/>
@@ -21579,7 +21727,7 @@
         </w:rPr>
         <w:annotationRef/>
       </w:r>
-      <w:hyperlink r:id="rId15" w:anchor="fromView=image_search_similar&amp;page=1&amp;position=36&amp;uuid=83e01d78-fb5e-4d7b-80ec-dff17efeb18e&amp;query=centimetros" w:history="1">
+      <w:hyperlink w:history="1" w:anchor="fromView=image_search_similar&amp;page=1&amp;position=36&amp;uuid=83e01d78-fb5e-4d7b-80ec-dff17efeb18e&amp;query=centimetros" r:id="rId15">
         <w:r>
           <w:rPr>
             <w:rStyle w:val="Hipervnculo"/>
@@ -21589,7 +21737,7 @@
       </w:hyperlink>
     </w:p>
   </w:comment>
-  <w:comment w:id="38" w:author="Sandra Paola Morales Paez" w:date="2025-08-12T14:17:00Z" w:initials="SM">
+  <w:comment w:initials="SM" w:author="Sandra Paola Morales Paez" w:date="2025-08-12T14:17:00Z" w:id="38">
     <w:p>
       <w:pPr>
         <w:pStyle w:val="Textocomentario"/>
@@ -21600,7 +21748,7 @@
         </w:rPr>
         <w:annotationRef/>
       </w:r>
-      <w:hyperlink r:id="rId16" w:history="1">
+      <w:hyperlink w:history="1" r:id="rId16">
         <w:r>
           <w:rPr>
             <w:rStyle w:val="Hipervnculo"/>
@@ -21610,7 +21758,7 @@
       </w:hyperlink>
     </w:p>
   </w:comment>
-  <w:comment w:id="40" w:author="Sandra Paola Morales Paez" w:date="2025-08-12T14:19:00Z" w:initials="SM">
+  <w:comment w:initials="SM" w:author="Sandra Paola Morales Paez" w:date="2025-08-12T14:19:00Z" w:id="40">
     <w:p>
       <w:pPr>
         <w:pStyle w:val="Textocomentario"/>
@@ -21621,7 +21769,7 @@
         </w:rPr>
         <w:annotationRef/>
       </w:r>
-      <w:hyperlink r:id="rId17" w:anchor="fromView=image_search_similar&amp;page=2&amp;position=3&amp;uuid=259b951f-573d-4c94-abbd-e3c870f52bd1&amp;query=puntos+proyeccion" w:history="1">
+      <w:hyperlink w:history="1" w:anchor="fromView=image_search_similar&amp;page=2&amp;position=3&amp;uuid=259b951f-573d-4c94-abbd-e3c870f52bd1&amp;query=puntos+proyeccion" r:id="rId17">
         <w:r>
           <w:rPr>
             <w:rStyle w:val="Hipervnculo"/>
@@ -21631,7 +21779,7 @@
       </w:hyperlink>
     </w:p>
   </w:comment>
-  <w:comment w:id="41" w:author="Paola Angélica Castro Salazar" w:date="2025-08-03T10:51:00Z" w:initials="ARM">
+  <w:comment w:initials="ARM" w:author="Paola Angélica Castro Salazar" w:date="2025-08-03T10:51:00Z" w:id="41">
     <w:p>
       <w:pPr>
         <w:pStyle w:val="Textocomentario"/>
@@ -21647,7 +21795,7 @@
       </w:r>
     </w:p>
   </w:comment>
-  <w:comment w:id="42" w:author="Paola Angélica Castro Salazar" w:date="2025-08-03T10:52:00Z" w:initials="ARM">
+  <w:comment w:initials="ARM" w:author="Paola Angélica Castro Salazar" w:date="2025-08-03T10:52:00Z" w:id="42">
     <w:p>
       <w:pPr>
         <w:pStyle w:val="Textocomentario"/>
@@ -21663,7 +21811,7 @@
       </w:r>
     </w:p>
   </w:comment>
-  <w:comment w:id="43" w:author="Sandra Paola Morales Paez" w:date="2025-08-12T11:15:00Z" w:initials="SM">
+  <w:comment w:initials="SM" w:author="Sandra Paola Morales Paez" w:date="2025-08-12T11:15:00Z" w:id="43">
     <w:p>
       <w:pPr>
         <w:pStyle w:val="Textocomentario"/>
@@ -21682,7 +21830,7 @@
       </w:r>
     </w:p>
   </w:comment>
-  <w:comment w:id="46" w:author="Sandra Paola Morales Paez" w:date="2025-08-12T14:27:00Z" w:initials="SM">
+  <w:comment w:initials="SM" w:author="Sandra Paola Morales Paez" w:date="2025-08-12T14:27:00Z" w:id="46">
     <w:p>
       <w:pPr>
         <w:pStyle w:val="Textocomentario"/>
@@ -21693,7 +21841,7 @@
         </w:rPr>
         <w:annotationRef/>
       </w:r>
-      <w:hyperlink r:id="rId18" w:anchor="fromView=image_search_similar&amp;page=1&amp;position=43&amp;uuid=8f9cca60-429c-478a-bb6d-4739437cc730&amp;query=marcaci%C3%B3n+de+pieza" w:history="1">
+      <w:hyperlink w:history="1" w:anchor="fromView=image_search_similar&amp;page=1&amp;position=43&amp;uuid=8f9cca60-429c-478a-bb6d-4739437cc730&amp;query=marcaci%C3%B3n+de+pieza" r:id="rId18">
         <w:r>
           <w:rPr>
             <w:rStyle w:val="Hipervnculo"/>
@@ -21703,7 +21851,7 @@
       </w:hyperlink>
     </w:p>
   </w:comment>
-  <w:comment w:id="47" w:author="Paola Angélica Castro Salazar" w:date="2025-08-03T10:51:00Z" w:initials="ARM">
+  <w:comment w:initials="ARM" w:author="Paola Angélica Castro Salazar" w:date="2025-08-03T10:51:00Z" w:id="47">
     <w:p>
       <w:r>
         <w:rPr>
@@ -21723,7 +21871,7 @@
       </w:pPr>
     </w:p>
   </w:comment>
-  <w:comment w:id="48" w:author="Paola Angélica Castro Salazar" w:date="2025-08-03T10:52:00Z" w:initials="ARM">
+  <w:comment w:initials="ARM" w:author="Paola Angélica Castro Salazar" w:date="2025-08-03T10:52:00Z" w:id="48">
     <w:p>
       <w:pPr>
         <w:pStyle w:val="Textocomentario"/>
@@ -21739,7 +21887,7 @@
       </w:r>
     </w:p>
   </w:comment>
-  <w:comment w:id="49" w:author="Sandra Paola Morales Paez" w:date="2025-08-20T18:32:00Z" w:initials="SM">
+  <w:comment w:initials="SM" w:author="Sandra Paola Morales Paez" w:date="2025-08-20T18:32:00Z" w:id="49">
     <w:p>
       <w:pPr>
         <w:pStyle w:val="Textocomentario"/>
@@ -21755,7 +21903,7 @@
       </w:r>
     </w:p>
   </w:comment>
-  <w:comment w:id="50" w:author="Sandra Paola Morales Paez" w:date="2025-08-20T18:33:00Z" w:initials="SM">
+  <w:comment w:initials="SM" w:author="Sandra Paola Morales Paez" w:date="2025-08-20T18:33:00Z" w:id="50">
     <w:p>
       <w:pPr>
         <w:pStyle w:val="Textocomentario"/>
@@ -21771,7 +21919,7 @@
       </w:r>
     </w:p>
   </w:comment>
-  <w:comment w:id="51" w:author="Paola Angélica Castro Salazar" w:date="2025-08-03T10:53:00Z" w:initials="ARM">
+  <w:comment w:initials="ARM" w:author="Paola Angélica Castro Salazar" w:date="2025-08-03T10:53:00Z" w:id="51">
     <w:p>
       <w:pPr>
         <w:pStyle w:val="Ttulo6"/>
@@ -21794,7 +21942,7 @@
       </w:pPr>
     </w:p>
   </w:comment>
-  <w:comment w:id="52" w:author="Paola Angélica Castro Salazar" w:date="2025-08-03T10:54:00Z" w:initials="ARM">
+  <w:comment w:initials="ARM" w:author="Paola Angélica Castro Salazar" w:date="2025-08-03T10:54:00Z" w:id="52">
     <w:p>
       <w:pPr>
         <w:pStyle w:val="Textocomentario"/>
@@ -21810,7 +21958,7 @@
       </w:r>
     </w:p>
   </w:comment>
-  <w:comment w:id="54" w:author="Sandra Paola Morales Paez" w:date="2025-08-12T11:28:00Z" w:initials="SM">
+  <w:comment w:initials="SM" w:author="Sandra Paola Morales Paez" w:date="2025-08-12T11:28:00Z" w:id="54">
     <w:p>
       <w:pPr>
         <w:pStyle w:val="Textocomentario"/>
@@ -21821,7 +21969,7 @@
         </w:rPr>
         <w:annotationRef/>
       </w:r>
-      <w:hyperlink r:id="rId19" w:history="1">
+      <w:hyperlink w:history="1" r:id="rId19">
         <w:r>
           <w:rPr>
             <w:rStyle w:val="Hipervnculo"/>
@@ -21831,7 +21979,7 @@
       </w:hyperlink>
     </w:p>
   </w:comment>
-  <w:comment w:id="56" w:author="Paola Angélica Castro Salazar" w:date="2025-03-21T11:24:00Z" w:initials="ARM">
+  <w:comment w:initials="ARM" w:author="Paola Angélica Castro Salazar" w:date="2025-03-21T11:24:00Z" w:id="56">
     <w:p>
       <w:pPr>
         <w:pStyle w:val="Textocomentario"/>
@@ -21852,7 +22000,7 @@
       </w:pPr>
     </w:p>
   </w:comment>
-  <w:comment w:id="57" w:author="Sandra Paola Morales Paez" w:date="2025-08-12T14:31:00Z" w:initials="SM">
+  <w:comment w:initials="SM" w:author="Sandra Paola Morales Paez" w:date="2025-08-12T14:31:00Z" w:id="57">
     <w:p>
       <w:pPr>
         <w:pStyle w:val="Textocomentario"/>
@@ -22060,7 +22208,7 @@
       <w:ind w:left="-2" w:hanging="2"/>
       <w:jc w:val="right"/>
       <w:rPr>
-        <w:rFonts w:ascii="Times New Roman" w:eastAsia="Times New Roman" w:hAnsi="Times New Roman" w:cs="Times New Roman"/>
+        <w:rFonts w:ascii="Times New Roman" w:hAnsi="Times New Roman" w:eastAsia="Times New Roman" w:cs="Times New Roman"/>
         <w:sz w:val="24"/>
         <w:szCs w:val="24"/>
       </w:rPr>
@@ -22071,7 +22219,7 @@
       <w:pStyle w:val="Normal0"/>
       <w:spacing w:line="240" w:lineRule="auto"/>
       <w:rPr>
-        <w:rFonts w:ascii="Times New Roman" w:eastAsia="Times New Roman" w:hAnsi="Times New Roman" w:cs="Times New Roman"/>
+        <w:rFonts w:ascii="Times New Roman" w:hAnsi="Times New Roman" w:eastAsia="Times New Roman" w:cs="Times New Roman"/>
         <w:sz w:val="24"/>
         <w:szCs w:val="24"/>
       </w:rPr>
@@ -22156,7 +22304,7 @@
 </file>
 
 <file path=word/header1.xml><?xml version="1.0" encoding="utf-8"?>
-<w:hdr xmlns:wpc="http://schemas.microsoft.com/office/word/2010/wordprocessingCanvas" xmlns:cx="http://schemas.microsoft.com/office/drawing/2014/chartex" xmlns:cx1="http://schemas.microsoft.com/office/drawing/2015/9/8/chartex" xmlns:cx2="http://schemas.microsoft.com/office/drawing/2015/10/21/chartex" xmlns:cx3="http://schemas.microsoft.com/office/drawing/2016/5/9/chartex" xmlns:cx4="http://schemas.microsoft.com/office/drawing/2016/5/10/chartex" xmlns:cx5="http://schemas.microsoft.com/office/drawing/2016/5/11/chartex" xmlns:cx6="http://schemas.microsoft.com/office/drawing/2016/5/12/chartex" xmlns:cx7="http://schemas.microsoft.com/office/drawing/2016/5/13/chartex" xmlns:cx8="http://schemas.microsoft.com/office/drawing/2016/5/14/chartex" xmlns:mc="http://schemas.openxmlformats.org/markup-compatibility/2006" xmlns:aink="http://schemas.microsoft.com/office/drawing/2016/ink" xmlns:am3d="http://schemas.microsoft.com/office/drawing/2017/model3d" xmlns:o="urn:schemas-microsoft-com:office:office" xmlns:oel="http://schemas.microsoft.com/office/2019/extlst" xmlns:r="http://schemas.openxmlformats.org/officeDocument/2006/relationships" xmlns:m="http://schemas.openxmlformats.org/officeDocument/2006/math" xmlns:v="urn:schemas-microsoft-com:vml" xmlns:wp14="http://schemas.microsoft.com/office/word/2010/wordprocessingDrawing" xmlns:wp="http://schemas.openxmlformats.org/drawingml/2006/wordprocessingDrawing" xmlns:w10="urn:schemas-microsoft-com:office:word" xmlns:w="http://schemas.openxmlformats.org/wordprocessingml/2006/main" xmlns:w14="http://schemas.microsoft.com/office/word/2010/wordml" xmlns:w15="http://schemas.microsoft.com/office/word/2012/wordml" xmlns:w16cex="http://schemas.microsoft.com/office/word/2018/wordml/cex" xmlns:w16cid="http://schemas.microsoft.com/office/word/2016/wordml/cid" xmlns:w16="http://schemas.microsoft.com/office/word/2018/wordml" xmlns:w16du="http://schemas.microsoft.com/office/word/2023/wordml/word16du" xmlns:w16sdtdh="http://schemas.microsoft.com/office/word/2020/wordml/sdtdatahash" xmlns:w16sdtfl="http://schemas.microsoft.com/office/word/2024/wordml/sdtformatlock" xmlns:w16se="http://schemas.microsoft.com/office/word/2015/wordml/symex" xmlns:wpg="http://schemas.microsoft.com/office/word/2010/wordprocessingGroup" xmlns:wpi="http://schemas.microsoft.com/office/word/2010/wordprocessingInk" xmlns:wne="http://schemas.microsoft.com/office/word/2006/wordml" xmlns:wps="http://schemas.microsoft.com/office/word/2010/wordprocessingShape" mc:Ignorable="w14 w15 w16se w16cid w16 w16cex w16sdtdh w16sdtfl w16du wp14">
+<w:hdr xmlns:wpc="http://schemas.microsoft.com/office/word/2010/wordprocessingCanvas" xmlns:cx="http://schemas.microsoft.com/office/drawing/2014/chartex" xmlns:cx1="http://schemas.microsoft.com/office/drawing/2015/9/8/chartex" xmlns:cx2="http://schemas.microsoft.com/office/drawing/2015/10/21/chartex" xmlns:cx3="http://schemas.microsoft.com/office/drawing/2016/5/9/chartex" xmlns:cx4="http://schemas.microsoft.com/office/drawing/2016/5/10/chartex" xmlns:cx5="http://schemas.microsoft.com/office/drawing/2016/5/11/chartex" xmlns:cx6="http://schemas.microsoft.com/office/drawing/2016/5/12/chartex" xmlns:cx7="http://schemas.microsoft.com/office/drawing/2016/5/13/chartex" xmlns:cx8="http://schemas.microsoft.com/office/drawing/2016/5/14/chartex" xmlns:mc="http://schemas.openxmlformats.org/markup-compatibility/2006" xmlns:aink="http://schemas.microsoft.com/office/drawing/2016/ink" xmlns:am3d="http://schemas.microsoft.com/office/drawing/2017/model3d" xmlns:o="urn:schemas-microsoft-com:office:office" xmlns:oel="http://schemas.microsoft.com/office/2019/extlst" xmlns:r="http://schemas.openxmlformats.org/officeDocument/2006/relationships" xmlns:m="http://schemas.openxmlformats.org/officeDocument/2006/math" xmlns:v="urn:schemas-microsoft-com:vml" xmlns:wp14="http://schemas.microsoft.com/office/word/2010/wordprocessingDrawing" xmlns:wp="http://schemas.openxmlformats.org/drawingml/2006/wordprocessingDrawing" xmlns:w10="urn:schemas-microsoft-com:office:word" xmlns:w="http://schemas.openxmlformats.org/wordprocessingml/2006/main" xmlns:w14="http://schemas.microsoft.com/office/word/2010/wordml" xmlns:w15="http://schemas.microsoft.com/office/word/2012/wordml" xmlns:w16cex="http://schemas.microsoft.com/office/word/2018/wordml/cex" xmlns:w16cid="http://schemas.microsoft.com/office/word/2016/wordml/cid" xmlns:w16="http://schemas.microsoft.com/office/word/2018/wordml" xmlns:w16du="http://schemas.microsoft.com/office/word/2023/wordml/word16du" xmlns:w16sdtdh="http://schemas.microsoft.com/office/word/2020/wordml/sdtdatahash" xmlns:w16sdtfl="http://schemas.microsoft.com/office/word/2024/wordml/sdtformatlock" xmlns:w16se="http://schemas.microsoft.com/office/word/2015/wordml/symex" xmlns:wpg="http://schemas.microsoft.com/office/word/2010/wordprocessingGroup" xmlns:wpi="http://schemas.microsoft.com/office/word/2010/wordprocessingInk" xmlns:wne="http://schemas.microsoft.com/office/word/2006/wordml" xmlns:wps="http://schemas.microsoft.com/office/word/2010/wordprocessingShape" xmlns:a="http://schemas.openxmlformats.org/drawingml/2006/main" xmlns:pic="http://schemas.openxmlformats.org/drawingml/2006/picture" xmlns:a14="http://schemas.microsoft.com/office/drawing/2010/main" mc:Ignorable="w14 w15 w16se w16cid w16 w16cex w16sdtdh w16sdtfl w16du wp14">
   <w:p>
     <w:pPr>
       <w:pStyle w:val="Normal0"/>
@@ -22476,7 +22624,7 @@
         <w:ind w:left="1440" w:hanging="360"/>
       </w:pPr>
       <w:rPr>
-        <w:rFonts w:ascii="Symbol" w:eastAsia="Times New Roman" w:hAnsi="Symbol" w:cs="Times New Roman" w:hint="default"/>
+        <w:rFonts w:hint="default" w:ascii="Symbol" w:hAnsi="Symbol" w:eastAsia="Times New Roman" w:cs="Times New Roman"/>
       </w:rPr>
     </w:lvl>
     <w:lvl w:ilvl="2" w:tentative="1">
@@ -22577,7 +22725,7 @@
         <w:ind w:left="720" w:hanging="360"/>
       </w:pPr>
       <w:rPr>
-        <w:rFonts w:ascii="Symbol" w:hAnsi="Symbol" w:hint="default"/>
+        <w:rFonts w:hint="default" w:ascii="Symbol" w:hAnsi="Symbol"/>
       </w:rPr>
     </w:lvl>
     <w:lvl w:ilvl="1" w:tplc="240A0003" w:tentative="1">
@@ -22589,7 +22737,7 @@
         <w:ind w:left="1440" w:hanging="360"/>
       </w:pPr>
       <w:rPr>
-        <w:rFonts w:ascii="Courier New" w:hAnsi="Courier New" w:cs="Courier New" w:hint="default"/>
+        <w:rFonts w:hint="default" w:ascii="Courier New" w:hAnsi="Courier New" w:cs="Courier New"/>
       </w:rPr>
     </w:lvl>
     <w:lvl w:ilvl="2" w:tplc="240A0005" w:tentative="1">
@@ -22601,7 +22749,7 @@
         <w:ind w:left="2160" w:hanging="360"/>
       </w:pPr>
       <w:rPr>
-        <w:rFonts w:ascii="Wingdings" w:hAnsi="Wingdings" w:hint="default"/>
+        <w:rFonts w:hint="default" w:ascii="Wingdings" w:hAnsi="Wingdings"/>
       </w:rPr>
     </w:lvl>
     <w:lvl w:ilvl="3" w:tplc="240A0001" w:tentative="1">
@@ -22613,7 +22761,7 @@
         <w:ind w:left="2880" w:hanging="360"/>
       </w:pPr>
       <w:rPr>
-        <w:rFonts w:ascii="Symbol" w:hAnsi="Symbol" w:hint="default"/>
+        <w:rFonts w:hint="default" w:ascii="Symbol" w:hAnsi="Symbol"/>
       </w:rPr>
     </w:lvl>
     <w:lvl w:ilvl="4" w:tplc="240A0003" w:tentative="1">
@@ -22625,7 +22773,7 @@
         <w:ind w:left="3600" w:hanging="360"/>
       </w:pPr>
       <w:rPr>
-        <w:rFonts w:ascii="Courier New" w:hAnsi="Courier New" w:cs="Courier New" w:hint="default"/>
+        <w:rFonts w:hint="default" w:ascii="Courier New" w:hAnsi="Courier New" w:cs="Courier New"/>
       </w:rPr>
     </w:lvl>
     <w:lvl w:ilvl="5" w:tplc="240A0005" w:tentative="1">
@@ -22637,7 +22785,7 @@
         <w:ind w:left="4320" w:hanging="360"/>
       </w:pPr>
       <w:rPr>
-        <w:rFonts w:ascii="Wingdings" w:hAnsi="Wingdings" w:hint="default"/>
+        <w:rFonts w:hint="default" w:ascii="Wingdings" w:hAnsi="Wingdings"/>
       </w:rPr>
     </w:lvl>
     <w:lvl w:ilvl="6" w:tplc="240A0001" w:tentative="1">
@@ -22649,7 +22797,7 @@
         <w:ind w:left="5040" w:hanging="360"/>
       </w:pPr>
       <w:rPr>
-        <w:rFonts w:ascii="Symbol" w:hAnsi="Symbol" w:hint="default"/>
+        <w:rFonts w:hint="default" w:ascii="Symbol" w:hAnsi="Symbol"/>
       </w:rPr>
     </w:lvl>
     <w:lvl w:ilvl="7" w:tplc="240A0003" w:tentative="1">
@@ -22661,7 +22809,7 @@
         <w:ind w:left="5760" w:hanging="360"/>
       </w:pPr>
       <w:rPr>
-        <w:rFonts w:ascii="Courier New" w:hAnsi="Courier New" w:cs="Courier New" w:hint="default"/>
+        <w:rFonts w:hint="default" w:ascii="Courier New" w:hAnsi="Courier New" w:cs="Courier New"/>
       </w:rPr>
     </w:lvl>
     <w:lvl w:ilvl="8" w:tplc="240A0005" w:tentative="1">
@@ -22673,7 +22821,7 @@
         <w:ind w:left="6480" w:hanging="360"/>
       </w:pPr>
       <w:rPr>
-        <w:rFonts w:ascii="Wingdings" w:hAnsi="Wingdings" w:hint="default"/>
+        <w:rFonts w:hint="default" w:ascii="Wingdings" w:hAnsi="Wingdings"/>
       </w:rPr>
     </w:lvl>
   </w:abstractNum>
@@ -22806,7 +22954,7 @@
         <w:ind w:left="720" w:hanging="360"/>
       </w:pPr>
       <w:rPr>
-        <w:rFonts w:ascii="Symbol" w:hAnsi="Symbol" w:hint="default"/>
+        <w:rFonts w:hint="default" w:ascii="Symbol" w:hAnsi="Symbol"/>
         <w:sz w:val="20"/>
       </w:rPr>
     </w:lvl>
@@ -22822,7 +22970,7 @@
         <w:ind w:left="1440" w:hanging="360"/>
       </w:pPr>
       <w:rPr>
-        <w:rFonts w:ascii="Courier New" w:hAnsi="Courier New" w:hint="default"/>
+        <w:rFonts w:hint="default" w:ascii="Courier New" w:hAnsi="Courier New"/>
         <w:sz w:val="20"/>
       </w:rPr>
     </w:lvl>
@@ -22838,7 +22986,7 @@
         <w:ind w:left="2160" w:hanging="360"/>
       </w:pPr>
       <w:rPr>
-        <w:rFonts w:ascii="Wingdings" w:hAnsi="Wingdings" w:hint="default"/>
+        <w:rFonts w:hint="default" w:ascii="Wingdings" w:hAnsi="Wingdings"/>
         <w:sz w:val="20"/>
       </w:rPr>
     </w:lvl>
@@ -22854,7 +23002,7 @@
         <w:ind w:left="2880" w:hanging="360"/>
       </w:pPr>
       <w:rPr>
-        <w:rFonts w:ascii="Wingdings" w:hAnsi="Wingdings" w:hint="default"/>
+        <w:rFonts w:hint="default" w:ascii="Wingdings" w:hAnsi="Wingdings"/>
         <w:sz w:val="20"/>
       </w:rPr>
     </w:lvl>
@@ -22870,7 +23018,7 @@
         <w:ind w:left="3600" w:hanging="360"/>
       </w:pPr>
       <w:rPr>
-        <w:rFonts w:ascii="Wingdings" w:hAnsi="Wingdings" w:hint="default"/>
+        <w:rFonts w:hint="default" w:ascii="Wingdings" w:hAnsi="Wingdings"/>
         <w:sz w:val="20"/>
       </w:rPr>
     </w:lvl>
@@ -22886,7 +23034,7 @@
         <w:ind w:left="4320" w:hanging="360"/>
       </w:pPr>
       <w:rPr>
-        <w:rFonts w:ascii="Wingdings" w:hAnsi="Wingdings" w:hint="default"/>
+        <w:rFonts w:hint="default" w:ascii="Wingdings" w:hAnsi="Wingdings"/>
         <w:sz w:val="20"/>
       </w:rPr>
     </w:lvl>
@@ -22902,7 +23050,7 @@
         <w:ind w:left="5040" w:hanging="360"/>
       </w:pPr>
       <w:rPr>
-        <w:rFonts w:ascii="Wingdings" w:hAnsi="Wingdings" w:hint="default"/>
+        <w:rFonts w:hint="default" w:ascii="Wingdings" w:hAnsi="Wingdings"/>
         <w:sz w:val="20"/>
       </w:rPr>
     </w:lvl>
@@ -22918,7 +23066,7 @@
         <w:ind w:left="5760" w:hanging="360"/>
       </w:pPr>
       <w:rPr>
-        <w:rFonts w:ascii="Wingdings" w:hAnsi="Wingdings" w:hint="default"/>
+        <w:rFonts w:hint="default" w:ascii="Wingdings" w:hAnsi="Wingdings"/>
         <w:sz w:val="20"/>
       </w:rPr>
     </w:lvl>
@@ -22934,7 +23082,7 @@
         <w:ind w:left="6480" w:hanging="360"/>
       </w:pPr>
       <w:rPr>
-        <w:rFonts w:ascii="Wingdings" w:hAnsi="Wingdings" w:hint="default"/>
+        <w:rFonts w:hint="default" w:ascii="Wingdings" w:hAnsi="Wingdings"/>
         <w:sz w:val="20"/>
       </w:rPr>
     </w:lvl>
@@ -22955,7 +23103,7 @@
         <w:ind w:left="720" w:hanging="360"/>
       </w:pPr>
       <w:rPr>
-        <w:rFonts w:ascii="Wingdings" w:hAnsi="Wingdings" w:hint="default"/>
+        <w:rFonts w:hint="default" w:ascii="Wingdings" w:hAnsi="Wingdings"/>
         <w:sz w:val="20"/>
       </w:rPr>
     </w:lvl>
@@ -22971,7 +23119,7 @@
         <w:ind w:left="1440" w:hanging="360"/>
       </w:pPr>
       <w:rPr>
-        <w:rFonts w:ascii="Courier New" w:hAnsi="Courier New" w:hint="default"/>
+        <w:rFonts w:hint="default" w:ascii="Courier New" w:hAnsi="Courier New"/>
         <w:sz w:val="20"/>
       </w:rPr>
     </w:lvl>
@@ -22987,7 +23135,7 @@
         <w:ind w:left="2160" w:hanging="360"/>
       </w:pPr>
       <w:rPr>
-        <w:rFonts w:ascii="Wingdings" w:hAnsi="Wingdings" w:hint="default"/>
+        <w:rFonts w:hint="default" w:ascii="Wingdings" w:hAnsi="Wingdings"/>
         <w:sz w:val="20"/>
       </w:rPr>
     </w:lvl>
@@ -23003,7 +23151,7 @@
         <w:ind w:left="2880" w:hanging="360"/>
       </w:pPr>
       <w:rPr>
-        <w:rFonts w:ascii="Wingdings" w:hAnsi="Wingdings" w:hint="default"/>
+        <w:rFonts w:hint="default" w:ascii="Wingdings" w:hAnsi="Wingdings"/>
         <w:sz w:val="20"/>
       </w:rPr>
     </w:lvl>
@@ -23019,7 +23167,7 @@
         <w:ind w:left="3600" w:hanging="360"/>
       </w:pPr>
       <w:rPr>
-        <w:rFonts w:ascii="Wingdings" w:hAnsi="Wingdings" w:hint="default"/>
+        <w:rFonts w:hint="default" w:ascii="Wingdings" w:hAnsi="Wingdings"/>
         <w:sz w:val="20"/>
       </w:rPr>
     </w:lvl>
@@ -23035,7 +23183,7 @@
         <w:ind w:left="4320" w:hanging="360"/>
       </w:pPr>
       <w:rPr>
-        <w:rFonts w:ascii="Wingdings" w:hAnsi="Wingdings" w:hint="default"/>
+        <w:rFonts w:hint="default" w:ascii="Wingdings" w:hAnsi="Wingdings"/>
         <w:sz w:val="20"/>
       </w:rPr>
     </w:lvl>
@@ -23051,7 +23199,7 @@
         <w:ind w:left="5040" w:hanging="360"/>
       </w:pPr>
       <w:rPr>
-        <w:rFonts w:ascii="Wingdings" w:hAnsi="Wingdings" w:hint="default"/>
+        <w:rFonts w:hint="default" w:ascii="Wingdings" w:hAnsi="Wingdings"/>
         <w:sz w:val="20"/>
       </w:rPr>
     </w:lvl>
@@ -23067,7 +23215,7 @@
         <w:ind w:left="5760" w:hanging="360"/>
       </w:pPr>
       <w:rPr>
-        <w:rFonts w:ascii="Wingdings" w:hAnsi="Wingdings" w:hint="default"/>
+        <w:rFonts w:hint="default" w:ascii="Wingdings" w:hAnsi="Wingdings"/>
         <w:sz w:val="20"/>
       </w:rPr>
     </w:lvl>
@@ -23083,7 +23231,7 @@
         <w:ind w:left="6480" w:hanging="360"/>
       </w:pPr>
       <w:rPr>
-        <w:rFonts w:ascii="Wingdings" w:hAnsi="Wingdings" w:hint="default"/>
+        <w:rFonts w:hint="default" w:ascii="Wingdings" w:hAnsi="Wingdings"/>
         <w:sz w:val="20"/>
       </w:rPr>
     </w:lvl>
@@ -23104,7 +23252,7 @@
         <w:ind w:left="720" w:hanging="360"/>
       </w:pPr>
       <w:rPr>
-        <w:rFonts w:ascii="Symbol" w:hAnsi="Symbol" w:hint="default"/>
+        <w:rFonts w:hint="default" w:ascii="Symbol" w:hAnsi="Symbol"/>
         <w:sz w:val="20"/>
       </w:rPr>
     </w:lvl>
@@ -23120,7 +23268,7 @@
         <w:ind w:left="1440" w:hanging="360"/>
       </w:pPr>
       <w:rPr>
-        <w:rFonts w:ascii="Courier New" w:hAnsi="Courier New" w:hint="default"/>
+        <w:rFonts w:hint="default" w:ascii="Courier New" w:hAnsi="Courier New"/>
         <w:sz w:val="20"/>
       </w:rPr>
     </w:lvl>
@@ -23136,7 +23284,7 @@
         <w:ind w:left="2160" w:hanging="360"/>
       </w:pPr>
       <w:rPr>
-        <w:rFonts w:ascii="Wingdings" w:hAnsi="Wingdings" w:hint="default"/>
+        <w:rFonts w:hint="default" w:ascii="Wingdings" w:hAnsi="Wingdings"/>
         <w:sz w:val="20"/>
       </w:rPr>
     </w:lvl>
@@ -23152,7 +23300,7 @@
         <w:ind w:left="2880" w:hanging="360"/>
       </w:pPr>
       <w:rPr>
-        <w:rFonts w:ascii="Wingdings" w:hAnsi="Wingdings" w:hint="default"/>
+        <w:rFonts w:hint="default" w:ascii="Wingdings" w:hAnsi="Wingdings"/>
         <w:sz w:val="20"/>
       </w:rPr>
     </w:lvl>
@@ -23168,7 +23316,7 @@
         <w:ind w:left="3600" w:hanging="360"/>
       </w:pPr>
       <w:rPr>
-        <w:rFonts w:ascii="Wingdings" w:hAnsi="Wingdings" w:hint="default"/>
+        <w:rFonts w:hint="default" w:ascii="Wingdings" w:hAnsi="Wingdings"/>
         <w:sz w:val="20"/>
       </w:rPr>
     </w:lvl>
@@ -23184,7 +23332,7 @@
         <w:ind w:left="4320" w:hanging="360"/>
       </w:pPr>
       <w:rPr>
-        <w:rFonts w:ascii="Wingdings" w:hAnsi="Wingdings" w:hint="default"/>
+        <w:rFonts w:hint="default" w:ascii="Wingdings" w:hAnsi="Wingdings"/>
         <w:sz w:val="20"/>
       </w:rPr>
     </w:lvl>
@@ -23200,7 +23348,7 @@
         <w:ind w:left="5040" w:hanging="360"/>
       </w:pPr>
       <w:rPr>
-        <w:rFonts w:ascii="Wingdings" w:hAnsi="Wingdings" w:hint="default"/>
+        <w:rFonts w:hint="default" w:ascii="Wingdings" w:hAnsi="Wingdings"/>
         <w:sz w:val="20"/>
       </w:rPr>
     </w:lvl>
@@ -23216,7 +23364,7 @@
         <w:ind w:left="5760" w:hanging="360"/>
       </w:pPr>
       <w:rPr>
-        <w:rFonts w:ascii="Wingdings" w:hAnsi="Wingdings" w:hint="default"/>
+        <w:rFonts w:hint="default" w:ascii="Wingdings" w:hAnsi="Wingdings"/>
         <w:sz w:val="20"/>
       </w:rPr>
     </w:lvl>
@@ -23232,7 +23380,7 @@
         <w:ind w:left="6480" w:hanging="360"/>
       </w:pPr>
       <w:rPr>
-        <w:rFonts w:ascii="Wingdings" w:hAnsi="Wingdings" w:hint="default"/>
+        <w:rFonts w:hint="default" w:ascii="Wingdings" w:hAnsi="Wingdings"/>
         <w:sz w:val="20"/>
       </w:rPr>
     </w:lvl>
@@ -23253,7 +23401,7 @@
         <w:ind w:left="720" w:hanging="360"/>
       </w:pPr>
       <w:rPr>
-        <w:rFonts w:ascii="Symbol" w:hAnsi="Symbol" w:hint="default"/>
+        <w:rFonts w:hint="default" w:ascii="Symbol" w:hAnsi="Symbol"/>
         <w:sz w:val="20"/>
       </w:rPr>
     </w:lvl>
@@ -23269,7 +23417,7 @@
         <w:ind w:left="1440" w:hanging="360"/>
       </w:pPr>
       <w:rPr>
-        <w:rFonts w:ascii="Courier New" w:hAnsi="Courier New" w:hint="default"/>
+        <w:rFonts w:hint="default" w:ascii="Courier New" w:hAnsi="Courier New"/>
         <w:sz w:val="20"/>
       </w:rPr>
     </w:lvl>
@@ -23285,7 +23433,7 @@
         <w:ind w:left="2160" w:hanging="360"/>
       </w:pPr>
       <w:rPr>
-        <w:rFonts w:ascii="Wingdings" w:hAnsi="Wingdings" w:hint="default"/>
+        <w:rFonts w:hint="default" w:ascii="Wingdings" w:hAnsi="Wingdings"/>
         <w:sz w:val="20"/>
       </w:rPr>
     </w:lvl>
@@ -23301,7 +23449,7 @@
         <w:ind w:left="2880" w:hanging="360"/>
       </w:pPr>
       <w:rPr>
-        <w:rFonts w:ascii="Wingdings" w:hAnsi="Wingdings" w:hint="default"/>
+        <w:rFonts w:hint="default" w:ascii="Wingdings" w:hAnsi="Wingdings"/>
         <w:sz w:val="20"/>
       </w:rPr>
     </w:lvl>
@@ -23317,7 +23465,7 @@
         <w:ind w:left="3600" w:hanging="360"/>
       </w:pPr>
       <w:rPr>
-        <w:rFonts w:ascii="Wingdings" w:hAnsi="Wingdings" w:hint="default"/>
+        <w:rFonts w:hint="default" w:ascii="Wingdings" w:hAnsi="Wingdings"/>
         <w:sz w:val="20"/>
       </w:rPr>
     </w:lvl>
@@ -23333,7 +23481,7 @@
         <w:ind w:left="4320" w:hanging="360"/>
       </w:pPr>
       <w:rPr>
-        <w:rFonts w:ascii="Wingdings" w:hAnsi="Wingdings" w:hint="default"/>
+        <w:rFonts w:hint="default" w:ascii="Wingdings" w:hAnsi="Wingdings"/>
         <w:sz w:val="20"/>
       </w:rPr>
     </w:lvl>
@@ -23349,7 +23497,7 @@
         <w:ind w:left="5040" w:hanging="360"/>
       </w:pPr>
       <w:rPr>
-        <w:rFonts w:ascii="Wingdings" w:hAnsi="Wingdings" w:hint="default"/>
+        <w:rFonts w:hint="default" w:ascii="Wingdings" w:hAnsi="Wingdings"/>
         <w:sz w:val="20"/>
       </w:rPr>
     </w:lvl>
@@ -23365,7 +23513,7 @@
         <w:ind w:left="5760" w:hanging="360"/>
       </w:pPr>
       <w:rPr>
-        <w:rFonts w:ascii="Wingdings" w:hAnsi="Wingdings" w:hint="default"/>
+        <w:rFonts w:hint="default" w:ascii="Wingdings" w:hAnsi="Wingdings"/>
         <w:sz w:val="20"/>
       </w:rPr>
     </w:lvl>
@@ -23381,7 +23529,7 @@
         <w:ind w:left="6480" w:hanging="360"/>
       </w:pPr>
       <w:rPr>
-        <w:rFonts w:ascii="Wingdings" w:hAnsi="Wingdings" w:hint="default"/>
+        <w:rFonts w:hint="default" w:ascii="Wingdings" w:hAnsi="Wingdings"/>
         <w:sz w:val="20"/>
       </w:rPr>
     </w:lvl>
@@ -23574,7 +23722,7 @@
         <w:ind w:left="720" w:hanging="360"/>
       </w:pPr>
       <w:rPr>
-        <w:rFonts w:ascii="Symbol" w:hAnsi="Symbol" w:hint="default"/>
+        <w:rFonts w:hint="default" w:ascii="Symbol" w:hAnsi="Symbol"/>
         <w:sz w:val="20"/>
       </w:rPr>
     </w:lvl>
@@ -23590,7 +23738,7 @@
         <w:ind w:left="1440" w:hanging="360"/>
       </w:pPr>
       <w:rPr>
-        <w:rFonts w:ascii="Courier New" w:hAnsi="Courier New" w:hint="default"/>
+        <w:rFonts w:hint="default" w:ascii="Courier New" w:hAnsi="Courier New"/>
         <w:sz w:val="20"/>
       </w:rPr>
     </w:lvl>
@@ -23606,7 +23754,7 @@
         <w:ind w:left="2160" w:hanging="360"/>
       </w:pPr>
       <w:rPr>
-        <w:rFonts w:ascii="Wingdings" w:hAnsi="Wingdings" w:hint="default"/>
+        <w:rFonts w:hint="default" w:ascii="Wingdings" w:hAnsi="Wingdings"/>
         <w:sz w:val="20"/>
       </w:rPr>
     </w:lvl>
@@ -23622,7 +23770,7 @@
         <w:ind w:left="2880" w:hanging="360"/>
       </w:pPr>
       <w:rPr>
-        <w:rFonts w:ascii="Wingdings" w:hAnsi="Wingdings" w:hint="default"/>
+        <w:rFonts w:hint="default" w:ascii="Wingdings" w:hAnsi="Wingdings"/>
         <w:sz w:val="20"/>
       </w:rPr>
     </w:lvl>
@@ -23638,7 +23786,7 @@
         <w:ind w:left="3600" w:hanging="360"/>
       </w:pPr>
       <w:rPr>
-        <w:rFonts w:ascii="Wingdings" w:hAnsi="Wingdings" w:hint="default"/>
+        <w:rFonts w:hint="default" w:ascii="Wingdings" w:hAnsi="Wingdings"/>
         <w:sz w:val="20"/>
       </w:rPr>
     </w:lvl>
@@ -23654,7 +23802,7 @@
         <w:ind w:left="4320" w:hanging="360"/>
       </w:pPr>
       <w:rPr>
-        <w:rFonts w:ascii="Wingdings" w:hAnsi="Wingdings" w:hint="default"/>
+        <w:rFonts w:hint="default" w:ascii="Wingdings" w:hAnsi="Wingdings"/>
         <w:sz w:val="20"/>
       </w:rPr>
     </w:lvl>
@@ -23670,7 +23818,7 @@
         <w:ind w:left="5040" w:hanging="360"/>
       </w:pPr>
       <w:rPr>
-        <w:rFonts w:ascii="Wingdings" w:hAnsi="Wingdings" w:hint="default"/>
+        <w:rFonts w:hint="default" w:ascii="Wingdings" w:hAnsi="Wingdings"/>
         <w:sz w:val="20"/>
       </w:rPr>
     </w:lvl>
@@ -23686,7 +23834,7 @@
         <w:ind w:left="5760" w:hanging="360"/>
       </w:pPr>
       <w:rPr>
-        <w:rFonts w:ascii="Wingdings" w:hAnsi="Wingdings" w:hint="default"/>
+        <w:rFonts w:hint="default" w:ascii="Wingdings" w:hAnsi="Wingdings"/>
         <w:sz w:val="20"/>
       </w:rPr>
     </w:lvl>
@@ -23702,7 +23850,7 @@
         <w:ind w:left="6480" w:hanging="360"/>
       </w:pPr>
       <w:rPr>
-        <w:rFonts w:ascii="Wingdings" w:hAnsi="Wingdings" w:hint="default"/>
+        <w:rFonts w:hint="default" w:ascii="Wingdings" w:hAnsi="Wingdings"/>
         <w:sz w:val="20"/>
       </w:rPr>
     </w:lvl>
@@ -23723,7 +23871,7 @@
         <w:ind w:left="720" w:hanging="360"/>
       </w:pPr>
       <w:rPr>
-        <w:rFonts w:ascii="Wingdings" w:hAnsi="Wingdings" w:hint="default"/>
+        <w:rFonts w:hint="default" w:ascii="Wingdings" w:hAnsi="Wingdings"/>
         <w:sz w:val="20"/>
       </w:rPr>
     </w:lvl>
@@ -23739,7 +23887,7 @@
         <w:ind w:left="1440" w:hanging="360"/>
       </w:pPr>
       <w:rPr>
-        <w:rFonts w:ascii="Courier New" w:hAnsi="Courier New" w:hint="default"/>
+        <w:rFonts w:hint="default" w:ascii="Courier New" w:hAnsi="Courier New"/>
         <w:sz w:val="20"/>
       </w:rPr>
     </w:lvl>
@@ -23755,7 +23903,7 @@
         <w:ind w:left="2160" w:hanging="360"/>
       </w:pPr>
       <w:rPr>
-        <w:rFonts w:ascii="Wingdings" w:hAnsi="Wingdings" w:hint="default"/>
+        <w:rFonts w:hint="default" w:ascii="Wingdings" w:hAnsi="Wingdings"/>
         <w:sz w:val="20"/>
       </w:rPr>
     </w:lvl>
@@ -23771,7 +23919,7 @@
         <w:ind w:left="2880" w:hanging="360"/>
       </w:pPr>
       <w:rPr>
-        <w:rFonts w:ascii="Wingdings" w:hAnsi="Wingdings" w:hint="default"/>
+        <w:rFonts w:hint="default" w:ascii="Wingdings" w:hAnsi="Wingdings"/>
         <w:sz w:val="20"/>
       </w:rPr>
     </w:lvl>
@@ -23787,7 +23935,7 @@
         <w:ind w:left="3600" w:hanging="360"/>
       </w:pPr>
       <w:rPr>
-        <w:rFonts w:ascii="Wingdings" w:hAnsi="Wingdings" w:hint="default"/>
+        <w:rFonts w:hint="default" w:ascii="Wingdings" w:hAnsi="Wingdings"/>
         <w:sz w:val="20"/>
       </w:rPr>
     </w:lvl>
@@ -23803,7 +23951,7 @@
         <w:ind w:left="4320" w:hanging="360"/>
       </w:pPr>
       <w:rPr>
-        <w:rFonts w:ascii="Wingdings" w:hAnsi="Wingdings" w:hint="default"/>
+        <w:rFonts w:hint="default" w:ascii="Wingdings" w:hAnsi="Wingdings"/>
         <w:sz w:val="20"/>
       </w:rPr>
     </w:lvl>
@@ -23819,7 +23967,7 @@
         <w:ind w:left="5040" w:hanging="360"/>
       </w:pPr>
       <w:rPr>
-        <w:rFonts w:ascii="Wingdings" w:hAnsi="Wingdings" w:hint="default"/>
+        <w:rFonts w:hint="default" w:ascii="Wingdings" w:hAnsi="Wingdings"/>
         <w:sz w:val="20"/>
       </w:rPr>
     </w:lvl>
@@ -23835,7 +23983,7 @@
         <w:ind w:left="5760" w:hanging="360"/>
       </w:pPr>
       <w:rPr>
-        <w:rFonts w:ascii="Wingdings" w:hAnsi="Wingdings" w:hint="default"/>
+        <w:rFonts w:hint="default" w:ascii="Wingdings" w:hAnsi="Wingdings"/>
         <w:sz w:val="20"/>
       </w:rPr>
     </w:lvl>
@@ -23851,7 +23999,7 @@
         <w:ind w:left="6480" w:hanging="360"/>
       </w:pPr>
       <w:rPr>
-        <w:rFonts w:ascii="Wingdings" w:hAnsi="Wingdings" w:hint="default"/>
+        <w:rFonts w:hint="default" w:ascii="Wingdings" w:hAnsi="Wingdings"/>
         <w:sz w:val="20"/>
       </w:rPr>
     </w:lvl>
@@ -23982,7 +24130,7 @@
         <w:ind w:left="720" w:hanging="360"/>
       </w:pPr>
       <w:rPr>
-        <w:rFonts w:ascii="Wingdings" w:hAnsi="Wingdings" w:hint="default"/>
+        <w:rFonts w:hint="default" w:ascii="Wingdings" w:hAnsi="Wingdings"/>
       </w:rPr>
     </w:lvl>
     <w:lvl w:ilvl="1" w:tplc="240A0003" w:tentative="1">
@@ -23994,7 +24142,7 @@
         <w:ind w:left="1440" w:hanging="360"/>
       </w:pPr>
       <w:rPr>
-        <w:rFonts w:ascii="Courier New" w:hAnsi="Courier New" w:cs="Courier New" w:hint="default"/>
+        <w:rFonts w:hint="default" w:ascii="Courier New" w:hAnsi="Courier New" w:cs="Courier New"/>
       </w:rPr>
     </w:lvl>
     <w:lvl w:ilvl="2" w:tplc="240A0005" w:tentative="1">
@@ -24006,7 +24154,7 @@
         <w:ind w:left="2160" w:hanging="360"/>
       </w:pPr>
       <w:rPr>
-        <w:rFonts w:ascii="Wingdings" w:hAnsi="Wingdings" w:hint="default"/>
+        <w:rFonts w:hint="default" w:ascii="Wingdings" w:hAnsi="Wingdings"/>
       </w:rPr>
     </w:lvl>
     <w:lvl w:ilvl="3" w:tplc="240A0001" w:tentative="1">
@@ -24018,7 +24166,7 @@
         <w:ind w:left="2880" w:hanging="360"/>
       </w:pPr>
       <w:rPr>
-        <w:rFonts w:ascii="Symbol" w:hAnsi="Symbol" w:hint="default"/>
+        <w:rFonts w:hint="default" w:ascii="Symbol" w:hAnsi="Symbol"/>
       </w:rPr>
     </w:lvl>
     <w:lvl w:ilvl="4" w:tplc="240A0003" w:tentative="1">
@@ -24030,7 +24178,7 @@
         <w:ind w:left="3600" w:hanging="360"/>
       </w:pPr>
       <w:rPr>
-        <w:rFonts w:ascii="Courier New" w:hAnsi="Courier New" w:cs="Courier New" w:hint="default"/>
+        <w:rFonts w:hint="default" w:ascii="Courier New" w:hAnsi="Courier New" w:cs="Courier New"/>
       </w:rPr>
     </w:lvl>
     <w:lvl w:ilvl="5" w:tplc="240A0005" w:tentative="1">
@@ -24042,7 +24190,7 @@
         <w:ind w:left="4320" w:hanging="360"/>
       </w:pPr>
       <w:rPr>
-        <w:rFonts w:ascii="Wingdings" w:hAnsi="Wingdings" w:hint="default"/>
+        <w:rFonts w:hint="default" w:ascii="Wingdings" w:hAnsi="Wingdings"/>
       </w:rPr>
     </w:lvl>
     <w:lvl w:ilvl="6" w:tplc="240A0001" w:tentative="1">
@@ -24054,7 +24202,7 @@
         <w:ind w:left="5040" w:hanging="360"/>
       </w:pPr>
       <w:rPr>
-        <w:rFonts w:ascii="Symbol" w:hAnsi="Symbol" w:hint="default"/>
+        <w:rFonts w:hint="default" w:ascii="Symbol" w:hAnsi="Symbol"/>
       </w:rPr>
     </w:lvl>
     <w:lvl w:ilvl="7" w:tplc="240A0003" w:tentative="1">
@@ -24066,7 +24214,7 @@
         <w:ind w:left="5760" w:hanging="360"/>
       </w:pPr>
       <w:rPr>
-        <w:rFonts w:ascii="Courier New" w:hAnsi="Courier New" w:cs="Courier New" w:hint="default"/>
+        <w:rFonts w:hint="default" w:ascii="Courier New" w:hAnsi="Courier New" w:cs="Courier New"/>
       </w:rPr>
     </w:lvl>
     <w:lvl w:ilvl="8" w:tplc="240A0005" w:tentative="1">
@@ -24078,7 +24226,7 @@
         <w:ind w:left="6480" w:hanging="360"/>
       </w:pPr>
       <w:rPr>
-        <w:rFonts w:ascii="Wingdings" w:hAnsi="Wingdings" w:hint="default"/>
+        <w:rFonts w:hint="default" w:ascii="Wingdings" w:hAnsi="Wingdings"/>
       </w:rPr>
     </w:lvl>
   </w:abstractNum>
@@ -24190,7 +24338,7 @@
         <w:ind w:left="720" w:hanging="360"/>
       </w:pPr>
       <w:rPr>
-        <w:rFonts w:ascii="Symbol" w:hAnsi="Symbol" w:hint="default"/>
+        <w:rFonts w:hint="default" w:ascii="Symbol" w:hAnsi="Symbol"/>
         <w:sz w:val="20"/>
       </w:rPr>
     </w:lvl>
@@ -24206,7 +24354,7 @@
         <w:ind w:left="1440" w:hanging="360"/>
       </w:pPr>
       <w:rPr>
-        <w:rFonts w:ascii="Courier New" w:hAnsi="Courier New" w:hint="default"/>
+        <w:rFonts w:hint="default" w:ascii="Courier New" w:hAnsi="Courier New"/>
         <w:sz w:val="20"/>
       </w:rPr>
     </w:lvl>
@@ -24222,7 +24370,7 @@
         <w:ind w:left="2160" w:hanging="360"/>
       </w:pPr>
       <w:rPr>
-        <w:rFonts w:ascii="Wingdings" w:hAnsi="Wingdings" w:hint="default"/>
+        <w:rFonts w:hint="default" w:ascii="Wingdings" w:hAnsi="Wingdings"/>
         <w:sz w:val="20"/>
       </w:rPr>
     </w:lvl>
@@ -24238,7 +24386,7 @@
         <w:ind w:left="2880" w:hanging="360"/>
       </w:pPr>
       <w:rPr>
-        <w:rFonts w:ascii="Wingdings" w:hAnsi="Wingdings" w:hint="default"/>
+        <w:rFonts w:hint="default" w:ascii="Wingdings" w:hAnsi="Wingdings"/>
         <w:sz w:val="20"/>
       </w:rPr>
     </w:lvl>
@@ -24254,7 +24402,7 @@
         <w:ind w:left="3600" w:hanging="360"/>
       </w:pPr>
       <w:rPr>
-        <w:rFonts w:ascii="Wingdings" w:hAnsi="Wingdings" w:hint="default"/>
+        <w:rFonts w:hint="default" w:ascii="Wingdings" w:hAnsi="Wingdings"/>
         <w:sz w:val="20"/>
       </w:rPr>
     </w:lvl>
@@ -24270,7 +24418,7 @@
         <w:ind w:left="4320" w:hanging="360"/>
       </w:pPr>
       <w:rPr>
-        <w:rFonts w:ascii="Wingdings" w:hAnsi="Wingdings" w:hint="default"/>
+        <w:rFonts w:hint="default" w:ascii="Wingdings" w:hAnsi="Wingdings"/>
         <w:sz w:val="20"/>
       </w:rPr>
     </w:lvl>
@@ -24286,7 +24434,7 @@
         <w:ind w:left="5040" w:hanging="360"/>
       </w:pPr>
       <w:rPr>
-        <w:rFonts w:ascii="Wingdings" w:hAnsi="Wingdings" w:hint="default"/>
+        <w:rFonts w:hint="default" w:ascii="Wingdings" w:hAnsi="Wingdings"/>
         <w:sz w:val="20"/>
       </w:rPr>
     </w:lvl>
@@ -24302,7 +24450,7 @@
         <w:ind w:left="5760" w:hanging="360"/>
       </w:pPr>
       <w:rPr>
-        <w:rFonts w:ascii="Wingdings" w:hAnsi="Wingdings" w:hint="default"/>
+        <w:rFonts w:hint="default" w:ascii="Wingdings" w:hAnsi="Wingdings"/>
         <w:sz w:val="20"/>
       </w:rPr>
     </w:lvl>
@@ -24318,7 +24466,7 @@
         <w:ind w:left="6480" w:hanging="360"/>
       </w:pPr>
       <w:rPr>
-        <w:rFonts w:ascii="Wingdings" w:hAnsi="Wingdings" w:hint="default"/>
+        <w:rFonts w:hint="default" w:ascii="Wingdings" w:hAnsi="Wingdings"/>
         <w:sz w:val="20"/>
       </w:rPr>
     </w:lvl>
@@ -24339,7 +24487,7 @@
         <w:ind w:left="720" w:hanging="360"/>
       </w:pPr>
       <w:rPr>
-        <w:rFonts w:ascii="Symbol" w:hAnsi="Symbol" w:hint="default"/>
+        <w:rFonts w:hint="default" w:ascii="Symbol" w:hAnsi="Symbol"/>
         <w:sz w:val="20"/>
       </w:rPr>
     </w:lvl>
@@ -24355,7 +24503,7 @@
         <w:ind w:left="1440" w:hanging="360"/>
       </w:pPr>
       <w:rPr>
-        <w:rFonts w:ascii="Courier New" w:hAnsi="Courier New" w:hint="default"/>
+        <w:rFonts w:hint="default" w:ascii="Courier New" w:hAnsi="Courier New"/>
         <w:sz w:val="20"/>
       </w:rPr>
     </w:lvl>
@@ -24371,7 +24519,7 @@
         <w:ind w:left="2160" w:hanging="360"/>
       </w:pPr>
       <w:rPr>
-        <w:rFonts w:ascii="Wingdings" w:hAnsi="Wingdings" w:hint="default"/>
+        <w:rFonts w:hint="default" w:ascii="Wingdings" w:hAnsi="Wingdings"/>
         <w:sz w:val="20"/>
       </w:rPr>
     </w:lvl>
@@ -24387,7 +24535,7 @@
         <w:ind w:left="2880" w:hanging="360"/>
       </w:pPr>
       <w:rPr>
-        <w:rFonts w:ascii="Wingdings" w:hAnsi="Wingdings" w:hint="default"/>
+        <w:rFonts w:hint="default" w:ascii="Wingdings" w:hAnsi="Wingdings"/>
         <w:sz w:val="20"/>
       </w:rPr>
     </w:lvl>
@@ -24403,7 +24551,7 @@
         <w:ind w:left="3600" w:hanging="360"/>
       </w:pPr>
       <w:rPr>
-        <w:rFonts w:ascii="Wingdings" w:hAnsi="Wingdings" w:hint="default"/>
+        <w:rFonts w:hint="default" w:ascii="Wingdings" w:hAnsi="Wingdings"/>
         <w:sz w:val="20"/>
       </w:rPr>
     </w:lvl>
@@ -24419,7 +24567,7 @@
         <w:ind w:left="4320" w:hanging="360"/>
       </w:pPr>
       <w:rPr>
-        <w:rFonts w:ascii="Wingdings" w:hAnsi="Wingdings" w:hint="default"/>
+        <w:rFonts w:hint="default" w:ascii="Wingdings" w:hAnsi="Wingdings"/>
         <w:sz w:val="20"/>
       </w:rPr>
     </w:lvl>
@@ -24435,7 +24583,7 @@
         <w:ind w:left="5040" w:hanging="360"/>
       </w:pPr>
       <w:rPr>
-        <w:rFonts w:ascii="Wingdings" w:hAnsi="Wingdings" w:hint="default"/>
+        <w:rFonts w:hint="default" w:ascii="Wingdings" w:hAnsi="Wingdings"/>
         <w:sz w:val="20"/>
       </w:rPr>
     </w:lvl>
@@ -24451,7 +24599,7 @@
         <w:ind w:left="5760" w:hanging="360"/>
       </w:pPr>
       <w:rPr>
-        <w:rFonts w:ascii="Wingdings" w:hAnsi="Wingdings" w:hint="default"/>
+        <w:rFonts w:hint="default" w:ascii="Wingdings" w:hAnsi="Wingdings"/>
         <w:sz w:val="20"/>
       </w:rPr>
     </w:lvl>
@@ -24467,7 +24615,7 @@
         <w:ind w:left="6480" w:hanging="360"/>
       </w:pPr>
       <w:rPr>
-        <w:rFonts w:ascii="Wingdings" w:hAnsi="Wingdings" w:hint="default"/>
+        <w:rFonts w:hint="default" w:ascii="Wingdings" w:hAnsi="Wingdings"/>
         <w:sz w:val="20"/>
       </w:rPr>
     </w:lvl>
@@ -24488,7 +24636,7 @@
         <w:ind w:left="720" w:hanging="360"/>
       </w:pPr>
       <w:rPr>
-        <w:rFonts w:ascii="Arial" w:eastAsia="Times New Roman" w:hAnsi="Arial" w:cs="Arial"/>
+        <w:rFonts w:ascii="Arial" w:hAnsi="Arial" w:eastAsia="Times New Roman" w:cs="Arial"/>
       </w:rPr>
     </w:lvl>
     <w:lvl w:ilvl="1">
@@ -24499,7 +24647,7 @@
         <w:ind w:left="1440" w:hanging="360"/>
       </w:pPr>
       <w:rPr>
-        <w:rFonts w:ascii="Symbol" w:eastAsia="Times New Roman" w:hAnsi="Symbol" w:cs="Times New Roman" w:hint="default"/>
+        <w:rFonts w:hint="default" w:ascii="Symbol" w:hAnsi="Symbol" w:eastAsia="Times New Roman" w:cs="Times New Roman"/>
       </w:rPr>
     </w:lvl>
     <w:lvl w:ilvl="2" w:tentative="1">
@@ -24603,7 +24751,7 @@
         <w:ind w:left="720" w:hanging="360"/>
       </w:pPr>
       <w:rPr>
-        <w:rFonts w:ascii="Symbol" w:hAnsi="Symbol" w:hint="default"/>
+        <w:rFonts w:hint="default" w:ascii="Symbol" w:hAnsi="Symbol"/>
         <w:sz w:val="20"/>
       </w:rPr>
     </w:lvl>
@@ -24619,7 +24767,7 @@
         <w:ind w:left="1440" w:hanging="360"/>
       </w:pPr>
       <w:rPr>
-        <w:rFonts w:ascii="Courier New" w:hAnsi="Courier New" w:hint="default"/>
+        <w:rFonts w:hint="default" w:ascii="Courier New" w:hAnsi="Courier New"/>
         <w:sz w:val="20"/>
       </w:rPr>
     </w:lvl>
@@ -24635,7 +24783,7 @@
         <w:ind w:left="2160" w:hanging="360"/>
       </w:pPr>
       <w:rPr>
-        <w:rFonts w:ascii="Wingdings" w:hAnsi="Wingdings" w:hint="default"/>
+        <w:rFonts w:hint="default" w:ascii="Wingdings" w:hAnsi="Wingdings"/>
         <w:sz w:val="20"/>
       </w:rPr>
     </w:lvl>
@@ -24651,7 +24799,7 @@
         <w:ind w:left="2880" w:hanging="360"/>
       </w:pPr>
       <w:rPr>
-        <w:rFonts w:ascii="Wingdings" w:hAnsi="Wingdings" w:hint="default"/>
+        <w:rFonts w:hint="default" w:ascii="Wingdings" w:hAnsi="Wingdings"/>
         <w:sz w:val="20"/>
       </w:rPr>
     </w:lvl>
@@ -24667,7 +24815,7 @@
         <w:ind w:left="3600" w:hanging="360"/>
       </w:pPr>
       <w:rPr>
-        <w:rFonts w:ascii="Wingdings" w:hAnsi="Wingdings" w:hint="default"/>
+        <w:rFonts w:hint="default" w:ascii="Wingdings" w:hAnsi="Wingdings"/>
         <w:sz w:val="20"/>
       </w:rPr>
     </w:lvl>
@@ -24683,7 +24831,7 @@
         <w:ind w:left="4320" w:hanging="360"/>
       </w:pPr>
       <w:rPr>
-        <w:rFonts w:ascii="Wingdings" w:hAnsi="Wingdings" w:hint="default"/>
+        <w:rFonts w:hint="default" w:ascii="Wingdings" w:hAnsi="Wingdings"/>
         <w:sz w:val="20"/>
       </w:rPr>
     </w:lvl>
@@ -24699,7 +24847,7 @@
         <w:ind w:left="5040" w:hanging="360"/>
       </w:pPr>
       <w:rPr>
-        <w:rFonts w:ascii="Wingdings" w:hAnsi="Wingdings" w:hint="default"/>
+        <w:rFonts w:hint="default" w:ascii="Wingdings" w:hAnsi="Wingdings"/>
         <w:sz w:val="20"/>
       </w:rPr>
     </w:lvl>
@@ -24715,7 +24863,7 @@
         <w:ind w:left="5760" w:hanging="360"/>
       </w:pPr>
       <w:rPr>
-        <w:rFonts w:ascii="Wingdings" w:hAnsi="Wingdings" w:hint="default"/>
+        <w:rFonts w:hint="default" w:ascii="Wingdings" w:hAnsi="Wingdings"/>
         <w:sz w:val="20"/>
       </w:rPr>
     </w:lvl>
@@ -24731,7 +24879,7 @@
         <w:ind w:left="6480" w:hanging="360"/>
       </w:pPr>
       <w:rPr>
-        <w:rFonts w:ascii="Wingdings" w:hAnsi="Wingdings" w:hint="default"/>
+        <w:rFonts w:hint="default" w:ascii="Wingdings" w:hAnsi="Wingdings"/>
         <w:sz w:val="20"/>
       </w:rPr>
     </w:lvl>
@@ -24752,7 +24900,7 @@
         <w:ind w:left="720" w:hanging="360"/>
       </w:pPr>
       <w:rPr>
-        <w:rFonts w:ascii="Wingdings" w:hAnsi="Wingdings" w:hint="default"/>
+        <w:rFonts w:hint="default" w:ascii="Wingdings" w:hAnsi="Wingdings"/>
         <w:sz w:val="20"/>
       </w:rPr>
     </w:lvl>
@@ -24768,7 +24916,7 @@
         <w:ind w:left="1440" w:hanging="360"/>
       </w:pPr>
       <w:rPr>
-        <w:rFonts w:ascii="Courier New" w:hAnsi="Courier New" w:hint="default"/>
+        <w:rFonts w:hint="default" w:ascii="Courier New" w:hAnsi="Courier New"/>
         <w:sz w:val="20"/>
       </w:rPr>
     </w:lvl>
@@ -24784,7 +24932,7 @@
         <w:ind w:left="2160" w:hanging="360"/>
       </w:pPr>
       <w:rPr>
-        <w:rFonts w:ascii="Wingdings" w:hAnsi="Wingdings" w:hint="default"/>
+        <w:rFonts w:hint="default" w:ascii="Wingdings" w:hAnsi="Wingdings"/>
         <w:sz w:val="20"/>
       </w:rPr>
     </w:lvl>
@@ -24800,7 +24948,7 @@
         <w:ind w:left="2880" w:hanging="360"/>
       </w:pPr>
       <w:rPr>
-        <w:rFonts w:ascii="Wingdings" w:hAnsi="Wingdings" w:hint="default"/>
+        <w:rFonts w:hint="default" w:ascii="Wingdings" w:hAnsi="Wingdings"/>
         <w:sz w:val="20"/>
       </w:rPr>
     </w:lvl>
@@ -24816,7 +24964,7 @@
         <w:ind w:left="3600" w:hanging="360"/>
       </w:pPr>
       <w:rPr>
-        <w:rFonts w:ascii="Wingdings" w:hAnsi="Wingdings" w:hint="default"/>
+        <w:rFonts w:hint="default" w:ascii="Wingdings" w:hAnsi="Wingdings"/>
         <w:sz w:val="20"/>
       </w:rPr>
     </w:lvl>
@@ -24832,7 +24980,7 @@
         <w:ind w:left="4320" w:hanging="360"/>
       </w:pPr>
       <w:rPr>
-        <w:rFonts w:ascii="Wingdings" w:hAnsi="Wingdings" w:hint="default"/>
+        <w:rFonts w:hint="default" w:ascii="Wingdings" w:hAnsi="Wingdings"/>
         <w:sz w:val="20"/>
       </w:rPr>
     </w:lvl>
@@ -24848,7 +24996,7 @@
         <w:ind w:left="5040" w:hanging="360"/>
       </w:pPr>
       <w:rPr>
-        <w:rFonts w:ascii="Wingdings" w:hAnsi="Wingdings" w:hint="default"/>
+        <w:rFonts w:hint="default" w:ascii="Wingdings" w:hAnsi="Wingdings"/>
         <w:sz w:val="20"/>
       </w:rPr>
     </w:lvl>
@@ -24864,7 +25012,7 @@
         <w:ind w:left="5760" w:hanging="360"/>
       </w:pPr>
       <w:rPr>
-        <w:rFonts w:ascii="Wingdings" w:hAnsi="Wingdings" w:hint="default"/>
+        <w:rFonts w:hint="default" w:ascii="Wingdings" w:hAnsi="Wingdings"/>
         <w:sz w:val="20"/>
       </w:rPr>
     </w:lvl>
@@ -24880,7 +25028,7 @@
         <w:ind w:left="6480" w:hanging="360"/>
       </w:pPr>
       <w:rPr>
-        <w:rFonts w:ascii="Wingdings" w:hAnsi="Wingdings" w:hint="default"/>
+        <w:rFonts w:hint="default" w:ascii="Wingdings" w:hAnsi="Wingdings"/>
         <w:sz w:val="20"/>
       </w:rPr>
     </w:lvl>
@@ -25014,7 +25162,7 @@
         <w:ind w:left="720" w:hanging="360"/>
       </w:pPr>
       <w:rPr>
-        <w:rFonts w:ascii="Wingdings" w:hAnsi="Wingdings" w:hint="default"/>
+        <w:rFonts w:hint="default" w:ascii="Wingdings" w:hAnsi="Wingdings"/>
         <w:sz w:val="20"/>
       </w:rPr>
     </w:lvl>
@@ -25030,7 +25178,7 @@
         <w:ind w:left="1440" w:hanging="360"/>
       </w:pPr>
       <w:rPr>
-        <w:rFonts w:ascii="Courier New" w:hAnsi="Courier New" w:hint="default"/>
+        <w:rFonts w:hint="default" w:ascii="Courier New" w:hAnsi="Courier New"/>
         <w:sz w:val="20"/>
       </w:rPr>
     </w:lvl>
@@ -25046,7 +25194,7 @@
         <w:ind w:left="2160" w:hanging="360"/>
       </w:pPr>
       <w:rPr>
-        <w:rFonts w:ascii="Wingdings" w:hAnsi="Wingdings" w:hint="default"/>
+        <w:rFonts w:hint="default" w:ascii="Wingdings" w:hAnsi="Wingdings"/>
         <w:sz w:val="20"/>
       </w:rPr>
     </w:lvl>
@@ -25062,7 +25210,7 @@
         <w:ind w:left="2880" w:hanging="360"/>
       </w:pPr>
       <w:rPr>
-        <w:rFonts w:ascii="Wingdings" w:hAnsi="Wingdings" w:hint="default"/>
+        <w:rFonts w:hint="default" w:ascii="Wingdings" w:hAnsi="Wingdings"/>
         <w:sz w:val="20"/>
       </w:rPr>
     </w:lvl>
@@ -25078,7 +25226,7 @@
         <w:ind w:left="3600" w:hanging="360"/>
       </w:pPr>
       <w:rPr>
-        <w:rFonts w:ascii="Wingdings" w:hAnsi="Wingdings" w:hint="default"/>
+        <w:rFonts w:hint="default" w:ascii="Wingdings" w:hAnsi="Wingdings"/>
         <w:sz w:val="20"/>
       </w:rPr>
     </w:lvl>
@@ -25094,7 +25242,7 @@
         <w:ind w:left="4320" w:hanging="360"/>
       </w:pPr>
       <w:rPr>
-        <w:rFonts w:ascii="Wingdings" w:hAnsi="Wingdings" w:hint="default"/>
+        <w:rFonts w:hint="default" w:ascii="Wingdings" w:hAnsi="Wingdings"/>
         <w:sz w:val="20"/>
       </w:rPr>
     </w:lvl>
@@ -25110,7 +25258,7 @@
         <w:ind w:left="5040" w:hanging="360"/>
       </w:pPr>
       <w:rPr>
-        <w:rFonts w:ascii="Wingdings" w:hAnsi="Wingdings" w:hint="default"/>
+        <w:rFonts w:hint="default" w:ascii="Wingdings" w:hAnsi="Wingdings"/>
         <w:sz w:val="20"/>
       </w:rPr>
     </w:lvl>
@@ -25126,7 +25274,7 @@
         <w:ind w:left="5760" w:hanging="360"/>
       </w:pPr>
       <w:rPr>
-        <w:rFonts w:ascii="Wingdings" w:hAnsi="Wingdings" w:hint="default"/>
+        <w:rFonts w:hint="default" w:ascii="Wingdings" w:hAnsi="Wingdings"/>
         <w:sz w:val="20"/>
       </w:rPr>
     </w:lvl>
@@ -25142,7 +25290,7 @@
         <w:ind w:left="6480" w:hanging="360"/>
       </w:pPr>
       <w:rPr>
-        <w:rFonts w:ascii="Wingdings" w:hAnsi="Wingdings" w:hint="default"/>
+        <w:rFonts w:hint="default" w:ascii="Wingdings" w:hAnsi="Wingdings"/>
         <w:sz w:val="20"/>
       </w:rPr>
     </w:lvl>
@@ -25163,7 +25311,7 @@
         <w:ind w:left="720" w:hanging="360"/>
       </w:pPr>
       <w:rPr>
-        <w:rFonts w:ascii="Symbol" w:hAnsi="Symbol" w:hint="default"/>
+        <w:rFonts w:hint="default" w:ascii="Symbol" w:hAnsi="Symbol"/>
         <w:sz w:val="20"/>
       </w:rPr>
     </w:lvl>
@@ -25179,7 +25327,7 @@
         <w:ind w:left="1440" w:hanging="360"/>
       </w:pPr>
       <w:rPr>
-        <w:rFonts w:ascii="Courier New" w:hAnsi="Courier New" w:hint="default"/>
+        <w:rFonts w:hint="default" w:ascii="Courier New" w:hAnsi="Courier New"/>
         <w:sz w:val="20"/>
       </w:rPr>
     </w:lvl>
@@ -25195,7 +25343,7 @@
         <w:ind w:left="2160" w:hanging="360"/>
       </w:pPr>
       <w:rPr>
-        <w:rFonts w:ascii="Wingdings" w:hAnsi="Wingdings" w:hint="default"/>
+        <w:rFonts w:hint="default" w:ascii="Wingdings" w:hAnsi="Wingdings"/>
         <w:sz w:val="20"/>
       </w:rPr>
     </w:lvl>
@@ -25211,7 +25359,7 @@
         <w:ind w:left="2880" w:hanging="360"/>
       </w:pPr>
       <w:rPr>
-        <w:rFonts w:ascii="Wingdings" w:hAnsi="Wingdings" w:hint="default"/>
+        <w:rFonts w:hint="default" w:ascii="Wingdings" w:hAnsi="Wingdings"/>
         <w:sz w:val="20"/>
       </w:rPr>
     </w:lvl>
@@ -25227,7 +25375,7 @@
         <w:ind w:left="3600" w:hanging="360"/>
       </w:pPr>
       <w:rPr>
-        <w:rFonts w:ascii="Wingdings" w:hAnsi="Wingdings" w:hint="default"/>
+        <w:rFonts w:hint="default" w:ascii="Wingdings" w:hAnsi="Wingdings"/>
         <w:sz w:val="20"/>
       </w:rPr>
     </w:lvl>
@@ -25243,7 +25391,7 @@
         <w:ind w:left="4320" w:hanging="360"/>
       </w:pPr>
       <w:rPr>
-        <w:rFonts w:ascii="Wingdings" w:hAnsi="Wingdings" w:hint="default"/>
+        <w:rFonts w:hint="default" w:ascii="Wingdings" w:hAnsi="Wingdings"/>
         <w:sz w:val="20"/>
       </w:rPr>
     </w:lvl>
@@ -25259,7 +25407,7 @@
         <w:ind w:left="5040" w:hanging="360"/>
       </w:pPr>
       <w:rPr>
-        <w:rFonts w:ascii="Wingdings" w:hAnsi="Wingdings" w:hint="default"/>
+        <w:rFonts w:hint="default" w:ascii="Wingdings" w:hAnsi="Wingdings"/>
         <w:sz w:val="20"/>
       </w:rPr>
     </w:lvl>
@@ -25275,7 +25423,7 @@
         <w:ind w:left="5760" w:hanging="360"/>
       </w:pPr>
       <w:rPr>
-        <w:rFonts w:ascii="Wingdings" w:hAnsi="Wingdings" w:hint="default"/>
+        <w:rFonts w:hint="default" w:ascii="Wingdings" w:hAnsi="Wingdings"/>
         <w:sz w:val="20"/>
       </w:rPr>
     </w:lvl>
@@ -25291,7 +25439,7 @@
         <w:ind w:left="6480" w:hanging="360"/>
       </w:pPr>
       <w:rPr>
-        <w:rFonts w:ascii="Wingdings" w:hAnsi="Wingdings" w:hint="default"/>
+        <w:rFonts w:hint="default" w:ascii="Wingdings" w:hAnsi="Wingdings"/>
         <w:sz w:val="20"/>
       </w:rPr>
     </w:lvl>
@@ -25388,7 +25536,7 @@
   <w:docDefaults>
     <w:rPrDefault>
       <w:rPr>
-        <w:rFonts w:ascii="Arial" w:eastAsia="Arial" w:hAnsi="Arial" w:cs="Arial"/>
+        <w:rFonts w:ascii="Arial" w:hAnsi="Arial" w:eastAsia="Arial" w:cs="Arial"/>
         <w:sz w:val="22"/>
         <w:szCs w:val="22"/>
         <w:lang w:val="es-CO" w:eastAsia="ja-JP" w:bidi="ar-SA"/>
@@ -25403,14 +25551,14 @@
   <w:latentStyles w:defLockedState="0" w:defUIPriority="99" w:defSemiHidden="0" w:defUnhideWhenUsed="0" w:defQFormat="0" w:count="376">
     <w:lsdException w:name="Normal" w:uiPriority="0" w:qFormat="1"/>
     <w:lsdException w:name="heading 1" w:uiPriority="9" w:qFormat="1"/>
-    <w:lsdException w:name="heading 2" w:semiHidden="1" w:uiPriority="9" w:unhideWhenUsed="1" w:qFormat="1"/>
-    <w:lsdException w:name="heading 3" w:semiHidden="1" w:uiPriority="9" w:unhideWhenUsed="1" w:qFormat="1"/>
-    <w:lsdException w:name="heading 4" w:semiHidden="1" w:uiPriority="9" w:unhideWhenUsed="1" w:qFormat="1"/>
-    <w:lsdException w:name="heading 5" w:semiHidden="1" w:uiPriority="9" w:unhideWhenUsed="1" w:qFormat="1"/>
-    <w:lsdException w:name="heading 6" w:semiHidden="1" w:uiPriority="9" w:unhideWhenUsed="1" w:qFormat="1"/>
-    <w:lsdException w:name="heading 7" w:semiHidden="1" w:uiPriority="9" w:unhideWhenUsed="1" w:qFormat="1"/>
-    <w:lsdException w:name="heading 8" w:semiHidden="1" w:uiPriority="9" w:unhideWhenUsed="1" w:qFormat="1"/>
-    <w:lsdException w:name="heading 9" w:semiHidden="1" w:uiPriority="9" w:unhideWhenUsed="1" w:qFormat="1"/>
+    <w:lsdException w:name="heading 2" w:uiPriority="9" w:semiHidden="1" w:unhideWhenUsed="1" w:qFormat="1"/>
+    <w:lsdException w:name="heading 3" w:uiPriority="9" w:semiHidden="1" w:unhideWhenUsed="1" w:qFormat="1"/>
+    <w:lsdException w:name="heading 4" w:uiPriority="9" w:semiHidden="1" w:unhideWhenUsed="1" w:qFormat="1"/>
+    <w:lsdException w:name="heading 5" w:uiPriority="9" w:semiHidden="1" w:unhideWhenUsed="1" w:qFormat="1"/>
+    <w:lsdException w:name="heading 6" w:uiPriority="9" w:semiHidden="1" w:unhideWhenUsed="1" w:qFormat="1"/>
+    <w:lsdException w:name="heading 7" w:uiPriority="9" w:semiHidden="1" w:unhideWhenUsed="1" w:qFormat="1"/>
+    <w:lsdException w:name="heading 8" w:uiPriority="9" w:semiHidden="1" w:unhideWhenUsed="1" w:qFormat="1"/>
+    <w:lsdException w:name="heading 9" w:uiPriority="9" w:semiHidden="1" w:unhideWhenUsed="1" w:qFormat="1"/>
     <w:lsdException w:name="index 1" w:semiHidden="1" w:unhideWhenUsed="1"/>
     <w:lsdException w:name="index 2" w:semiHidden="1" w:unhideWhenUsed="1"/>
     <w:lsdException w:name="index 3" w:semiHidden="1" w:unhideWhenUsed="1"/>
@@ -25420,22 +25568,22 @@
     <w:lsdException w:name="index 7" w:semiHidden="1" w:unhideWhenUsed="1"/>
     <w:lsdException w:name="index 8" w:semiHidden="1" w:unhideWhenUsed="1"/>
     <w:lsdException w:name="index 9" w:semiHidden="1" w:unhideWhenUsed="1"/>
-    <w:lsdException w:name="toc 1" w:semiHidden="1" w:uiPriority="39" w:unhideWhenUsed="1"/>
-    <w:lsdException w:name="toc 2" w:semiHidden="1" w:uiPriority="39" w:unhideWhenUsed="1"/>
-    <w:lsdException w:name="toc 3" w:semiHidden="1" w:uiPriority="39" w:unhideWhenUsed="1"/>
-    <w:lsdException w:name="toc 4" w:semiHidden="1" w:uiPriority="39" w:unhideWhenUsed="1"/>
-    <w:lsdException w:name="toc 5" w:semiHidden="1" w:uiPriority="39" w:unhideWhenUsed="1"/>
-    <w:lsdException w:name="toc 6" w:semiHidden="1" w:uiPriority="39" w:unhideWhenUsed="1"/>
-    <w:lsdException w:name="toc 7" w:semiHidden="1" w:uiPriority="39" w:unhideWhenUsed="1"/>
-    <w:lsdException w:name="toc 8" w:semiHidden="1" w:uiPriority="39" w:unhideWhenUsed="1"/>
-    <w:lsdException w:name="toc 9" w:semiHidden="1" w:uiPriority="39" w:unhideWhenUsed="1"/>
+    <w:lsdException w:name="toc 1" w:uiPriority="39" w:semiHidden="1" w:unhideWhenUsed="1"/>
+    <w:lsdException w:name="toc 2" w:uiPriority="39" w:semiHidden="1" w:unhideWhenUsed="1"/>
+    <w:lsdException w:name="toc 3" w:uiPriority="39" w:semiHidden="1" w:unhideWhenUsed="1"/>
+    <w:lsdException w:name="toc 4" w:uiPriority="39" w:semiHidden="1" w:unhideWhenUsed="1"/>
+    <w:lsdException w:name="toc 5" w:uiPriority="39" w:semiHidden="1" w:unhideWhenUsed="1"/>
+    <w:lsdException w:name="toc 6" w:uiPriority="39" w:semiHidden="1" w:unhideWhenUsed="1"/>
+    <w:lsdException w:name="toc 7" w:uiPriority="39" w:semiHidden="1" w:unhideWhenUsed="1"/>
+    <w:lsdException w:name="toc 8" w:uiPriority="39" w:semiHidden="1" w:unhideWhenUsed="1"/>
+    <w:lsdException w:name="toc 9" w:uiPriority="39" w:semiHidden="1" w:unhideWhenUsed="1"/>
     <w:lsdException w:name="Normal Indent" w:semiHidden="1" w:unhideWhenUsed="1"/>
     <w:lsdException w:name="footnote text" w:semiHidden="1" w:unhideWhenUsed="1"/>
     <w:lsdException w:name="annotation text" w:semiHidden="1" w:unhideWhenUsed="1"/>
     <w:lsdException w:name="header" w:semiHidden="1" w:unhideWhenUsed="1"/>
     <w:lsdException w:name="footer" w:semiHidden="1" w:unhideWhenUsed="1"/>
     <w:lsdException w:name="index heading" w:semiHidden="1" w:unhideWhenUsed="1"/>
-    <w:lsdException w:name="caption" w:semiHidden="1" w:uiPriority="35" w:unhideWhenUsed="1" w:qFormat="1"/>
+    <w:lsdException w:name="caption" w:uiPriority="35" w:semiHidden="1" w:unhideWhenUsed="1" w:qFormat="1"/>
     <w:lsdException w:name="table of figures" w:semiHidden="1" w:unhideWhenUsed="1"/>
     <w:lsdException w:name="envelope address" w:semiHidden="1" w:unhideWhenUsed="1"/>
     <w:lsdException w:name="envelope return" w:semiHidden="1" w:unhideWhenUsed="1"/>
@@ -25466,7 +25614,7 @@
     <w:lsdException w:name="Title" w:uiPriority="0" w:qFormat="1"/>
     <w:lsdException w:name="Closing" w:semiHidden="1" w:unhideWhenUsed="1"/>
     <w:lsdException w:name="Signature" w:semiHidden="1" w:unhideWhenUsed="1"/>
-    <w:lsdException w:name="Default Paragraph Font" w:semiHidden="1" w:uiPriority="1" w:unhideWhenUsed="1"/>
+    <w:lsdException w:name="Default Paragraph Font" w:uiPriority="1" w:semiHidden="1" w:unhideWhenUsed="1"/>
     <w:lsdException w:name="Body Text" w:semiHidden="1" w:unhideWhenUsed="1"/>
     <w:lsdException w:name="Body Text Indent" w:semiHidden="1" w:unhideWhenUsed="1"/>
     <w:lsdException w:name="List Continue" w:semiHidden="1" w:unhideWhenUsed="1"/>
@@ -25666,8 +25814,8 @@
     <w:lsdException w:name="Subtle Reference" w:uiPriority="31" w:qFormat="1"/>
     <w:lsdException w:name="Intense Reference" w:uiPriority="32" w:qFormat="1"/>
     <w:lsdException w:name="Book Title" w:uiPriority="33" w:qFormat="1"/>
-    <w:lsdException w:name="Bibliography" w:semiHidden="1" w:uiPriority="37" w:unhideWhenUsed="1"/>
-    <w:lsdException w:name="TOC Heading" w:semiHidden="1" w:uiPriority="39" w:unhideWhenUsed="1" w:qFormat="1"/>
+    <w:lsdException w:name="Bibliography" w:uiPriority="37" w:semiHidden="1" w:unhideWhenUsed="1"/>
+    <w:lsdException w:name="TOC Heading" w:uiPriority="39" w:semiHidden="1" w:unhideWhenUsed="1" w:qFormat="1"/>
     <w:lsdException w:name="Plain Table 1" w:uiPriority="41"/>
     <w:lsdException w:name="Plain Table 2" w:uiPriority="42"/>
     <w:lsdException w:name="Plain Table 3" w:uiPriority="43"/>
@@ -25778,7 +25926,7 @@
     <w:lsdException w:name="Unresolved Mention" w:semiHidden="1" w:unhideWhenUsed="1"/>
     <w:lsdException w:name="Smart Link" w:semiHidden="1" w:unhideWhenUsed="1"/>
   </w:latentStyles>
-  <w:style w:type="paragraph" w:default="1" w:styleId="Normal">
+  <w:style w:type="paragraph" w:styleId="Normal" w:default="1">
     <w:name w:val="Normal"/>
     <w:qFormat/>
     <w:rsid w:val="00D51787"/>
@@ -25894,12 +26042,12 @@
       <w:color w:val="666666"/>
     </w:rPr>
   </w:style>
-  <w:style w:type="character" w:default="1" w:styleId="Fuentedeprrafopredeter">
+  <w:style w:type="character" w:styleId="Fuentedeprrafopredeter" w:default="1">
     <w:name w:val="Default Paragraph Font"/>
     <w:uiPriority w:val="1"/>
     <w:unhideWhenUsed/>
   </w:style>
-  <w:style w:type="table" w:default="1" w:styleId="Tablanormal">
+  <w:style w:type="table" w:styleId="Tablanormal" w:default="1">
     <w:name w:val="Normal Table"/>
     <w:uiPriority w:val="99"/>
     <w:semiHidden/>
@@ -25914,7 +26062,7 @@
       </w:tblCellMar>
     </w:tblPr>
   </w:style>
-  <w:style w:type="numbering" w:default="1" w:styleId="Sinlista">
+  <w:style w:type="numbering" w:styleId="Sinlista" w:default="1">
     <w:name w:val="No List"/>
     <w:uiPriority w:val="99"/>
     <w:semiHidden/>
@@ -25935,11 +26083,11 @@
       <w:szCs w:val="52"/>
     </w:rPr>
   </w:style>
-  <w:style w:type="paragraph" w:customStyle="1" w:styleId="Normal0">
+  <w:style w:type="paragraph" w:styleId="Normal0" w:customStyle="1">
     <w:name w:val="Normal0"/>
     <w:qFormat/>
   </w:style>
-  <w:style w:type="paragraph" w:customStyle="1" w:styleId="heading10">
+  <w:style w:type="paragraph" w:styleId="heading10" w:customStyle="1">
     <w:name w:val="heading 10"/>
     <w:basedOn w:val="Normal0"/>
     <w:next w:val="Normal0"/>
@@ -25956,7 +26104,7 @@
       <w:szCs w:val="40"/>
     </w:rPr>
   </w:style>
-  <w:style w:type="paragraph" w:customStyle="1" w:styleId="heading20">
+  <w:style w:type="paragraph" w:styleId="heading20" w:customStyle="1">
     <w:name w:val="heading 20"/>
     <w:basedOn w:val="Normal0"/>
     <w:next w:val="Normal0"/>
@@ -25975,7 +26123,7 @@
       <w:szCs w:val="32"/>
     </w:rPr>
   </w:style>
-  <w:style w:type="paragraph" w:customStyle="1" w:styleId="heading30">
+  <w:style w:type="paragraph" w:styleId="heading30" w:customStyle="1">
     <w:name w:val="heading 30"/>
     <w:basedOn w:val="Normal0"/>
     <w:next w:val="Normal0"/>
@@ -25995,7 +26143,7 @@
       <w:szCs w:val="28"/>
     </w:rPr>
   </w:style>
-  <w:style w:type="paragraph" w:customStyle="1" w:styleId="heading40">
+  <w:style w:type="paragraph" w:styleId="heading40" w:customStyle="1">
     <w:name w:val="heading 40"/>
     <w:basedOn w:val="Normal0"/>
     <w:next w:val="Normal0"/>
@@ -26015,7 +26163,7 @@
       <w:szCs w:val="24"/>
     </w:rPr>
   </w:style>
-  <w:style w:type="paragraph" w:customStyle="1" w:styleId="heading50">
+  <w:style w:type="paragraph" w:styleId="heading50" w:customStyle="1">
     <w:name w:val="heading 50"/>
     <w:basedOn w:val="Normal0"/>
     <w:next w:val="Normal0"/>
@@ -26033,7 +26181,7 @@
       <w:color w:val="666666"/>
     </w:rPr>
   </w:style>
-  <w:style w:type="paragraph" w:customStyle="1" w:styleId="heading60">
+  <w:style w:type="paragraph" w:styleId="heading60" w:customStyle="1">
     <w:name w:val="heading 60"/>
     <w:basedOn w:val="Normal0"/>
     <w:next w:val="Normal0"/>
@@ -26052,7 +26200,7 @@
       <w:color w:val="666666"/>
     </w:rPr>
   </w:style>
-  <w:style w:type="table" w:customStyle="1" w:styleId="NormalTable0">
+  <w:style w:type="table" w:styleId="NormalTable0" w:customStyle="1">
     <w:name w:val="Normal Table0"/>
     <w:uiPriority w:val="99"/>
     <w:semiHidden/>
@@ -26067,7 +26215,7 @@
       </w:tblCellMar>
     </w:tblPr>
   </w:style>
-  <w:style w:type="table" w:customStyle="1" w:styleId="NormalTable1">
+  <w:style w:type="table" w:styleId="NormalTable1" w:customStyle="1">
     <w:name w:val="Normal Table1"/>
     <w:tblPr>
       <w:tblCellMar>
@@ -26078,7 +26226,7 @@
       </w:tblCellMar>
     </w:tblPr>
   </w:style>
-  <w:style w:type="paragraph" w:customStyle="1" w:styleId="Title0">
+  <w:style w:type="paragraph" w:styleId="Title0" w:customStyle="1">
     <w:name w:val="Title0"/>
     <w:basedOn w:val="Normal0"/>
     <w:next w:val="Normal0"/>
@@ -26094,7 +26242,7 @@
       <w:szCs w:val="52"/>
     </w:rPr>
   </w:style>
-  <w:style w:type="table" w:customStyle="1" w:styleId="TableNormal">
+  <w:style w:type="table" w:styleId="TableNormal" w:customStyle="1">
     <w:name w:val="Table Normal"/>
     <w:tblPr>
       <w:tblCellMar>
@@ -26122,7 +26270,7 @@
       <w:szCs w:val="30"/>
     </w:rPr>
   </w:style>
-  <w:style w:type="table" w:customStyle="1" w:styleId="a">
+  <w:style w:type="table" w:styleId="a" w:customStyle="1">
     <w:basedOn w:val="NormalTable0"/>
     <w:tblPr>
       <w:tblStyleRowBandSize w:val="1"/>
@@ -26135,7 +26283,7 @@
       </w:tblCellMar>
     </w:tblPr>
   </w:style>
-  <w:style w:type="table" w:customStyle="1" w:styleId="a0">
+  <w:style w:type="table" w:styleId="a0" w:customStyle="1">
     <w:basedOn w:val="NormalTable0"/>
     <w:tblPr>
       <w:tblStyleRowBandSize w:val="1"/>
@@ -26148,7 +26296,7 @@
       </w:tblCellMar>
     </w:tblPr>
   </w:style>
-  <w:style w:type="table" w:customStyle="1" w:styleId="a1">
+  <w:style w:type="table" w:styleId="a1" w:customStyle="1">
     <w:basedOn w:val="NormalTable0"/>
     <w:tblPr>
       <w:tblStyleRowBandSize w:val="1"/>
@@ -26171,12 +26319,12 @@
     </w:pPr>
     <w:tblPr>
       <w:tblBorders>
-        <w:top w:val="single" w:sz="4" w:space="0" w:color="auto"/>
-        <w:left w:val="single" w:sz="4" w:space="0" w:color="auto"/>
-        <w:bottom w:val="single" w:sz="4" w:space="0" w:color="auto"/>
-        <w:right w:val="single" w:sz="4" w:space="0" w:color="auto"/>
-        <w:insideH w:val="single" w:sz="4" w:space="0" w:color="auto"/>
-        <w:insideV w:val="single" w:sz="4" w:space="0" w:color="auto"/>
+        <w:top w:val="single" w:color="auto" w:sz="4" w:space="0"/>
+        <w:left w:val="single" w:color="auto" w:sz="4" w:space="0"/>
+        <w:bottom w:val="single" w:color="auto" w:sz="4" w:space="0"/>
+        <w:right w:val="single" w:color="auto" w:sz="4" w:space="0"/>
+        <w:insideH w:val="single" w:color="auto" w:sz="4" w:space="0"/>
+        <w:insideV w:val="single" w:color="auto" w:sz="4" w:space="0"/>
       </w:tblBorders>
     </w:tblPr>
   </w:style>
@@ -26195,7 +26343,7 @@
       <w:spacing w:line="240" w:lineRule="auto"/>
     </w:pPr>
   </w:style>
-  <w:style w:type="character" w:customStyle="1" w:styleId="EncabezadoCar">
+  <w:style w:type="character" w:styleId="EncabezadoCar" w:customStyle="1">
     <w:name w:val="Encabezado Car"/>
     <w:basedOn w:val="Fuentedeprrafopredeter"/>
     <w:link w:val="Encabezado"/>
@@ -26217,7 +26365,7 @@
       <w:spacing w:line="240" w:lineRule="auto"/>
     </w:pPr>
   </w:style>
-  <w:style w:type="character" w:customStyle="1" w:styleId="PiedepginaCar">
+  <w:style w:type="character" w:styleId="PiedepginaCar" w:customStyle="1">
     <w:name w:val="Pie de página Car"/>
     <w:basedOn w:val="Fuentedeprrafopredeter"/>
     <w:link w:val="Piedepgina"/>
@@ -26234,12 +26382,12 @@
       <w:spacing w:before="100" w:beforeAutospacing="1" w:after="100" w:afterAutospacing="1" w:line="240" w:lineRule="auto"/>
     </w:pPr>
     <w:rPr>
-      <w:rFonts w:ascii="Times New Roman" w:eastAsia="Times New Roman" w:hAnsi="Times New Roman" w:cs="Times New Roman"/>
+      <w:rFonts w:ascii="Times New Roman" w:hAnsi="Times New Roman" w:eastAsia="Times New Roman" w:cs="Times New Roman"/>
       <w:sz w:val="24"/>
       <w:szCs w:val="24"/>
     </w:rPr>
   </w:style>
-  <w:style w:type="character" w:customStyle="1" w:styleId="Listavistosa-nfasis1Car">
+  <w:style w:type="character" w:styleId="Listavistosa-nfasis1Car" w:customStyle="1">
     <w:name w:val="Lista vistosa - Énfasis 1 Car"/>
     <w:link w:val="Listavistosa-nfasis1"/>
     <w:uiPriority w:val="34"/>
@@ -26280,7 +26428,7 @@
       <w:tblPr/>
       <w:tcPr>
         <w:tcBorders>
-          <w:bottom w:val="single" w:sz="12" w:space="0" w:color="FFFFFF" w:themeColor="background1"/>
+          <w:bottom w:val="single" w:color="FFFFFF" w:themeColor="background1" w:sz="12" w:space="0"/>
         </w:tcBorders>
         <w:shd w:val="clear" w:color="auto" w:fill="9E3A38" w:themeFill="accent2" w:themeFillShade="CC"/>
       </w:tcPr>
@@ -26289,7 +26437,7 @@
       <w:tblPr/>
       <w:tcPr>
         <w:tcBorders>
-          <w:top w:val="single" w:sz="12" w:space="0" w:color="000000" w:themeColor="text1"/>
+          <w:top w:val="single" w:color="000000" w:themeColor="text1" w:sz="12" w:space="0"/>
         </w:tcBorders>
         <w:shd w:val="clear" w:color="auto" w:fill="FFFFFF" w:themeFill="background1"/>
       </w:tcPr>
@@ -26337,7 +26485,7 @@
       <w:u w:val="single"/>
     </w:rPr>
   </w:style>
-  <w:style w:type="character" w:customStyle="1" w:styleId="Mencinsinresolver1">
+  <w:style w:type="character" w:styleId="Mencinsinresolver1" w:customStyle="1">
     <w:name w:val="Mención sin resolver1"/>
     <w:basedOn w:val="Fuentedeprrafopredeter"/>
     <w:uiPriority w:val="99"/>
@@ -26378,7 +26526,7 @@
       <w:szCs w:val="18"/>
     </w:rPr>
   </w:style>
-  <w:style w:type="character" w:customStyle="1" w:styleId="TextodegloboCar">
+  <w:style w:type="character" w:styleId="TextodegloboCar" w:customStyle="1">
     <w:name w:val="Texto de globo Car"/>
     <w:basedOn w:val="Fuentedeprrafopredeter"/>
     <w:link w:val="Textodeglobo"/>
@@ -26418,7 +26566,7 @@
       <w:szCs w:val="20"/>
     </w:rPr>
   </w:style>
-  <w:style w:type="character" w:customStyle="1" w:styleId="TextocomentarioCar">
+  <w:style w:type="character" w:styleId="TextocomentarioCar" w:customStyle="1">
     <w:name w:val="Texto comentario Car"/>
     <w:basedOn w:val="Fuentedeprrafopredeter"/>
     <w:link w:val="Textocomentario"/>
@@ -26443,7 +26591,7 @@
       <w:bCs/>
     </w:rPr>
   </w:style>
-  <w:style w:type="character" w:customStyle="1" w:styleId="AsuntodelcomentarioCar">
+  <w:style w:type="character" w:styleId="AsuntodelcomentarioCar" w:customStyle="1">
     <w:name w:val="Asunto del comentario Car"/>
     <w:basedOn w:val="TextocomentarioCar"/>
     <w:link w:val="Asuntodelcomentario"/>
@@ -26457,7 +26605,7 @@
       <w:szCs w:val="20"/>
     </w:rPr>
   </w:style>
-  <w:style w:type="table" w:customStyle="1" w:styleId="a2">
+  <w:style w:type="table" w:styleId="a2" w:customStyle="1">
     <w:basedOn w:val="TableNormal"/>
     <w:pPr>
       <w:spacing w:line="240" w:lineRule="auto"/>
@@ -26479,7 +26627,7 @@
       <w:shd w:val="clear" w:color="auto" w:fill="EDF2F8"/>
     </w:tcPr>
   </w:style>
-  <w:style w:type="table" w:customStyle="1" w:styleId="a3">
+  <w:style w:type="table" w:styleId="a3" w:customStyle="1">
     <w:basedOn w:val="TableNormal"/>
     <w:pPr>
       <w:spacing w:line="240" w:lineRule="auto"/>
@@ -26501,7 +26649,7 @@
       <w:shd w:val="clear" w:color="auto" w:fill="EDF2F8"/>
     </w:tcPr>
   </w:style>
-  <w:style w:type="table" w:customStyle="1" w:styleId="a4">
+  <w:style w:type="table" w:styleId="a4" w:customStyle="1">
     <w:basedOn w:val="TableNormal"/>
     <w:pPr>
       <w:spacing w:line="240" w:lineRule="auto"/>
@@ -26523,7 +26671,7 @@
       <w:shd w:val="clear" w:color="auto" w:fill="EDF2F8"/>
     </w:tcPr>
   </w:style>
-  <w:style w:type="table" w:customStyle="1" w:styleId="a5">
+  <w:style w:type="table" w:styleId="a5" w:customStyle="1">
     <w:basedOn w:val="TableNormal"/>
     <w:pPr>
       <w:spacing w:line="240" w:lineRule="auto"/>
@@ -26545,7 +26693,7 @@
       <w:shd w:val="clear" w:color="auto" w:fill="EDF2F8"/>
     </w:tcPr>
   </w:style>
-  <w:style w:type="table" w:customStyle="1" w:styleId="a6">
+  <w:style w:type="table" w:styleId="a6" w:customStyle="1">
     <w:basedOn w:val="TableNormal"/>
     <w:tblPr>
       <w:tblStyleRowBandSize w:val="1"/>
@@ -26556,7 +26704,7 @@
       </w:tblCellMar>
     </w:tblPr>
   </w:style>
-  <w:style w:type="table" w:customStyle="1" w:styleId="a7">
+  <w:style w:type="table" w:styleId="a7" w:customStyle="1">
     <w:basedOn w:val="TableNormal"/>
     <w:tblPr>
       <w:tblStyleRowBandSize w:val="1"/>
@@ -26569,7 +26717,7 @@
       </w:tblCellMar>
     </w:tblPr>
   </w:style>
-  <w:style w:type="table" w:customStyle="1" w:styleId="a8">
+  <w:style w:type="table" w:styleId="a8" w:customStyle="1">
     <w:basedOn w:val="TableNormal"/>
     <w:tblPr>
       <w:tblStyleRowBandSize w:val="1"/>
@@ -26582,7 +26730,7 @@
       </w:tblCellMar>
     </w:tblPr>
   </w:style>
-  <w:style w:type="table" w:customStyle="1" w:styleId="a9">
+  <w:style w:type="table" w:styleId="a9" w:customStyle="1">
     <w:basedOn w:val="TableNormal"/>
     <w:tblPr>
       <w:tblStyleRowBandSize w:val="1"/>
@@ -26593,7 +26741,7 @@
       </w:tblCellMar>
     </w:tblPr>
   </w:style>
-  <w:style w:type="table" w:customStyle="1" w:styleId="aa">
+  <w:style w:type="table" w:styleId="aa" w:customStyle="1">
     <w:basedOn w:val="TableNormal"/>
     <w:tblPr>
       <w:tblStyleRowBandSize w:val="1"/>
@@ -26604,7 +26752,7 @@
       </w:tblCellMar>
     </w:tblPr>
   </w:style>
-  <w:style w:type="table" w:customStyle="1" w:styleId="ab">
+  <w:style w:type="table" w:styleId="ab" w:customStyle="1">
     <w:basedOn w:val="TableNormal"/>
     <w:pPr>
       <w:spacing w:line="240" w:lineRule="auto"/>
@@ -26626,7 +26774,7 @@
       <w:shd w:val="clear" w:color="auto" w:fill="EDF2F8"/>
     </w:tcPr>
   </w:style>
-  <w:style w:type="table" w:customStyle="1" w:styleId="ac">
+  <w:style w:type="table" w:styleId="ac" w:customStyle="1">
     <w:basedOn w:val="TableNormal"/>
     <w:pPr>
       <w:spacing w:line="240" w:lineRule="auto"/>
@@ -26648,7 +26796,7 @@
       <w:shd w:val="clear" w:color="auto" w:fill="EDF2F8"/>
     </w:tcPr>
   </w:style>
-  <w:style w:type="table" w:customStyle="1" w:styleId="ad">
+  <w:style w:type="table" w:styleId="ad" w:customStyle="1">
     <w:basedOn w:val="TableNormal"/>
     <w:pPr>
       <w:spacing w:line="240" w:lineRule="auto"/>
@@ -26670,7 +26818,7 @@
       <w:shd w:val="clear" w:color="auto" w:fill="EDF2F8"/>
     </w:tcPr>
   </w:style>
-  <w:style w:type="table" w:customStyle="1" w:styleId="ae">
+  <w:style w:type="table" w:styleId="ae" w:customStyle="1">
     <w:basedOn w:val="TableNormal"/>
     <w:pPr>
       <w:spacing w:line="240" w:lineRule="auto"/>
@@ -26692,7 +26840,7 @@
       <w:shd w:val="clear" w:color="auto" w:fill="EDF2F8"/>
     </w:tcPr>
   </w:style>
-  <w:style w:type="table" w:customStyle="1" w:styleId="af">
+  <w:style w:type="table" w:styleId="af" w:customStyle="1">
     <w:basedOn w:val="TableNormal"/>
     <w:pPr>
       <w:spacing w:line="240" w:lineRule="auto"/>
@@ -26714,7 +26862,7 @@
       <w:shd w:val="clear" w:color="auto" w:fill="EDF2F8"/>
     </w:tcPr>
   </w:style>
-  <w:style w:type="table" w:customStyle="1" w:styleId="af0">
+  <w:style w:type="table" w:styleId="af0" w:customStyle="1">
     <w:basedOn w:val="TableNormal"/>
     <w:pPr>
       <w:spacing w:line="240" w:lineRule="auto"/>
@@ -26736,7 +26884,7 @@
       <w:shd w:val="clear" w:color="auto" w:fill="EDF2F8"/>
     </w:tcPr>
   </w:style>
-  <w:style w:type="table" w:customStyle="1" w:styleId="af1">
+  <w:style w:type="table" w:styleId="af1" w:customStyle="1">
     <w:basedOn w:val="TableNormal"/>
     <w:pPr>
       <w:spacing w:line="240" w:lineRule="auto"/>
@@ -26758,7 +26906,7 @@
       <w:shd w:val="clear" w:color="auto" w:fill="EDF2F8"/>
     </w:tcPr>
   </w:style>
-  <w:style w:type="table" w:customStyle="1" w:styleId="af2">
+  <w:style w:type="table" w:styleId="af2" w:customStyle="1">
     <w:basedOn w:val="TableNormal"/>
     <w:pPr>
       <w:spacing w:line="240" w:lineRule="auto"/>
@@ -26780,7 +26928,7 @@
       <w:shd w:val="clear" w:color="auto" w:fill="EDF2F8"/>
     </w:tcPr>
   </w:style>
-  <w:style w:type="table" w:customStyle="1" w:styleId="af3">
+  <w:style w:type="table" w:styleId="af3" w:customStyle="1">
     <w:basedOn w:val="TableNormal"/>
     <w:pPr>
       <w:spacing w:line="240" w:lineRule="auto"/>
@@ -26802,7 +26950,7 @@
       <w:shd w:val="clear" w:color="auto" w:fill="EDF2F8"/>
     </w:tcPr>
   </w:style>
-  <w:style w:type="character" w:customStyle="1" w:styleId="Mencinsinresolver2">
+  <w:style w:type="character" w:styleId="Mencinsinresolver2" w:customStyle="1">
     <w:name w:val="Mención sin resolver2"/>
     <w:basedOn w:val="Fuentedeprrafopredeter"/>
     <w:uiPriority w:val="99"/>
@@ -26814,7 +26962,7 @@
       <w:shd w:val="clear" w:color="auto" w:fill="E1DFDD"/>
     </w:rPr>
   </w:style>
-  <w:style w:type="paragraph" w:customStyle="1" w:styleId="Subtitle0">
+  <w:style w:type="paragraph" w:styleId="Subtitle0" w:customStyle="1">
     <w:name w:val="Subtitle0"/>
     <w:basedOn w:val="Normal0"/>
     <w:next w:val="Normal0"/>
@@ -26829,7 +26977,7 @@
       <w:szCs w:val="30"/>
     </w:rPr>
   </w:style>
-  <w:style w:type="table" w:customStyle="1" w:styleId="af4">
+  <w:style w:type="table" w:styleId="af4" w:customStyle="1">
     <w:basedOn w:val="NormalTable1"/>
     <w:pPr>
       <w:spacing w:line="240" w:lineRule="auto"/>
@@ -26851,7 +26999,7 @@
       <w:shd w:val="clear" w:color="auto" w:fill="EDF2F8"/>
     </w:tcPr>
   </w:style>
-  <w:style w:type="table" w:customStyle="1" w:styleId="af5">
+  <w:style w:type="table" w:styleId="af5" w:customStyle="1">
     <w:basedOn w:val="NormalTable1"/>
     <w:pPr>
       <w:spacing w:line="240" w:lineRule="auto"/>
@@ -26873,7 +27021,7 @@
       <w:shd w:val="clear" w:color="auto" w:fill="EDF2F8"/>
     </w:tcPr>
   </w:style>
-  <w:style w:type="table" w:customStyle="1" w:styleId="af6">
+  <w:style w:type="table" w:styleId="af6" w:customStyle="1">
     <w:basedOn w:val="NormalTable1"/>
     <w:pPr>
       <w:spacing w:line="240" w:lineRule="auto"/>
@@ -26895,7 +27043,7 @@
       <w:shd w:val="clear" w:color="auto" w:fill="EDF2F8"/>
     </w:tcPr>
   </w:style>
-  <w:style w:type="table" w:customStyle="1" w:styleId="af7">
+  <w:style w:type="table" w:styleId="af7" w:customStyle="1">
     <w:basedOn w:val="NormalTable1"/>
     <w:pPr>
       <w:spacing w:line="240" w:lineRule="auto"/>
@@ -26917,7 +27065,7 @@
       <w:shd w:val="clear" w:color="auto" w:fill="EDF2F8"/>
     </w:tcPr>
   </w:style>
-  <w:style w:type="table" w:customStyle="1" w:styleId="af8">
+  <w:style w:type="table" w:styleId="af8" w:customStyle="1">
     <w:basedOn w:val="NormalTable1"/>
     <w:tblPr>
       <w:tblStyleRowBandSize w:val="1"/>
@@ -26930,7 +27078,7 @@
       </w:tblCellMar>
     </w:tblPr>
   </w:style>
-  <w:style w:type="table" w:customStyle="1" w:styleId="af9">
+  <w:style w:type="table" w:styleId="af9" w:customStyle="1">
     <w:basedOn w:val="NormalTable1"/>
     <w:tblPr>
       <w:tblStyleRowBandSize w:val="1"/>
@@ -26943,7 +27091,7 @@
       </w:tblCellMar>
     </w:tblPr>
   </w:style>
-  <w:style w:type="table" w:customStyle="1" w:styleId="afa">
+  <w:style w:type="table" w:styleId="afa" w:customStyle="1">
     <w:basedOn w:val="NormalTable1"/>
     <w:pPr>
       <w:spacing w:line="240" w:lineRule="auto"/>
@@ -26965,7 +27113,7 @@
       <w:shd w:val="clear" w:color="auto" w:fill="EDF2F8"/>
     </w:tcPr>
   </w:style>
-  <w:style w:type="table" w:customStyle="1" w:styleId="afb">
+  <w:style w:type="table" w:styleId="afb" w:customStyle="1">
     <w:basedOn w:val="NormalTable1"/>
     <w:pPr>
       <w:spacing w:line="240" w:lineRule="auto"/>
@@ -26987,7 +27135,7 @@
       <w:shd w:val="clear" w:color="auto" w:fill="EDF2F8"/>
     </w:tcPr>
   </w:style>
-  <w:style w:type="table" w:customStyle="1" w:styleId="afc">
+  <w:style w:type="table" w:styleId="afc" w:customStyle="1">
     <w:basedOn w:val="NormalTable1"/>
     <w:pPr>
       <w:spacing w:line="240" w:lineRule="auto"/>
@@ -27009,7 +27157,7 @@
       <w:shd w:val="clear" w:color="auto" w:fill="EDF2F8"/>
     </w:tcPr>
   </w:style>
-  <w:style w:type="table" w:customStyle="1" w:styleId="afd">
+  <w:style w:type="table" w:styleId="afd" w:customStyle="1">
     <w:basedOn w:val="NormalTable1"/>
     <w:pPr>
       <w:spacing w:line="240" w:lineRule="auto"/>
@@ -27031,7 +27179,7 @@
       <w:shd w:val="clear" w:color="auto" w:fill="EDF2F8"/>
     </w:tcPr>
   </w:style>
-  <w:style w:type="table" w:customStyle="1" w:styleId="afe">
+  <w:style w:type="table" w:styleId="afe" w:customStyle="1">
     <w:basedOn w:val="NormalTable1"/>
     <w:pPr>
       <w:spacing w:line="240" w:lineRule="auto"/>
@@ -27077,7 +27225,7 @@
       <w:outlineLvl w:val="9"/>
     </w:pPr>
     <w:rPr>
-      <w:rFonts w:asciiTheme="majorHAnsi" w:eastAsiaTheme="majorEastAsia" w:hAnsiTheme="majorHAnsi" w:cstheme="majorBidi"/>
+      <w:rFonts w:asciiTheme="majorHAnsi" w:hAnsiTheme="majorHAnsi" w:eastAsiaTheme="majorEastAsia" w:cstheme="majorBidi"/>
       <w:color w:val="365F91" w:themeColor="accent1" w:themeShade="BF"/>
       <w:sz w:val="32"/>
       <w:szCs w:val="32"/>
@@ -27101,7 +27249,7 @@
       <w:ind w:left="220"/>
     </w:pPr>
     <w:rPr>
-      <w:rFonts w:asciiTheme="minorHAnsi" w:eastAsiaTheme="minorEastAsia" w:hAnsiTheme="minorHAnsi" w:cs="Times New Roman"/>
+      <w:rFonts w:cs="Times New Roman" w:asciiTheme="minorHAnsi" w:hAnsiTheme="minorHAnsi" w:eastAsiaTheme="minorEastAsia"/>
       <w:lang w:eastAsia="es-CO"/>
     </w:rPr>
   </w:style>
@@ -27117,7 +27265,7 @@
       <w:spacing w:after="100" w:line="259" w:lineRule="auto"/>
     </w:pPr>
     <w:rPr>
-      <w:rFonts w:asciiTheme="minorHAnsi" w:eastAsiaTheme="minorEastAsia" w:hAnsiTheme="minorHAnsi" w:cs="Times New Roman"/>
+      <w:rFonts w:cs="Times New Roman" w:asciiTheme="minorHAnsi" w:hAnsiTheme="minorHAnsi" w:eastAsiaTheme="minorEastAsia"/>
       <w:lang w:eastAsia="es-CO"/>
     </w:rPr>
   </w:style>
@@ -27134,11 +27282,11 @@
       <w:ind w:left="440"/>
     </w:pPr>
     <w:rPr>
-      <w:rFonts w:asciiTheme="minorHAnsi" w:eastAsiaTheme="minorEastAsia" w:hAnsiTheme="minorHAnsi" w:cs="Times New Roman"/>
+      <w:rFonts w:cs="Times New Roman" w:asciiTheme="minorHAnsi" w:hAnsiTheme="minorHAnsi" w:eastAsiaTheme="minorEastAsia"/>
       <w:lang w:eastAsia="es-CO"/>
     </w:rPr>
   </w:style>
-  <w:style w:type="character" w:customStyle="1" w:styleId="relative">
+  <w:style w:type="character" w:styleId="relative" w:customStyle="1">
     <w:name w:val="relative"/>
     <w:basedOn w:val="Fuentedeprrafopredeter"/>
     <w:rsid w:val="0012484A"/>
@@ -27154,17 +27302,17 @@
       <w:bCs/>
     </w:rPr>
   </w:style>
-  <w:style w:type="character" w:customStyle="1" w:styleId="normaltextrun">
+  <w:style w:type="character" w:styleId="normaltextrun" w:customStyle="1">
     <w:name w:val="normaltextrun"/>
     <w:basedOn w:val="Fuentedeprrafopredeter"/>
     <w:rsid w:val="00677AAC"/>
   </w:style>
-  <w:style w:type="character" w:customStyle="1" w:styleId="eop">
+  <w:style w:type="character" w:styleId="eop" w:customStyle="1">
     <w:name w:val="eop"/>
     <w:basedOn w:val="Fuentedeprrafopredeter"/>
     <w:rsid w:val="00677AAC"/>
   </w:style>
-  <w:style w:type="paragraph" w:customStyle="1" w:styleId="paragraph">
+  <w:style w:type="paragraph" w:styleId="paragraph" w:customStyle="1">
     <w:name w:val="paragraph"/>
     <w:basedOn w:val="Normal"/>
     <w:rsid w:val="00677AAC"/>
@@ -27172,7 +27320,7 @@
       <w:spacing w:before="100" w:beforeAutospacing="1" w:after="100" w:afterAutospacing="1" w:line="240" w:lineRule="auto"/>
     </w:pPr>
     <w:rPr>
-      <w:rFonts w:ascii="Times New Roman" w:eastAsia="Times New Roman" w:hAnsi="Times New Roman" w:cs="Times New Roman"/>
+      <w:rFonts w:ascii="Times New Roman" w:hAnsi="Times New Roman" w:eastAsia="Times New Roman" w:cs="Times New Roman"/>
       <w:sz w:val="24"/>
       <w:szCs w:val="24"/>
       <w:lang w:val="en-US" w:eastAsia="en-US"/>
@@ -27209,7 +27357,7 @@
       <w:lang w:eastAsia="es-CO"/>
     </w:rPr>
   </w:style>
-  <w:style w:type="character" w:customStyle="1" w:styleId="Mencionar1">
+  <w:style w:type="character" w:styleId="Mencionar1" w:customStyle="1">
     <w:name w:val="Mencionar1"/>
     <w:basedOn w:val="Fuentedeprrafopredeter"/>
     <w:uiPriority w:val="99"/>
@@ -27220,22 +27368,22 @@
       <w:shd w:val="clear" w:color="auto" w:fill="E1DFDD"/>
     </w:rPr>
   </w:style>
-  <w:style w:type="character" w:customStyle="1" w:styleId="fadeinm1hgl8">
+  <w:style w:type="character" w:styleId="fadeinm1hgl8" w:customStyle="1">
     <w:name w:val="_fadein_m1hgl_8"/>
     <w:basedOn w:val="Fuentedeprrafopredeter"/>
     <w:rsid w:val="00F07A52"/>
   </w:style>
-  <w:style w:type="character" w:customStyle="1" w:styleId="ms-1">
+  <w:style w:type="character" w:styleId="ms-1" w:customStyle="1">
     <w:name w:val="ms-1"/>
     <w:basedOn w:val="Fuentedeprrafopredeter"/>
     <w:rsid w:val="00E76E3C"/>
   </w:style>
-  <w:style w:type="character" w:customStyle="1" w:styleId="max-w-full">
+  <w:style w:type="character" w:styleId="max-w-full" w:customStyle="1">
     <w:name w:val="max-w-full"/>
     <w:basedOn w:val="Fuentedeprrafopredeter"/>
     <w:rsid w:val="00E76E3C"/>
   </w:style>
-  <w:style w:type="character" w:customStyle="1" w:styleId="katex">
+  <w:style w:type="character" w:styleId="katex" w:customStyle="1">
     <w:name w:val="katex"/>
     <w:basedOn w:val="Fuentedeprrafopredeter"/>
     <w:rsid w:val="004F2B4B"/>
@@ -27252,7 +27400,7 @@
       <w:shd w:val="clear" w:color="auto" w:fill="E1DFDD"/>
     </w:rPr>
   </w:style>
-  <w:style w:type="character" w:customStyle="1" w:styleId="wacimagecontainer">
+  <w:style w:type="character" w:styleId="wacimagecontainer" w:customStyle="1">
     <w:name w:val="wacimagecontainer"/>
     <w:basedOn w:val="Fuentedeprrafopredeter"/>
     <w:rsid w:val="00A87C38"/>
@@ -27592,8 +27740,8 @@
 </file>
 
 <file path=customXml/item2.xml><?xml version="1.0" encoding="utf-8"?>
-<ct:contentTypeSchema xmlns:ct="http://schemas.microsoft.com/office/2006/metadata/contentType" xmlns:ma="http://schemas.microsoft.com/office/2006/metadata/properties/metaAttributes" ct:_="" ma:_="" ma:contentTypeName="Documento" ma:contentTypeID="0x01010049282E1EDBE9234EA9E6D38F720E265F" ma:contentTypeVersion="15" ma:contentTypeDescription="Crear nuevo documento." ma:contentTypeScope="" ma:versionID="b31c7aa9eaf043a08b87120b3c4916e3">
-  <xsd:schema xmlns:xsd="http://www.w3.org/2001/XMLSchema" xmlns:xs="http://www.w3.org/2001/XMLSchema" xmlns:p="http://schemas.microsoft.com/office/2006/metadata/properties" xmlns:ns2="cb45339b-ced9-4d0d-8f64-77573914d53b" xmlns:ns3="43a3ca16-9c26-4813-b83f-4aec9927b43f" targetNamespace="http://schemas.microsoft.com/office/2006/metadata/properties" ma:root="true" ma:fieldsID="3533d065b04d75c457075bc55f1f5315" ns2:_="" ns3:_="">
+<ct:contentTypeSchema xmlns:ct="http://schemas.microsoft.com/office/2006/metadata/contentType" xmlns:ma="http://schemas.microsoft.com/office/2006/metadata/properties/metaAttributes" ct:_="" ma:_="" ma:contentTypeName="Documento" ma:contentTypeID="0x01010049282E1EDBE9234EA9E6D38F720E265F" ma:contentTypeVersion="15" ma:contentTypeDescription="Crear nuevo documento." ma:contentTypeScope="" ma:versionID="246b9718a1b9e2bc583861675276bcbc">
+  <xsd:schema xmlns:xsd="http://www.w3.org/2001/XMLSchema" xmlns:xs="http://www.w3.org/2001/XMLSchema" xmlns:p="http://schemas.microsoft.com/office/2006/metadata/properties" xmlns:ns2="cb45339b-ced9-4d0d-8f64-77573914d53b" xmlns:ns3="43a3ca16-9c26-4813-b83f-4aec9927b43f" targetNamespace="http://schemas.microsoft.com/office/2006/metadata/properties" ma:root="true" ma:fieldsID="7377b0d4658e4b0f597d3558396b6c62" ns2:_="" ns3:_="">
     <xsd:import namespace="cb45339b-ced9-4d0d-8f64-77573914d53b"/>
     <xsd:import namespace="43a3ca16-9c26-4813-b83f-4aec9927b43f"/>
     <xsd:element name="properties">
@@ -27857,22 +28005,7 @@
 </file>
 
 <file path=customXml/itemProps2.xml><?xml version="1.0" encoding="utf-8"?>
-<ds:datastoreItem xmlns:ds="http://schemas.openxmlformats.org/officeDocument/2006/customXml" ds:itemID="{D6ED2698-6624-4F3F-B721-CD8B61DBD784}">
-  <ds:schemaRefs>
-    <ds:schemaRef ds:uri="http://schemas.microsoft.com/office/2006/metadata/contentType"/>
-    <ds:schemaRef ds:uri="http://schemas.microsoft.com/office/2006/metadata/properties/metaAttributes"/>
-    <ds:schemaRef ds:uri="http://www.w3.org/2001/XMLSchema"/>
-    <ds:schemaRef ds:uri="http://schemas.microsoft.com/office/2006/metadata/properties"/>
-    <ds:schemaRef ds:uri="cb45339b-ced9-4d0d-8f64-77573914d53b"/>
-    <ds:schemaRef ds:uri="43a3ca16-9c26-4813-b83f-4aec9927b43f"/>
-    <ds:schemaRef ds:uri="http://schemas.microsoft.com/office/2006/documentManagement/types"/>
-    <ds:schemaRef ds:uri="http://schemas.microsoft.com/office/infopath/2007/PartnerControls"/>
-    <ds:schemaRef ds:uri="http://schemas.openxmlformats.org/package/2006/metadata/core-properties"/>
-    <ds:schemaRef ds:uri="http://purl.org/dc/elements/1.1/"/>
-    <ds:schemaRef ds:uri="http://purl.org/dc/terms/"/>
-    <ds:schemaRef ds:uri="http://schemas.microsoft.com/internal/obd"/>
-  </ds:schemaRefs>
-</ds:datastoreItem>
+<ds:datastoreItem xmlns:ds="http://schemas.openxmlformats.org/officeDocument/2006/customXml" ds:itemID="{627A8980-4158-4F1B-A872-799AD0DFF5CA}"/>
 </file>
 
 <file path=customXml/itemProps3.xml><?xml version="1.0" encoding="utf-8"?>
